--- a/IoT & ROBOTIC/NARA-WH/NARA-WH_1.docx
+++ b/IoT & ROBOTIC/NARA-WH/NARA-WH_1.docx
@@ -774,12 +774,7 @@
         <w:bidi w:val="0"/>
         <w:ind w:hanging="0" w:start="0"/>
         <w:jc w:val="center"/>
-        <w:rPr>
-          <w:rFonts w:ascii="Times New Roman" w:hAnsi="Times New Roman"/>
-          <w:sz w:val="28"/>
-          <w:szCs w:val="28"/>
-          <w:lang w:val="id-ID"/>
-        </w:rPr>
+        <w:rPr/>
       </w:pPr>
       <w:r>
         <w:rPr>
@@ -801,12 +796,7 @@
         <w:bidi w:val="0"/>
         <w:ind w:hanging="0" w:start="0"/>
         <w:jc w:val="center"/>
-        <w:rPr>
-          <w:rFonts w:ascii="Times New Roman" w:hAnsi="Times New Roman"/>
-          <w:sz w:val="28"/>
-          <w:szCs w:val="28"/>
-          <w:lang w:val="id-ID"/>
-        </w:rPr>
+        <w:rPr/>
       </w:pPr>
       <w:r>
         <w:rPr>
@@ -828,12 +818,7 @@
         <w:bidi w:val="0"/>
         <w:ind w:hanging="0" w:start="0"/>
         <w:jc w:val="center"/>
-        <w:rPr>
-          <w:rFonts w:ascii="Times New Roman" w:hAnsi="Times New Roman"/>
-          <w:sz w:val="28"/>
-          <w:szCs w:val="28"/>
-          <w:lang w:val="id-ID"/>
-        </w:rPr>
+        <w:rPr/>
       </w:pPr>
       <w:r>
         <w:rPr>
@@ -855,12 +840,7 @@
         <w:bidi w:val="0"/>
         <w:ind w:hanging="0" w:start="0"/>
         <w:jc w:val="center"/>
-        <w:rPr>
-          <w:rFonts w:ascii="Times New Roman" w:hAnsi="Times New Roman"/>
-          <w:sz w:val="24"/>
-          <w:szCs w:val="24"/>
-          <w:lang w:val="id-ID"/>
-        </w:rPr>
+        <w:rPr/>
       </w:pPr>
       <w:r>
         <w:rPr>
@@ -882,12 +862,7 @@
         <w:bidi w:val="0"/>
         <w:ind w:hanging="0" w:start="0"/>
         <w:jc w:val="center"/>
-        <w:rPr>
-          <w:rFonts w:ascii="Times New Roman" w:hAnsi="Times New Roman"/>
-          <w:sz w:val="24"/>
-          <w:szCs w:val="24"/>
-          <w:lang w:val="id-ID"/>
-        </w:rPr>
+        <w:rPr/>
       </w:pPr>
       <w:r>
         <w:rPr>
@@ -929,9 +904,14 @@
     </w:p>
     <w:p>
       <w:pPr>
-        <w:pStyle w:val="BodyText"/>
+        <w:pStyle w:val="Heading5"/>
+        <w:numPr>
+          <w:ilvl w:val="0"/>
+          <w:numId w:val="0"/>
+        </w:numPr>
         <w:bidi w:val="0"/>
         <w:spacing w:lineRule="auto" w:line="480"/>
+        <w:ind w:hanging="0" w:start="0"/>
         <w:jc w:val="center"/>
         <w:rPr>
           <w:rFonts w:ascii="Times New Roman" w:hAnsi="Times New Roman"/>
@@ -956,9 +936,14 @@
     </w:p>
     <w:p>
       <w:pPr>
-        <w:pStyle w:val="BodyText"/>
+        <w:pStyle w:val="Heading5"/>
+        <w:numPr>
+          <w:ilvl w:val="0"/>
+          <w:numId w:val="0"/>
+        </w:numPr>
         <w:bidi w:val="0"/>
         <w:spacing w:lineRule="auto" w:line="480"/>
+        <w:ind w:hanging="0" w:start="0"/>
         <w:jc w:val="center"/>
         <w:rPr>
           <w:rFonts w:ascii="Times New Roman" w:hAnsi="Times New Roman"/>
@@ -1835,14 +1820,7 @@
           <w:i w:val="false"/>
           <w:iCs w:val="false"/>
         </w:rPr>
-        <w:t xml:space="preserve"> </w:t>
-      </w:r>
-      <w:r>
-        <w:rPr>
-          <w:i w:val="false"/>
-          <w:iCs w:val="false"/>
-        </w:rPr>
-        <w:t>dalam melakukan tranmisi data kualitas air pada kondisi jaringan tanpa internet</w:t>
+        <w:t xml:space="preserve"> dalam melakukan tranmisi data kualitas air pada kondisi jaringan tanpa internet</w:t>
       </w:r>
     </w:p>
     <w:p>
@@ -2268,6 +2246,32 @@
       <w:pPr>
         <w:pStyle w:val="BodyText"/>
         <w:bidi w:val="0"/>
+        <w:spacing w:lineRule="auto" w:line="240" w:before="0" w:after="140"/>
+        <w:jc w:val="center"/>
+        <w:rPr>
+          <w:rFonts w:ascii="Times New Roman" w:hAnsi="Times New Roman"/>
+          <w:b/>
+          <w:bCs/>
+          <w:sz w:val="24"/>
+          <w:szCs w:val="24"/>
+          <w:lang w:val="id-ID"/>
+        </w:rPr>
+      </w:pPr>
+      <w:r>
+        <w:rPr>
+          <w:rFonts w:ascii="Times New Roman" w:hAnsi="Times New Roman"/>
+          <w:b/>
+          <w:bCs/>
+          <w:sz w:val="24"/>
+          <w:szCs w:val="24"/>
+          <w:lang w:val="id-ID"/>
+        </w:rPr>
+      </w:r>
+    </w:p>
+    <w:p>
+      <w:pPr>
+        <w:pStyle w:val="BodyText"/>
+        <w:bidi w:val="0"/>
         <w:spacing w:lineRule="auto" w:line="240"/>
         <w:jc w:val="center"/>
         <w:rPr>
@@ -2288,6 +2292,7 @@
           <w:szCs w:val="24"/>
           <w:lang w:val="id-ID"/>
         </w:rPr>
+        <w:t>BAB 2</w:t>
       </w:r>
     </w:p>
     <w:p>
@@ -2298,34 +2303,23 @@
         <w:jc w:val="center"/>
         <w:rPr>
           <w:rFonts w:ascii="Times New Roman" w:hAnsi="Times New Roman"/>
-          <w:b/>
-          <w:bCs/>
-          <w:sz w:val="24"/>
-          <w:szCs w:val="24"/>
-          <w:lang w:val="id-ID"/>
-        </w:rPr>
-      </w:pPr>
-      <w:r>
-        <w:rPr>
-          <w:rFonts w:ascii="Times New Roman" w:hAnsi="Times New Roman"/>
-          <w:b/>
-          <w:bCs/>
-          <w:sz w:val="24"/>
-          <w:szCs w:val="24"/>
-          <w:lang w:val="id-ID"/>
-        </w:rPr>
-        <w:t xml:space="preserve">BAB </w:t>
-      </w:r>
-      <w:r>
-        <w:rPr>
-          <w:rFonts w:ascii="Times New Roman" w:hAnsi="Times New Roman"/>
-          <w:b/>
-          <w:bCs/>
-          <w:sz w:val="24"/>
-          <w:szCs w:val="24"/>
-          <w:lang w:val="id-ID"/>
-        </w:rPr>
-        <w:t>2</w:t>
+          <w:b w:val="false"/>
+          <w:bCs w:val="false"/>
+          <w:sz w:val="24"/>
+          <w:szCs w:val="24"/>
+          <w:lang w:val="id-ID"/>
+        </w:rPr>
+      </w:pPr>
+      <w:r>
+        <w:rPr>
+          <w:rFonts w:ascii="Times New Roman" w:hAnsi="Times New Roman"/>
+          <w:b/>
+          <w:bCs/>
+          <w:sz w:val="24"/>
+          <w:szCs w:val="24"/>
+          <w:lang w:val="id-ID"/>
+        </w:rPr>
+        <w:t>KAJIAN PUSTAKA</w:t>
       </w:r>
     </w:p>
     <w:p>
@@ -2346,35 +2340,8 @@
       <w:r>
         <w:rPr>
           <w:rFonts w:ascii="Times New Roman" w:hAnsi="Times New Roman"/>
-          <w:b/>
-          <w:bCs/>
-          <w:sz w:val="24"/>
-          <w:szCs w:val="24"/>
-          <w:lang w:val="id-ID"/>
-        </w:rPr>
-        <w:t>KAJIAN PUSTAKA</w:t>
-      </w:r>
-    </w:p>
-    <w:p>
-      <w:pPr>
-        <w:pStyle w:val="BodyText"/>
-        <w:bidi w:val="0"/>
-        <w:spacing w:lineRule="auto" w:line="240"/>
-        <w:jc w:val="center"/>
-        <w:rPr>
-          <w:rFonts w:ascii="Times New Roman" w:hAnsi="Times New Roman"/>
-          <w:b w:val="false"/>
-          <w:bCs w:val="false"/>
-          <w:sz w:val="24"/>
-          <w:szCs w:val="24"/>
-          <w:lang w:val="id-ID"/>
-        </w:rPr>
-      </w:pPr>
-      <w:r>
-        <w:rPr>
-          <w:rFonts w:ascii="Times New Roman" w:hAnsi="Times New Roman"/>
-          <w:b/>
-          <w:bCs/>
+          <w:b w:val="false"/>
+          <w:bCs w:val="false"/>
           <w:sz w:val="24"/>
           <w:szCs w:val="24"/>
           <w:lang w:val="id-ID"/>
@@ -2634,46 +2601,7 @@
           <w:szCs w:val="24"/>
           <w:lang w:val="id-ID"/>
         </w:rPr>
-        <w:t xml:space="preserve">Banjir mengakibatkan hilangnya pembatas fisik antara saluran pembuangan limbah dengan saluran air bersih warga. </w:t>
-      </w:r>
-      <w:r>
-        <w:rPr>
-          <w:rFonts w:ascii="Times New Roman" w:hAnsi="Times New Roman"/>
-          <w:b w:val="false"/>
-          <w:bCs w:val="false"/>
-          <w:i w:val="false"/>
-          <w:iCs w:val="false"/>
-          <w:sz w:val="24"/>
-          <w:szCs w:val="24"/>
-          <w:lang w:val="id-ID"/>
-        </w:rPr>
-        <w:t>Hal ini mengakibatkan</w:t>
-      </w:r>
-      <w:r>
-        <w:rPr>
-          <w:rFonts w:ascii="Times New Roman" w:hAnsi="Times New Roman"/>
-          <w:b w:val="false"/>
-          <w:bCs w:val="false"/>
-          <w:i w:val="false"/>
-          <w:iCs w:val="false"/>
-          <w:sz w:val="24"/>
-          <w:szCs w:val="24"/>
-          <w:lang w:val="id-ID"/>
-        </w:rPr>
-        <w:t xml:space="preserve"> </w:t>
-      </w:r>
-      <w:r>
-        <w:rPr>
-          <w:rFonts w:ascii="Times New Roman" w:hAnsi="Times New Roman"/>
-          <w:b w:val="false"/>
-          <w:bCs w:val="false"/>
-          <w:i w:val="false"/>
-          <w:iCs w:val="false"/>
-          <w:sz w:val="24"/>
-          <w:szCs w:val="24"/>
-          <w:lang w:val="id-ID"/>
-        </w:rPr>
-        <w:t>bercampurnya limbah domestik dengan air banjir yang kemudian menginfiltrasi sumur warga</w:t>
+        <w:t>Banjir mengakibatkan hilangnya pembatas fisik antara saluran pembuangan limbah dengan saluran air bersih warga. Hal ini mengakibatkan bercampurnya limbah domestik dengan air banjir yang kemudian menginfiltrasi sumur warga</w:t>
       </w:r>
     </w:p>
     <w:p>
@@ -2822,20 +2750,7 @@
           <w:szCs w:val="24"/>
           <w:lang w:val="id-ID"/>
         </w:rPr>
-        <w:t xml:space="preserve">(leptospirosis), memiliki daya tahan yang bervariasi di lingkungan air. Hal ini merupakan dampak dari </w:t>
-      </w:r>
-      <w:r>
-        <w:rPr>
-          <w:rFonts w:ascii="Times New Roman" w:hAnsi="Times New Roman"/>
-          <w:b w:val="false"/>
-          <w:bCs w:val="false"/>
-          <w:i w:val="false"/>
-          <w:iCs w:val="false"/>
-          <w:sz w:val="24"/>
-          <w:szCs w:val="24"/>
-          <w:lang w:val="id-ID"/>
-        </w:rPr>
-        <w:t>tanah yang berperan menjadi filter alami mikroorganisme menjadi sangat jenuh dikarenakan banjir.</w:t>
+        <w:t>(leptospirosis), memiliki daya tahan yang bervariasi di lingkungan air. Hal ini merupakan dampak dari tanah yang berperan menjadi filter alami mikroorganisme menjadi sangat jenuh dikarenakan banjir.</w:t>
       </w:r>
     </w:p>
     <w:p>
@@ -3093,22 +3008,7 @@
           <w:szCs w:val="24"/>
           <w:lang w:val="id-ID" w:eastAsia="zh-CN" w:bidi="hi-IN"/>
         </w:rPr>
-        <w:t xml:space="preserve">bekerja melalui prinsip pengukuran konduktivitas listrik air, di mana partikel yang </w:t>
-      </w:r>
-      <w:r>
-        <w:rPr>
-          <w:rFonts w:eastAsia="Noto Sans CJK HK" w:cs="FreeSans" w:ascii="Times New Roman" w:hAnsi="Times New Roman"/>
-          <w:b w:val="false"/>
-          <w:bCs w:val="false"/>
-          <w:i w:val="false"/>
-          <w:iCs w:val="false"/>
-          <w:color w:val="auto"/>
-          <w:kern w:val="2"/>
-          <w:sz w:val="24"/>
-          <w:szCs w:val="24"/>
-          <w:lang w:val="id-ID" w:eastAsia="zh-CN" w:bidi="hi-IN"/>
-        </w:rPr>
-        <w:t xml:space="preserve">terionisasi akan bekerja sebagai penghantar arus listrik. Satuan yang digunakan berupa </w:t>
+        <w:t xml:space="preserve">bekerja melalui prinsip pengukuran konduktivitas listrik air, di mana partikel yang terionisasi akan bekerja sebagai penghantar arus listrik. Satuan yang digunakan berupa </w:t>
       </w:r>
       <w:r>
         <w:rPr>
@@ -3561,7 +3461,7 @@
           <w:szCs w:val="24"/>
           <w:lang w:val="id-ID" w:eastAsia="zh-CN" w:bidi="hi-IN"/>
         </w:rPr>
-        <w:t>merupakan tranreciever nirkabel yang berbasis LoRa (</w:t>
+        <w:t xml:space="preserve">merupakan </w:t>
       </w:r>
       <w:r>
         <w:rPr>
@@ -3576,6 +3476,36 @@
           <w:szCs w:val="24"/>
           <w:lang w:val="id-ID" w:eastAsia="zh-CN" w:bidi="hi-IN"/>
         </w:rPr>
+        <w:t>transciever</w:t>
+      </w:r>
+      <w:r>
+        <w:rPr>
+          <w:rFonts w:eastAsia="Noto Sans CJK HK" w:cs="FreeSans" w:ascii="Times New Roman" w:hAnsi="Times New Roman"/>
+          <w:b w:val="false"/>
+          <w:bCs w:val="false"/>
+          <w:i w:val="false"/>
+          <w:iCs w:val="false"/>
+          <w:color w:val="auto"/>
+          <w:kern w:val="2"/>
+          <w:sz w:val="24"/>
+          <w:szCs w:val="24"/>
+          <w:lang w:val="id-ID" w:eastAsia="zh-CN" w:bidi="hi-IN"/>
+        </w:rPr>
+        <w:t xml:space="preserve"> nirkabel yang berbasis LoRa (</w:t>
+      </w:r>
+      <w:r>
+        <w:rPr>
+          <w:rFonts w:eastAsia="Noto Sans CJK HK" w:cs="FreeSans" w:ascii="Times New Roman" w:hAnsi="Times New Roman"/>
+          <w:b w:val="false"/>
+          <w:bCs w:val="false"/>
+          <w:i/>
+          <w:iCs/>
+          <w:color w:val="auto"/>
+          <w:kern w:val="2"/>
+          <w:sz w:val="24"/>
+          <w:szCs w:val="24"/>
+          <w:lang w:val="id-ID" w:eastAsia="zh-CN" w:bidi="hi-IN"/>
+        </w:rPr>
         <w:t>Long Range</w:t>
       </w:r>
       <w:r>
@@ -3592,6 +3522,787 @@
           <w:lang w:val="id-ID" w:eastAsia="zh-CN" w:bidi="hi-IN"/>
         </w:rPr>
         <w:t>) dari Semtech. Modul ini menggunakan pita frekuensi 433MHz dan mampu mencapai jarak komunikasi hingga 10 km dengan komsumsi daya yang rendah. Modul ini juga memiliki sensivitas tinggi yang berada di angka -148 dBm, serta dilengkapi dengan anti jamming yang kuat.</w:t>
+      </w:r>
+    </w:p>
+    <w:p>
+      <w:pPr>
+        <w:pStyle w:val="BodyText"/>
+        <w:bidi w:val="0"/>
+        <w:spacing w:lineRule="auto" w:line="240"/>
+        <w:ind w:hanging="0"/>
+        <w:jc w:val="start"/>
+        <w:rPr/>
+      </w:pPr>
+      <w:r>
+        <w:rPr>
+          <w:b/>
+          <w:bCs/>
+        </w:rPr>
+        <w:t>2.4 SISTEM NAVIGASI DAN IoT DALAM KONDISI DARURAT</w:t>
+      </w:r>
+    </w:p>
+    <w:p>
+      <w:pPr>
+        <w:pStyle w:val="BodyText"/>
+        <w:widowControl/>
+        <w:numPr>
+          <w:ilvl w:val="0"/>
+          <w:numId w:val="7"/>
+        </w:numPr>
+        <w:suppressAutoHyphens w:val="true"/>
+        <w:bidi w:val="0"/>
+        <w:spacing w:lineRule="auto" w:line="360" w:before="0" w:after="140"/>
+        <w:jc w:val="both"/>
+        <w:rPr>
+          <w:rFonts w:ascii="Times New Roman" w:hAnsi="Times New Roman" w:eastAsia="Noto Sans CJK HK" w:cs="FreeSans"/>
+          <w:b w:val="false"/>
+          <w:bCs w:val="false"/>
+          <w:i w:val="false"/>
+          <w:iCs w:val="false"/>
+          <w:color w:val="auto"/>
+          <w:kern w:val="2"/>
+          <w:sz w:val="24"/>
+          <w:szCs w:val="24"/>
+          <w:lang w:val="id-ID" w:eastAsia="zh-CN" w:bidi="hi-IN"/>
+        </w:rPr>
+      </w:pPr>
+      <w:r>
+        <w:rPr>
+          <w:rFonts w:eastAsia="Noto Sans CJK HK" w:cs="FreeSans" w:ascii="Times New Roman" w:hAnsi="Times New Roman"/>
+          <w:b w:val="false"/>
+          <w:bCs w:val="false"/>
+          <w:i w:val="false"/>
+          <w:iCs w:val="false"/>
+          <w:color w:val="auto"/>
+          <w:kern w:val="2"/>
+          <w:sz w:val="24"/>
+          <w:szCs w:val="24"/>
+          <w:lang w:val="id-ID" w:eastAsia="zh-CN" w:bidi="hi-IN"/>
+        </w:rPr>
+        <w:t>Konsep navigasi berbasis Radio</w:t>
+      </w:r>
+    </w:p>
+    <w:p>
+      <w:pPr>
+        <w:pStyle w:val="BodyText"/>
+        <w:widowControl/>
+        <w:numPr>
+          <w:ilvl w:val="0"/>
+          <w:numId w:val="0"/>
+        </w:numPr>
+        <w:suppressAutoHyphens w:val="true"/>
+        <w:bidi w:val="0"/>
+        <w:spacing w:lineRule="auto" w:line="360" w:before="0" w:after="140"/>
+        <w:ind w:hanging="0" w:start="720"/>
+        <w:jc w:val="both"/>
+        <w:rPr>
+          <w:rFonts w:ascii="Times New Roman" w:hAnsi="Times New Roman" w:eastAsia="Noto Sans CJK HK" w:cs="FreeSans"/>
+          <w:b w:val="false"/>
+          <w:bCs w:val="false"/>
+          <w:i/>
+          <w:iCs/>
+          <w:color w:val="auto"/>
+          <w:kern w:val="2"/>
+          <w:sz w:val="24"/>
+          <w:szCs w:val="24"/>
+          <w:lang w:val="id-ID" w:eastAsia="zh-CN" w:bidi="hi-IN"/>
+        </w:rPr>
+      </w:pPr>
+      <w:r>
+        <w:rPr>
+          <w:rFonts w:eastAsia="Noto Sans CJK HK" w:cs="FreeSans" w:ascii="Times New Roman" w:hAnsi="Times New Roman"/>
+          <w:b w:val="false"/>
+          <w:bCs w:val="false"/>
+          <w:i/>
+          <w:iCs/>
+          <w:color w:val="auto"/>
+          <w:kern w:val="2"/>
+          <w:sz w:val="24"/>
+          <w:szCs w:val="24"/>
+          <w:lang w:val="id-ID" w:eastAsia="zh-CN" w:bidi="hi-IN"/>
+        </w:rPr>
+        <w:t xml:space="preserve">NARA-WH </w:t>
+      </w:r>
+      <w:r>
+        <w:rPr>
+          <w:rFonts w:eastAsia="Noto Sans CJK HK" w:cs="FreeSans" w:ascii="Times New Roman" w:hAnsi="Times New Roman"/>
+          <w:b w:val="false"/>
+          <w:bCs w:val="false"/>
+          <w:i w:val="false"/>
+          <w:iCs w:val="false"/>
+          <w:color w:val="auto"/>
+          <w:kern w:val="2"/>
+          <w:sz w:val="24"/>
+          <w:szCs w:val="24"/>
+          <w:lang w:val="id-ID" w:eastAsia="zh-CN" w:bidi="hi-IN"/>
+        </w:rPr>
+        <w:t xml:space="preserve">memiliki sistem navigasi yang tidak menggandalkan peta online seperti </w:t>
+      </w:r>
+      <w:r>
+        <w:rPr>
+          <w:rFonts w:eastAsia="Noto Sans CJK HK" w:cs="FreeSans" w:ascii="Times New Roman" w:hAnsi="Times New Roman"/>
+          <w:b w:val="false"/>
+          <w:bCs w:val="false"/>
+          <w:i/>
+          <w:iCs/>
+          <w:color w:val="auto"/>
+          <w:kern w:val="2"/>
+          <w:sz w:val="24"/>
+          <w:szCs w:val="24"/>
+          <w:lang w:val="id-ID" w:eastAsia="zh-CN" w:bidi="hi-IN"/>
+        </w:rPr>
+        <w:t xml:space="preserve">Google Maps </w:t>
+      </w:r>
+      <w:r>
+        <w:rPr>
+          <w:rFonts w:eastAsia="Noto Sans CJK HK" w:cs="FreeSans" w:ascii="Times New Roman" w:hAnsi="Times New Roman"/>
+          <w:b w:val="false"/>
+          <w:bCs w:val="false"/>
+          <w:i w:val="false"/>
+          <w:iCs w:val="false"/>
+          <w:color w:val="auto"/>
+          <w:kern w:val="2"/>
+          <w:sz w:val="24"/>
+          <w:szCs w:val="24"/>
+          <w:lang w:val="id-ID" w:eastAsia="zh-CN" w:bidi="hi-IN"/>
+        </w:rPr>
+        <w:t xml:space="preserve">hal ini dilakukan berdasarkan hasil observasi pada lokasi pascabencana banjir yang dimana sering kali kehilangan akses internet akibat rusaknya infrastruktur. Secara teori unit </w:t>
+      </w:r>
+      <w:r>
+        <w:rPr>
+          <w:rFonts w:eastAsia="Noto Sans CJK HK" w:cs="FreeSans" w:ascii="Times New Roman" w:hAnsi="Times New Roman"/>
+          <w:b w:val="false"/>
+          <w:bCs w:val="false"/>
+          <w:i/>
+          <w:iCs/>
+          <w:color w:val="auto"/>
+          <w:kern w:val="2"/>
+          <w:sz w:val="24"/>
+          <w:szCs w:val="24"/>
+          <w:lang w:val="id-ID" w:eastAsia="zh-CN" w:bidi="hi-IN"/>
+        </w:rPr>
+        <w:t xml:space="preserve">Guardian </w:t>
+      </w:r>
+      <w:r>
+        <w:rPr>
+          <w:rFonts w:eastAsia="Noto Sans CJK HK" w:cs="FreeSans" w:ascii="Times New Roman" w:hAnsi="Times New Roman"/>
+          <w:b w:val="false"/>
+          <w:bCs w:val="false"/>
+          <w:i w:val="false"/>
+          <w:iCs w:val="false"/>
+          <w:color w:val="auto"/>
+          <w:kern w:val="2"/>
+          <w:sz w:val="24"/>
+          <w:szCs w:val="24"/>
+          <w:lang w:val="id-ID" w:eastAsia="zh-CN" w:bidi="hi-IN"/>
+        </w:rPr>
+        <w:t xml:space="preserve">bertindak sebagai titik acuan yang akan memancarkan sinyal identitas melalui modul </w:t>
+      </w:r>
+      <w:r>
+        <w:rPr>
+          <w:rFonts w:eastAsia="Noto Sans CJK HK" w:cs="FreeSans" w:ascii="Times New Roman" w:hAnsi="Times New Roman"/>
+          <w:b w:val="false"/>
+          <w:bCs w:val="false"/>
+          <w:i/>
+          <w:iCs/>
+          <w:color w:val="auto"/>
+          <w:kern w:val="2"/>
+          <w:sz w:val="24"/>
+          <w:szCs w:val="24"/>
+          <w:lang w:val="id-ID" w:eastAsia="zh-CN" w:bidi="hi-IN"/>
+        </w:rPr>
+        <w:t xml:space="preserve">LoRa SX1278. </w:t>
+      </w:r>
+      <w:r>
+        <w:rPr>
+          <w:rFonts w:eastAsia="Noto Sans CJK HK" w:cs="FreeSans" w:ascii="Times New Roman" w:hAnsi="Times New Roman"/>
+          <w:b w:val="false"/>
+          <w:bCs w:val="false"/>
+          <w:i w:val="false"/>
+          <w:iCs w:val="false"/>
+          <w:color w:val="auto"/>
+          <w:kern w:val="2"/>
+          <w:sz w:val="24"/>
+          <w:szCs w:val="24"/>
+          <w:lang w:val="id-ID" w:eastAsia="zh-CN" w:bidi="hi-IN"/>
+        </w:rPr>
+        <w:t xml:space="preserve">Yang kemudian unit </w:t>
+      </w:r>
+      <w:r>
+        <w:rPr>
+          <w:rFonts w:eastAsia="Noto Sans CJK HK" w:cs="FreeSans" w:ascii="Times New Roman" w:hAnsi="Times New Roman"/>
+          <w:b w:val="false"/>
+          <w:bCs w:val="false"/>
+          <w:i/>
+          <w:iCs/>
+          <w:color w:val="auto"/>
+          <w:kern w:val="2"/>
+          <w:sz w:val="24"/>
+          <w:szCs w:val="24"/>
+          <w:lang w:val="id-ID" w:eastAsia="zh-CN" w:bidi="hi-IN"/>
+        </w:rPr>
+        <w:t>Navigator</w:t>
+      </w:r>
+      <w:r>
+        <w:rPr>
+          <w:rFonts w:eastAsia="Noto Sans CJK HK" w:cs="FreeSans" w:ascii="Times New Roman" w:hAnsi="Times New Roman"/>
+          <w:b w:val="false"/>
+          <w:bCs w:val="false"/>
+          <w:i w:val="false"/>
+          <w:iCs w:val="false"/>
+          <w:color w:val="auto"/>
+          <w:kern w:val="2"/>
+          <w:sz w:val="24"/>
+          <w:szCs w:val="24"/>
+          <w:lang w:val="id-ID" w:eastAsia="zh-CN" w:bidi="hi-IN"/>
+        </w:rPr>
+        <w:t xml:space="preserve"> akan menerima sinyal tersebut dan menghitung kekuatan sinyal (</w:t>
+      </w:r>
+      <w:r>
+        <w:rPr>
+          <w:rFonts w:eastAsia="Noto Sans CJK HK" w:cs="FreeSans" w:ascii="Times New Roman" w:hAnsi="Times New Roman"/>
+          <w:b w:val="false"/>
+          <w:bCs w:val="false"/>
+          <w:i/>
+          <w:iCs/>
+          <w:color w:val="auto"/>
+          <w:kern w:val="2"/>
+          <w:sz w:val="24"/>
+          <w:szCs w:val="24"/>
+          <w:lang w:val="id-ID" w:eastAsia="zh-CN" w:bidi="hi-IN"/>
+        </w:rPr>
+        <w:t>Received Signal Strenght Indicator / RSSI</w:t>
+      </w:r>
+      <w:r>
+        <w:rPr>
+          <w:rFonts w:eastAsia="Noto Sans CJK HK" w:cs="FreeSans" w:ascii="Times New Roman" w:hAnsi="Times New Roman"/>
+          <w:b w:val="false"/>
+          <w:bCs w:val="false"/>
+          <w:i w:val="false"/>
+          <w:iCs w:val="false"/>
+          <w:color w:val="auto"/>
+          <w:kern w:val="2"/>
+          <w:sz w:val="24"/>
+          <w:szCs w:val="24"/>
+          <w:lang w:val="id-ID" w:eastAsia="zh-CN" w:bidi="hi-IN"/>
+        </w:rPr>
+        <w:t>) atau menerjemahkan koordinat untuk menentukan arah dan jarak relatif pengguna menuju ke sumber Air</w:t>
+      </w:r>
+    </w:p>
+    <w:p>
+      <w:pPr>
+        <w:pStyle w:val="BodyText"/>
+        <w:widowControl/>
+        <w:numPr>
+          <w:ilvl w:val="0"/>
+          <w:numId w:val="7"/>
+        </w:numPr>
+        <w:suppressAutoHyphens w:val="true"/>
+        <w:bidi w:val="0"/>
+        <w:spacing w:lineRule="auto" w:line="360" w:before="0" w:after="140"/>
+        <w:jc w:val="both"/>
+        <w:rPr>
+          <w:rFonts w:ascii="Times New Roman" w:hAnsi="Times New Roman" w:eastAsia="Noto Sans CJK HK" w:cs="FreeSans"/>
+          <w:b w:val="false"/>
+          <w:bCs w:val="false"/>
+          <w:i w:val="false"/>
+          <w:iCs w:val="false"/>
+          <w:color w:val="auto"/>
+          <w:kern w:val="2"/>
+          <w:sz w:val="24"/>
+          <w:szCs w:val="24"/>
+          <w:lang w:val="id-ID" w:eastAsia="zh-CN" w:bidi="hi-IN"/>
+        </w:rPr>
+      </w:pPr>
+      <w:r>
+        <w:rPr>
+          <w:rFonts w:eastAsia="Noto Sans CJK HK" w:cs="FreeSans" w:ascii="Times New Roman" w:hAnsi="Times New Roman"/>
+          <w:b w:val="false"/>
+          <w:bCs w:val="false"/>
+          <w:i w:val="false"/>
+          <w:iCs w:val="false"/>
+          <w:color w:val="auto"/>
+          <w:kern w:val="2"/>
+          <w:sz w:val="24"/>
+          <w:szCs w:val="24"/>
+          <w:lang w:val="id-ID" w:eastAsia="zh-CN" w:bidi="hi-IN"/>
+        </w:rPr>
+        <w:t>Keunggulan IoT tanpa infrastruktur internet</w:t>
+      </w:r>
+    </w:p>
+    <w:p>
+      <w:pPr>
+        <w:pStyle w:val="BodyText"/>
+        <w:widowControl/>
+        <w:numPr>
+          <w:ilvl w:val="0"/>
+          <w:numId w:val="0"/>
+        </w:numPr>
+        <w:suppressAutoHyphens w:val="true"/>
+        <w:bidi w:val="0"/>
+        <w:spacing w:lineRule="auto" w:line="360" w:before="0" w:after="140"/>
+        <w:ind w:hanging="0" w:start="720"/>
+        <w:jc w:val="both"/>
+        <w:rPr>
+          <w:rFonts w:ascii="Times New Roman" w:hAnsi="Times New Roman" w:eastAsia="Noto Sans CJK HK" w:cs="FreeSans"/>
+          <w:b w:val="false"/>
+          <w:bCs w:val="false"/>
+          <w:i w:val="false"/>
+          <w:iCs w:val="false"/>
+          <w:color w:val="auto"/>
+          <w:kern w:val="2"/>
+          <w:sz w:val="24"/>
+          <w:szCs w:val="24"/>
+          <w:lang w:val="id-ID" w:eastAsia="zh-CN" w:bidi="hi-IN"/>
+        </w:rPr>
+      </w:pPr>
+      <w:r>
+        <w:rPr>
+          <w:rFonts w:eastAsia="Noto Sans CJK HK" w:cs="FreeSans" w:ascii="Times New Roman" w:hAnsi="Times New Roman"/>
+          <w:b w:val="false"/>
+          <w:bCs w:val="false"/>
+          <w:i w:val="false"/>
+          <w:iCs w:val="false"/>
+          <w:color w:val="auto"/>
+          <w:kern w:val="2"/>
+          <w:sz w:val="24"/>
+          <w:szCs w:val="24"/>
+          <w:lang w:val="id-ID" w:eastAsia="zh-CN" w:bidi="hi-IN"/>
+        </w:rPr>
+        <w:t xml:space="preserve">Kebanyakan perangkat </w:t>
+      </w:r>
+      <w:r>
+        <w:rPr>
+          <w:rFonts w:eastAsia="Noto Sans CJK HK" w:cs="FreeSans" w:ascii="Times New Roman" w:hAnsi="Times New Roman"/>
+          <w:b w:val="false"/>
+          <w:bCs w:val="false"/>
+          <w:i/>
+          <w:iCs/>
+          <w:color w:val="auto"/>
+          <w:kern w:val="2"/>
+          <w:sz w:val="24"/>
+          <w:szCs w:val="24"/>
+          <w:lang w:val="id-ID" w:eastAsia="zh-CN" w:bidi="hi-IN"/>
+        </w:rPr>
+        <w:t>IoT</w:t>
+      </w:r>
+      <w:r>
+        <w:rPr>
+          <w:rFonts w:eastAsia="Noto Sans CJK HK" w:cs="FreeSans" w:ascii="Times New Roman" w:hAnsi="Times New Roman"/>
+          <w:b w:val="false"/>
+          <w:bCs w:val="false"/>
+          <w:i w:val="false"/>
+          <w:iCs w:val="false"/>
+          <w:color w:val="auto"/>
+          <w:kern w:val="2"/>
+          <w:sz w:val="24"/>
+          <w:szCs w:val="24"/>
+          <w:lang w:val="id-ID" w:eastAsia="zh-CN" w:bidi="hi-IN"/>
+        </w:rPr>
+        <w:t xml:space="preserve"> (</w:t>
+      </w:r>
+      <w:r>
+        <w:rPr>
+          <w:rFonts w:eastAsia="Noto Sans CJK HK" w:cs="FreeSans" w:ascii="Times New Roman" w:hAnsi="Times New Roman"/>
+          <w:b w:val="false"/>
+          <w:bCs w:val="false"/>
+          <w:i/>
+          <w:iCs/>
+          <w:color w:val="auto"/>
+          <w:kern w:val="2"/>
+          <w:sz w:val="24"/>
+          <w:szCs w:val="24"/>
+          <w:lang w:val="id-ID" w:eastAsia="zh-CN" w:bidi="hi-IN"/>
+        </w:rPr>
+        <w:t>Internet of Thing</w:t>
+      </w:r>
+      <w:r>
+        <w:rPr>
+          <w:rFonts w:eastAsia="Noto Sans CJK HK" w:cs="FreeSans" w:ascii="Times New Roman" w:hAnsi="Times New Roman"/>
+          <w:b w:val="false"/>
+          <w:bCs w:val="false"/>
+          <w:i w:val="false"/>
+          <w:iCs w:val="false"/>
+          <w:color w:val="auto"/>
+          <w:kern w:val="2"/>
+          <w:sz w:val="24"/>
+          <w:szCs w:val="24"/>
+          <w:lang w:val="id-ID" w:eastAsia="zh-CN" w:bidi="hi-IN"/>
+        </w:rPr>
+        <w:t xml:space="preserve">), saat ini masih terlalu terpaku kepada penggunaan </w:t>
+      </w:r>
+      <w:r>
+        <w:rPr>
+          <w:rFonts w:eastAsia="Noto Sans CJK HK" w:cs="FreeSans" w:ascii="Times New Roman" w:hAnsi="Times New Roman"/>
+          <w:b w:val="false"/>
+          <w:bCs w:val="false"/>
+          <w:i/>
+          <w:iCs/>
+          <w:color w:val="auto"/>
+          <w:kern w:val="2"/>
+          <w:sz w:val="24"/>
+          <w:szCs w:val="24"/>
+          <w:lang w:val="id-ID" w:eastAsia="zh-CN" w:bidi="hi-IN"/>
+        </w:rPr>
+        <w:t>cloud</w:t>
+      </w:r>
+      <w:r>
+        <w:rPr>
+          <w:rFonts w:eastAsia="Noto Sans CJK HK" w:cs="FreeSans" w:ascii="Times New Roman" w:hAnsi="Times New Roman"/>
+          <w:b w:val="false"/>
+          <w:bCs w:val="false"/>
+          <w:i w:val="false"/>
+          <w:iCs w:val="false"/>
+          <w:color w:val="auto"/>
+          <w:kern w:val="2"/>
+          <w:sz w:val="24"/>
+          <w:szCs w:val="24"/>
+          <w:lang w:val="id-ID" w:eastAsia="zh-CN" w:bidi="hi-IN"/>
+        </w:rPr>
+        <w:t xml:space="preserve">, </w:t>
+      </w:r>
+      <w:r>
+        <w:rPr>
+          <w:rFonts w:eastAsia="Noto Sans CJK HK" w:cs="FreeSans" w:ascii="Times New Roman" w:hAnsi="Times New Roman"/>
+          <w:b w:val="false"/>
+          <w:bCs w:val="false"/>
+          <w:i/>
+          <w:iCs/>
+          <w:color w:val="auto"/>
+          <w:kern w:val="2"/>
+          <w:sz w:val="24"/>
+          <w:szCs w:val="24"/>
+          <w:lang w:val="id-ID" w:eastAsia="zh-CN" w:bidi="hi-IN"/>
+        </w:rPr>
+        <w:t>server</w:t>
+      </w:r>
+      <w:r>
+        <w:rPr>
+          <w:rFonts w:eastAsia="Noto Sans CJK HK" w:cs="FreeSans" w:ascii="Times New Roman" w:hAnsi="Times New Roman"/>
+          <w:b w:val="false"/>
+          <w:bCs w:val="false"/>
+          <w:i w:val="false"/>
+          <w:iCs w:val="false"/>
+          <w:color w:val="auto"/>
+          <w:kern w:val="2"/>
+          <w:sz w:val="24"/>
+          <w:szCs w:val="24"/>
+          <w:lang w:val="id-ID" w:eastAsia="zh-CN" w:bidi="hi-IN"/>
+        </w:rPr>
+        <w:t xml:space="preserve">, dan internet. Hal ini tentu menjadi tidak relevan dalam skenario bencana banjir yang dimana seringkali infrastruktur internet menjadi rusak dan tidak bisa dipakai. Namun ekosistem dari </w:t>
+      </w:r>
+      <w:r>
+        <w:rPr>
+          <w:rFonts w:eastAsia="Noto Sans CJK HK" w:cs="FreeSans" w:ascii="Times New Roman" w:hAnsi="Times New Roman"/>
+          <w:b w:val="false"/>
+          <w:bCs w:val="false"/>
+          <w:i/>
+          <w:iCs/>
+          <w:color w:val="auto"/>
+          <w:kern w:val="2"/>
+          <w:sz w:val="24"/>
+          <w:szCs w:val="24"/>
+          <w:lang w:val="id-ID" w:eastAsia="zh-CN" w:bidi="hi-IN"/>
+        </w:rPr>
+        <w:t xml:space="preserve">NARA-WH </w:t>
+      </w:r>
+      <w:r>
+        <w:rPr>
+          <w:rFonts w:eastAsia="Noto Sans CJK HK" w:cs="FreeSans" w:ascii="Times New Roman" w:hAnsi="Times New Roman"/>
+          <w:b w:val="false"/>
+          <w:bCs w:val="false"/>
+          <w:i w:val="false"/>
+          <w:iCs w:val="false"/>
+          <w:color w:val="auto"/>
+          <w:kern w:val="2"/>
+          <w:sz w:val="24"/>
+          <w:szCs w:val="24"/>
+          <w:lang w:val="id-ID" w:eastAsia="zh-CN" w:bidi="hi-IN"/>
+        </w:rPr>
+        <w:t xml:space="preserve">tidaklah bergantung kepada hal hal diatas yang membuat informasi dari sensor </w:t>
+      </w:r>
+      <w:r>
+        <w:rPr>
+          <w:rFonts w:eastAsia="Noto Sans CJK HK" w:cs="FreeSans" w:ascii="Times New Roman" w:hAnsi="Times New Roman"/>
+          <w:b w:val="false"/>
+          <w:bCs w:val="false"/>
+          <w:i/>
+          <w:iCs/>
+          <w:color w:val="auto"/>
+          <w:kern w:val="2"/>
+          <w:sz w:val="24"/>
+          <w:szCs w:val="24"/>
+          <w:lang w:val="id-ID" w:eastAsia="zh-CN" w:bidi="hi-IN"/>
+        </w:rPr>
+        <w:t xml:space="preserve">TDS </w:t>
+      </w:r>
+      <w:r>
+        <w:rPr>
+          <w:rFonts w:eastAsia="Noto Sans CJK HK" w:cs="FreeSans" w:ascii="Times New Roman" w:hAnsi="Times New Roman"/>
+          <w:b w:val="false"/>
+          <w:bCs w:val="false"/>
+          <w:i w:val="false"/>
+          <w:iCs w:val="false"/>
+          <w:color w:val="auto"/>
+          <w:kern w:val="2"/>
+          <w:sz w:val="24"/>
+          <w:szCs w:val="24"/>
+          <w:lang w:val="id-ID" w:eastAsia="zh-CN" w:bidi="hi-IN"/>
+        </w:rPr>
+        <w:t xml:space="preserve">dan </w:t>
+      </w:r>
+      <w:r>
+        <w:rPr>
+          <w:rFonts w:eastAsia="Noto Sans CJK HK" w:cs="FreeSans" w:ascii="Times New Roman" w:hAnsi="Times New Roman"/>
+          <w:b w:val="false"/>
+          <w:bCs w:val="false"/>
+          <w:i/>
+          <w:iCs/>
+          <w:color w:val="auto"/>
+          <w:kern w:val="2"/>
+          <w:sz w:val="24"/>
+          <w:szCs w:val="24"/>
+          <w:lang w:val="id-ID" w:eastAsia="zh-CN" w:bidi="hi-IN"/>
+        </w:rPr>
+        <w:t xml:space="preserve">DS18B20 </w:t>
+      </w:r>
+      <w:r>
+        <w:rPr>
+          <w:rFonts w:eastAsia="Noto Sans CJK HK" w:cs="FreeSans" w:ascii="Times New Roman" w:hAnsi="Times New Roman"/>
+          <w:b w:val="false"/>
+          <w:bCs w:val="false"/>
+          <w:i w:val="false"/>
+          <w:iCs w:val="false"/>
+          <w:color w:val="auto"/>
+          <w:kern w:val="2"/>
+          <w:sz w:val="24"/>
+          <w:szCs w:val="24"/>
+          <w:lang w:val="id-ID" w:eastAsia="zh-CN" w:bidi="hi-IN"/>
+        </w:rPr>
+        <w:t xml:space="preserve"> yang ada pada unit </w:t>
+      </w:r>
+      <w:r>
+        <w:rPr>
+          <w:rFonts w:eastAsia="Noto Sans CJK HK" w:cs="FreeSans" w:ascii="Times New Roman" w:hAnsi="Times New Roman"/>
+          <w:b w:val="false"/>
+          <w:bCs w:val="false"/>
+          <w:i/>
+          <w:iCs/>
+          <w:color w:val="auto"/>
+          <w:kern w:val="2"/>
+          <w:sz w:val="24"/>
+          <w:szCs w:val="24"/>
+          <w:lang w:val="id-ID" w:eastAsia="zh-CN" w:bidi="hi-IN"/>
+        </w:rPr>
+        <w:t>Guardian</w:t>
+      </w:r>
+      <w:r>
+        <w:rPr>
+          <w:rFonts w:eastAsia="Noto Sans CJK HK" w:cs="FreeSans" w:ascii="Times New Roman" w:hAnsi="Times New Roman"/>
+          <w:b w:val="false"/>
+          <w:bCs w:val="false"/>
+          <w:i w:val="false"/>
+          <w:iCs w:val="false"/>
+          <w:color w:val="auto"/>
+          <w:kern w:val="2"/>
+          <w:sz w:val="24"/>
+          <w:szCs w:val="24"/>
+          <w:lang w:val="id-ID" w:eastAsia="zh-CN" w:bidi="hi-IN"/>
+        </w:rPr>
+        <w:t xml:space="preserve"> bisa diterima secara </w:t>
+      </w:r>
+      <w:r>
+        <w:rPr>
+          <w:rFonts w:eastAsia="Noto Sans CJK HK" w:cs="FreeSans" w:ascii="Times New Roman" w:hAnsi="Times New Roman"/>
+          <w:b w:val="false"/>
+          <w:bCs w:val="false"/>
+          <w:i/>
+          <w:iCs/>
+          <w:color w:val="auto"/>
+          <w:kern w:val="2"/>
+          <w:sz w:val="24"/>
+          <w:szCs w:val="24"/>
+          <w:lang w:val="id-ID" w:eastAsia="zh-CN" w:bidi="hi-IN"/>
+        </w:rPr>
+        <w:t xml:space="preserve">Real-time </w:t>
+      </w:r>
+      <w:r>
+        <w:rPr>
+          <w:rFonts w:eastAsia="Noto Sans CJK HK" w:cs="FreeSans" w:ascii="Times New Roman" w:hAnsi="Times New Roman"/>
+          <w:b w:val="false"/>
+          <w:bCs w:val="false"/>
+          <w:i w:val="false"/>
+          <w:iCs w:val="false"/>
+          <w:color w:val="auto"/>
+          <w:kern w:val="2"/>
+          <w:sz w:val="24"/>
+          <w:szCs w:val="24"/>
+          <w:lang w:val="id-ID" w:eastAsia="zh-CN" w:bidi="hi-IN"/>
+        </w:rPr>
+        <w:t xml:space="preserve">oleh unit </w:t>
+      </w:r>
+      <w:r>
+        <w:rPr>
+          <w:rFonts w:eastAsia="Noto Sans CJK HK" w:cs="FreeSans" w:ascii="Times New Roman" w:hAnsi="Times New Roman"/>
+          <w:b w:val="false"/>
+          <w:bCs w:val="false"/>
+          <w:i/>
+          <w:iCs/>
+          <w:color w:val="auto"/>
+          <w:kern w:val="2"/>
+          <w:sz w:val="24"/>
+          <w:szCs w:val="24"/>
+          <w:lang w:val="id-ID" w:eastAsia="zh-CN" w:bidi="hi-IN"/>
+        </w:rPr>
+        <w:t>Navigator</w:t>
+      </w:r>
+      <w:r>
+        <w:rPr>
+          <w:rFonts w:eastAsia="Noto Sans CJK HK" w:cs="FreeSans" w:ascii="Times New Roman" w:hAnsi="Times New Roman"/>
+          <w:b w:val="false"/>
+          <w:bCs w:val="false"/>
+          <w:i w:val="false"/>
+          <w:iCs w:val="false"/>
+          <w:color w:val="auto"/>
+          <w:kern w:val="2"/>
+          <w:sz w:val="24"/>
+          <w:szCs w:val="24"/>
+          <w:lang w:val="id-ID" w:eastAsia="zh-CN" w:bidi="hi-IN"/>
+        </w:rPr>
+        <w:t xml:space="preserve"> meski berada dalam kondisi tanpa internet.</w:t>
+      </w:r>
+      <w:r>
+        <w:br w:type="page"/>
+      </w:r>
+    </w:p>
+    <w:p>
+      <w:pPr>
+        <w:pStyle w:val="BodyText"/>
+        <w:bidi w:val="0"/>
+        <w:spacing w:lineRule="auto" w:line="240" w:before="0" w:after="140"/>
+        <w:jc w:val="center"/>
+        <w:rPr>
+          <w:rFonts w:ascii="Times New Roman" w:hAnsi="Times New Roman"/>
+          <w:b/>
+          <w:bCs/>
+          <w:sz w:val="24"/>
+          <w:szCs w:val="24"/>
+          <w:lang w:val="id-ID"/>
+        </w:rPr>
+      </w:pPr>
+      <w:r>
+        <w:rPr>
+          <w:rFonts w:ascii="Times New Roman" w:hAnsi="Times New Roman"/>
+          <w:b/>
+          <w:bCs/>
+          <w:sz w:val="24"/>
+          <w:szCs w:val="24"/>
+          <w:lang w:val="id-ID"/>
+        </w:rPr>
+      </w:r>
+    </w:p>
+    <w:p>
+      <w:pPr>
+        <w:pStyle w:val="BodyText"/>
+        <w:bidi w:val="0"/>
+        <w:spacing w:lineRule="auto" w:line="240"/>
+        <w:jc w:val="center"/>
+        <w:rPr>
+          <w:rFonts w:ascii="Times New Roman" w:hAnsi="Times New Roman"/>
+          <w:b/>
+          <w:bCs/>
+          <w:sz w:val="24"/>
+          <w:szCs w:val="24"/>
+          <w:lang w:val="id-ID"/>
+        </w:rPr>
+      </w:pPr>
+      <w:r>
+        <w:rPr>
+          <w:rFonts w:ascii="Times New Roman" w:hAnsi="Times New Roman"/>
+          <w:b/>
+          <w:bCs/>
+          <w:sz w:val="24"/>
+          <w:szCs w:val="24"/>
+          <w:lang w:val="id-ID"/>
+        </w:rPr>
+        <w:t>BAB 3</w:t>
+      </w:r>
+    </w:p>
+    <w:p>
+      <w:pPr>
+        <w:pStyle w:val="BodyText"/>
+        <w:bidi w:val="0"/>
+        <w:spacing w:lineRule="auto" w:line="240"/>
+        <w:jc w:val="center"/>
+        <w:rPr>
+          <w:rFonts w:ascii="Times New Roman" w:hAnsi="Times New Roman"/>
+          <w:b w:val="false"/>
+          <w:bCs w:val="false"/>
+          <w:sz w:val="24"/>
+          <w:szCs w:val="24"/>
+          <w:lang w:val="id-ID"/>
+        </w:rPr>
+      </w:pPr>
+      <w:r>
+        <w:rPr>
+          <w:b/>
+          <w:bCs/>
+        </w:rPr>
+        <w:t>METODOLOGI PENELITIAN</w:t>
+      </w:r>
+    </w:p>
+    <w:p>
+      <w:pPr>
+        <w:pStyle w:val="BodyText"/>
+        <w:bidi w:val="0"/>
+        <w:spacing w:lineRule="auto" w:line="240"/>
+        <w:jc w:val="center"/>
+        <w:rPr>
+          <w:rFonts w:ascii="Times New Roman" w:hAnsi="Times New Roman"/>
+          <w:b w:val="false"/>
+          <w:bCs w:val="false"/>
+          <w:sz w:val="24"/>
+          <w:szCs w:val="24"/>
+          <w:lang w:val="id-ID"/>
+        </w:rPr>
+      </w:pPr>
+      <w:r>
+        <w:rPr>
+          <w:rFonts w:ascii="Times New Roman" w:hAnsi="Times New Roman"/>
+          <w:b w:val="false"/>
+          <w:bCs w:val="false"/>
+          <w:sz w:val="24"/>
+          <w:szCs w:val="24"/>
+          <w:lang w:val="id-ID"/>
+        </w:rPr>
+      </w:r>
+    </w:p>
+    <w:p>
+      <w:pPr>
+        <w:pStyle w:val="BodyText"/>
+        <w:bidi w:val="0"/>
+        <w:spacing w:lineRule="auto" w:line="240"/>
+        <w:ind w:hanging="0"/>
+        <w:jc w:val="start"/>
+        <w:rPr>
+          <w:rFonts w:ascii="Times New Roman" w:hAnsi="Times New Roman"/>
+          <w:b w:val="false"/>
+          <w:bCs w:val="false"/>
+          <w:sz w:val="24"/>
+          <w:szCs w:val="24"/>
+          <w:lang w:val="id-ID"/>
+        </w:rPr>
+      </w:pPr>
+      <w:r>
+        <w:rPr>
+          <w:rFonts w:ascii="Times New Roman" w:hAnsi="Times New Roman"/>
+          <w:b/>
+          <w:bCs/>
+          <w:sz w:val="24"/>
+          <w:szCs w:val="24"/>
+          <w:lang w:val="id-ID"/>
+        </w:rPr>
+        <w:t>3.1 METODE PENELITIAN</w:t>
       </w:r>
     </w:p>
     <w:p>
@@ -3600,6 +4311,3600 @@
         <w:widowControl/>
         <w:suppressAutoHyphens w:val="true"/>
         <w:bidi w:val="0"/>
+        <w:spacing w:lineRule="auto" w:line="360"/>
+        <w:jc w:val="both"/>
+        <w:rPr>
+          <w:rFonts w:ascii="Times New Roman" w:hAnsi="Times New Roman" w:eastAsia="Noto Sans CJK HK" w:cs="FreeSans"/>
+          <w:b w:val="false"/>
+          <w:bCs w:val="false"/>
+          <w:i w:val="false"/>
+          <w:iCs w:val="false"/>
+          <w:color w:val="auto"/>
+          <w:kern w:val="2"/>
+          <w:sz w:val="24"/>
+          <w:szCs w:val="24"/>
+          <w:lang w:val="id-ID" w:eastAsia="zh-CN" w:bidi="hi-IN"/>
+        </w:rPr>
+      </w:pPr>
+      <w:r>
+        <w:rPr>
+          <w:rFonts w:eastAsia="Noto Sans CJK HK" w:cs="FreeSans" w:ascii="Times New Roman" w:hAnsi="Times New Roman"/>
+          <w:b w:val="false"/>
+          <w:bCs w:val="false"/>
+          <w:i w:val="false"/>
+          <w:iCs w:val="false"/>
+          <w:color w:val="auto"/>
+          <w:kern w:val="2"/>
+          <w:sz w:val="24"/>
+          <w:szCs w:val="24"/>
+          <w:lang w:val="id-ID" w:eastAsia="zh-CN" w:bidi="hi-IN"/>
+        </w:rPr>
+        <w:t>Metode yang digunakan dalam penelitian ini adalah metode Rancang Bangun (</w:t>
+      </w:r>
+      <w:r>
+        <w:rPr>
+          <w:rFonts w:eastAsia="Noto Sans CJK HK" w:cs="FreeSans" w:ascii="Times New Roman" w:hAnsi="Times New Roman"/>
+          <w:b w:val="false"/>
+          <w:bCs w:val="false"/>
+          <w:i/>
+          <w:iCs/>
+          <w:color w:val="auto"/>
+          <w:kern w:val="2"/>
+          <w:sz w:val="24"/>
+          <w:szCs w:val="24"/>
+          <w:lang w:val="id-ID" w:eastAsia="zh-CN" w:bidi="hi-IN"/>
+        </w:rPr>
+        <w:t xml:space="preserve"> Research and Development </w:t>
+      </w:r>
+      <w:r>
+        <w:rPr>
+          <w:rFonts w:eastAsia="Noto Sans CJK HK" w:cs="FreeSans" w:ascii="Times New Roman" w:hAnsi="Times New Roman"/>
+          <w:b w:val="false"/>
+          <w:bCs w:val="false"/>
+          <w:i w:val="false"/>
+          <w:iCs w:val="false"/>
+          <w:color w:val="auto"/>
+          <w:kern w:val="2"/>
+          <w:sz w:val="24"/>
+          <w:szCs w:val="24"/>
+          <w:lang w:val="id-ID" w:eastAsia="zh-CN" w:bidi="hi-IN"/>
+        </w:rPr>
+        <w:t xml:space="preserve">). Penelitian ini memiliki fokus ke pada pengembangan arsitektur sistem </w:t>
+      </w:r>
+      <w:r>
+        <w:rPr>
+          <w:rFonts w:eastAsia="Noto Sans CJK HK" w:cs="FreeSans" w:ascii="Times New Roman" w:hAnsi="Times New Roman"/>
+          <w:b w:val="false"/>
+          <w:bCs w:val="false"/>
+          <w:i/>
+          <w:iCs/>
+          <w:color w:val="auto"/>
+          <w:kern w:val="2"/>
+          <w:sz w:val="24"/>
+          <w:szCs w:val="24"/>
+          <w:lang w:val="id-ID" w:eastAsia="zh-CN" w:bidi="hi-IN"/>
+        </w:rPr>
+        <w:t>NARA-WH</w:t>
+      </w:r>
+      <w:r>
+        <w:rPr>
+          <w:rFonts w:eastAsia="Noto Sans CJK HK" w:cs="FreeSans" w:ascii="Times New Roman" w:hAnsi="Times New Roman"/>
+          <w:b w:val="false"/>
+          <w:bCs w:val="false"/>
+          <w:i w:val="false"/>
+          <w:iCs w:val="false"/>
+          <w:color w:val="auto"/>
+          <w:kern w:val="2"/>
+          <w:sz w:val="24"/>
+          <w:szCs w:val="24"/>
+          <w:lang w:val="id-ID" w:eastAsia="zh-CN" w:bidi="hi-IN"/>
+        </w:rPr>
+        <w:t xml:space="preserve"> yang terdiri dari unit </w:t>
+      </w:r>
+      <w:r>
+        <w:rPr>
+          <w:rFonts w:eastAsia="Noto Sans CJK HK" w:cs="FreeSans" w:ascii="Times New Roman" w:hAnsi="Times New Roman"/>
+          <w:b w:val="false"/>
+          <w:bCs w:val="false"/>
+          <w:i/>
+          <w:iCs/>
+          <w:color w:val="auto"/>
+          <w:kern w:val="2"/>
+          <w:sz w:val="24"/>
+          <w:szCs w:val="24"/>
+          <w:lang w:val="id-ID" w:eastAsia="zh-CN" w:bidi="hi-IN"/>
+        </w:rPr>
+        <w:t>Guardian</w:t>
+      </w:r>
+      <w:r>
+        <w:rPr>
+          <w:rFonts w:eastAsia="Noto Sans CJK HK" w:cs="FreeSans" w:ascii="Times New Roman" w:hAnsi="Times New Roman"/>
+          <w:b w:val="false"/>
+          <w:bCs w:val="false"/>
+          <w:i w:val="false"/>
+          <w:iCs w:val="false"/>
+          <w:color w:val="auto"/>
+          <w:kern w:val="2"/>
+          <w:sz w:val="24"/>
+          <w:szCs w:val="24"/>
+          <w:lang w:val="id-ID" w:eastAsia="zh-CN" w:bidi="hi-IN"/>
+        </w:rPr>
+        <w:t xml:space="preserve"> dan </w:t>
+      </w:r>
+      <w:r>
+        <w:rPr>
+          <w:rFonts w:eastAsia="Noto Sans CJK HK" w:cs="FreeSans" w:ascii="Times New Roman" w:hAnsi="Times New Roman"/>
+          <w:b w:val="false"/>
+          <w:bCs w:val="false"/>
+          <w:i/>
+          <w:iCs/>
+          <w:color w:val="auto"/>
+          <w:kern w:val="2"/>
+          <w:sz w:val="24"/>
+          <w:szCs w:val="24"/>
+          <w:lang w:val="id-ID" w:eastAsia="zh-CN" w:bidi="hi-IN"/>
+        </w:rPr>
+        <w:t>Navigator</w:t>
+      </w:r>
+      <w:r>
+        <w:rPr>
+          <w:rFonts w:eastAsia="Noto Sans CJK HK" w:cs="FreeSans" w:ascii="Times New Roman" w:hAnsi="Times New Roman"/>
+          <w:b w:val="false"/>
+          <w:bCs w:val="false"/>
+          <w:i w:val="false"/>
+          <w:iCs w:val="false"/>
+          <w:color w:val="auto"/>
+          <w:kern w:val="2"/>
+          <w:sz w:val="24"/>
+          <w:szCs w:val="24"/>
+          <w:lang w:val="id-ID" w:eastAsia="zh-CN" w:bidi="hi-IN"/>
+        </w:rPr>
+        <w:t>. Penelitian ini akan berfokus kepada validasi desai</w:t>
+      </w:r>
+    </w:p>
+    <w:p>
+      <w:pPr>
+        <w:pStyle w:val="BodyText"/>
+        <w:widowControl/>
+        <w:suppressAutoHyphens w:val="true"/>
+        <w:bidi w:val="0"/>
+        <w:spacing w:lineRule="auto" w:line="360"/>
+        <w:jc w:val="both"/>
+        <w:rPr>
+          <w:rFonts w:ascii="Times New Roman" w:hAnsi="Times New Roman" w:eastAsia="Noto Sans CJK HK" w:cs="FreeSans"/>
+          <w:b w:val="false"/>
+          <w:bCs w:val="false"/>
+          <w:i w:val="false"/>
+          <w:iCs w:val="false"/>
+          <w:color w:val="auto"/>
+          <w:kern w:val="2"/>
+          <w:sz w:val="24"/>
+          <w:szCs w:val="24"/>
+          <w:lang w:val="id-ID" w:eastAsia="zh-CN" w:bidi="hi-IN"/>
+        </w:rPr>
+      </w:pPr>
+      <w:r>
+        <w:rPr>
+          <w:rFonts w:eastAsia="Noto Sans CJK HK" w:cs="FreeSans" w:ascii="Times New Roman" w:hAnsi="Times New Roman"/>
+          <w:b w:val="false"/>
+          <w:bCs w:val="false"/>
+          <w:i w:val="false"/>
+          <w:iCs w:val="false"/>
+          <w:color w:val="auto"/>
+          <w:kern w:val="2"/>
+          <w:sz w:val="24"/>
+          <w:szCs w:val="24"/>
+          <w:lang w:val="id-ID" w:eastAsia="zh-CN" w:bidi="hi-IN"/>
+        </w:rPr>
+        <w:t xml:space="preserve">n sistem, alur logika pemograman, dan efektivitas komunikasi nirkabel berbasis </w:t>
+      </w:r>
+      <w:r>
+        <w:rPr>
+          <w:rFonts w:eastAsia="Noto Sans CJK HK" w:cs="FreeSans" w:ascii="Times New Roman" w:hAnsi="Times New Roman"/>
+          <w:b w:val="false"/>
+          <w:bCs w:val="false"/>
+          <w:i/>
+          <w:iCs/>
+          <w:color w:val="auto"/>
+          <w:kern w:val="2"/>
+          <w:sz w:val="24"/>
+          <w:szCs w:val="24"/>
+          <w:lang w:val="id-ID" w:eastAsia="zh-CN" w:bidi="hi-IN"/>
+        </w:rPr>
+        <w:t xml:space="preserve">LoRa </w:t>
+      </w:r>
+      <w:r>
+        <w:rPr>
+          <w:rFonts w:eastAsia="Noto Sans CJK HK" w:cs="FreeSans" w:ascii="Times New Roman" w:hAnsi="Times New Roman"/>
+          <w:b w:val="false"/>
+          <w:bCs w:val="false"/>
+          <w:i w:val="false"/>
+          <w:iCs w:val="false"/>
+          <w:color w:val="auto"/>
+          <w:kern w:val="2"/>
+          <w:sz w:val="24"/>
+          <w:szCs w:val="24"/>
+          <w:lang w:val="id-ID" w:eastAsia="zh-CN" w:bidi="hi-IN"/>
+        </w:rPr>
+        <w:t>dalam kondisi rusaknya infrasturktur internet.</w:t>
+      </w:r>
+    </w:p>
+    <w:p>
+      <w:pPr>
+        <w:pStyle w:val="BodyText"/>
+        <w:bidi w:val="0"/>
+        <w:spacing w:lineRule="auto" w:line="240"/>
+        <w:ind w:hanging="0"/>
+        <w:jc w:val="start"/>
+        <w:rPr/>
+      </w:pPr>
+      <w:r>
+        <w:rPr>
+          <w:b/>
+          <w:bCs/>
+        </w:rPr>
+        <w:t>3.2 PROSEDUR PENELITIAN</w:t>
+      </w:r>
+    </w:p>
+    <w:p>
+      <w:pPr>
+        <w:pStyle w:val="BodyText"/>
+        <w:widowControl/>
+        <w:suppressAutoHyphens w:val="true"/>
+        <w:bidi w:val="0"/>
+        <w:spacing w:lineRule="auto" w:line="360"/>
+        <w:jc w:val="both"/>
+        <w:rPr>
+          <w:rFonts w:ascii="Times New Roman" w:hAnsi="Times New Roman" w:eastAsia="Noto Sans CJK HK" w:cs="FreeSans"/>
+          <w:b w:val="false"/>
+          <w:bCs w:val="false"/>
+          <w:i w:val="false"/>
+          <w:iCs w:val="false"/>
+          <w:color w:val="auto"/>
+          <w:kern w:val="2"/>
+          <w:sz w:val="24"/>
+          <w:szCs w:val="24"/>
+          <w:lang w:val="id-ID" w:eastAsia="zh-CN" w:bidi="hi-IN"/>
+        </w:rPr>
+      </w:pPr>
+      <w:r>
+        <w:rPr>
+          <w:rFonts w:eastAsia="Noto Sans CJK HK" w:cs="FreeSans" w:ascii="Times New Roman" w:hAnsi="Times New Roman"/>
+          <w:b w:val="false"/>
+          <w:bCs w:val="false"/>
+          <w:i w:val="false"/>
+          <w:iCs w:val="false"/>
+          <w:color w:val="auto"/>
+          <w:kern w:val="2"/>
+          <w:sz w:val="24"/>
+          <w:szCs w:val="24"/>
+          <w:lang w:val="id-ID" w:eastAsia="zh-CN" w:bidi="hi-IN"/>
+        </w:rPr>
+        <w:t>Prosedur penelitian ini dilakukan melalui tahapan sebagai berikut:</w:t>
+      </w:r>
+    </w:p>
+    <w:p>
+      <w:pPr>
+        <w:pStyle w:val="BodyText"/>
+        <w:widowControl/>
+        <w:numPr>
+          <w:ilvl w:val="0"/>
+          <w:numId w:val="8"/>
+        </w:numPr>
+        <w:suppressAutoHyphens w:val="true"/>
+        <w:bidi w:val="0"/>
+        <w:spacing w:lineRule="auto" w:line="360"/>
+        <w:jc w:val="both"/>
+        <w:rPr>
+          <w:rFonts w:ascii="Times New Roman" w:hAnsi="Times New Roman" w:eastAsia="Noto Sans CJK HK" w:cs="FreeSans"/>
+          <w:b w:val="false"/>
+          <w:bCs w:val="false"/>
+          <w:i w:val="false"/>
+          <w:iCs w:val="false"/>
+          <w:color w:val="auto"/>
+          <w:kern w:val="2"/>
+          <w:sz w:val="24"/>
+          <w:szCs w:val="24"/>
+          <w:lang w:val="id-ID" w:eastAsia="zh-CN" w:bidi="hi-IN"/>
+        </w:rPr>
+      </w:pPr>
+      <w:r>
+        <w:rPr>
+          <w:rFonts w:eastAsia="Noto Sans CJK HK" w:cs="FreeSans" w:ascii="Times New Roman" w:hAnsi="Times New Roman"/>
+          <w:b w:val="false"/>
+          <w:bCs w:val="false"/>
+          <w:i w:val="false"/>
+          <w:iCs w:val="false"/>
+          <w:color w:val="auto"/>
+          <w:kern w:val="2"/>
+          <w:sz w:val="24"/>
+          <w:szCs w:val="24"/>
+          <w:lang w:val="id-ID" w:eastAsia="zh-CN" w:bidi="hi-IN"/>
+        </w:rPr>
+        <w:t>Identifikasi masalah</w:t>
+      </w:r>
+    </w:p>
+    <w:p>
+      <w:pPr>
+        <w:pStyle w:val="BodyText"/>
+        <w:widowControl/>
+        <w:numPr>
+          <w:ilvl w:val="0"/>
+          <w:numId w:val="0"/>
+        </w:numPr>
+        <w:suppressAutoHyphens w:val="true"/>
+        <w:bidi w:val="0"/>
+        <w:spacing w:lineRule="auto" w:line="360"/>
+        <w:ind w:hanging="0" w:start="720"/>
+        <w:jc w:val="both"/>
+        <w:rPr>
+          <w:rFonts w:ascii="Times New Roman" w:hAnsi="Times New Roman" w:eastAsia="Noto Sans CJK HK" w:cs="FreeSans"/>
+          <w:b w:val="false"/>
+          <w:bCs w:val="false"/>
+          <w:i w:val="false"/>
+          <w:iCs w:val="false"/>
+          <w:color w:val="auto"/>
+          <w:kern w:val="2"/>
+          <w:sz w:val="24"/>
+          <w:szCs w:val="24"/>
+          <w:lang w:val="id-ID" w:eastAsia="zh-CN" w:bidi="hi-IN"/>
+        </w:rPr>
+      </w:pPr>
+      <w:r>
+        <w:rPr>
+          <w:rFonts w:eastAsia="Noto Sans CJK HK" w:cs="FreeSans" w:ascii="Times New Roman" w:hAnsi="Times New Roman"/>
+          <w:b w:val="false"/>
+          <w:bCs w:val="false"/>
+          <w:i w:val="false"/>
+          <w:iCs w:val="false"/>
+          <w:color w:val="auto"/>
+          <w:kern w:val="2"/>
+          <w:sz w:val="24"/>
+          <w:szCs w:val="24"/>
+          <w:lang w:val="id-ID" w:eastAsia="zh-CN" w:bidi="hi-IN"/>
+        </w:rPr>
+        <w:t>Melakukan sebuah analisa pada kondisi pasca bencana banjir yang mengakibatkan kontaminasi sumber air dan kerusakan jaringan komunikasi</w:t>
+      </w:r>
+    </w:p>
+    <w:p>
+      <w:pPr>
+        <w:pStyle w:val="BodyText"/>
+        <w:widowControl/>
+        <w:numPr>
+          <w:ilvl w:val="0"/>
+          <w:numId w:val="8"/>
+        </w:numPr>
+        <w:suppressAutoHyphens w:val="true"/>
+        <w:bidi w:val="0"/>
+        <w:spacing w:lineRule="auto" w:line="360"/>
+        <w:jc w:val="both"/>
+        <w:rPr>
+          <w:rFonts w:ascii="Times New Roman" w:hAnsi="Times New Roman" w:eastAsia="Noto Sans CJK HK" w:cs="FreeSans"/>
+          <w:b w:val="false"/>
+          <w:bCs w:val="false"/>
+          <w:i w:val="false"/>
+          <w:iCs w:val="false"/>
+          <w:color w:val="auto"/>
+          <w:kern w:val="2"/>
+          <w:sz w:val="24"/>
+          <w:szCs w:val="24"/>
+          <w:lang w:val="id-ID" w:eastAsia="zh-CN" w:bidi="hi-IN"/>
+        </w:rPr>
+      </w:pPr>
+      <w:r>
+        <w:rPr>
+          <w:rFonts w:eastAsia="Noto Sans CJK HK" w:cs="FreeSans" w:ascii="Times New Roman" w:hAnsi="Times New Roman"/>
+          <w:b w:val="false"/>
+          <w:bCs w:val="false"/>
+          <w:i w:val="false"/>
+          <w:iCs w:val="false"/>
+          <w:color w:val="auto"/>
+          <w:kern w:val="2"/>
+          <w:sz w:val="24"/>
+          <w:szCs w:val="24"/>
+          <w:lang w:val="id-ID" w:eastAsia="zh-CN" w:bidi="hi-IN"/>
+        </w:rPr>
+        <w:t>Studi literatur</w:t>
+      </w:r>
+    </w:p>
+    <w:p>
+      <w:pPr>
+        <w:pStyle w:val="BodyText"/>
+        <w:widowControl/>
+        <w:numPr>
+          <w:ilvl w:val="0"/>
+          <w:numId w:val="0"/>
+        </w:numPr>
+        <w:suppressAutoHyphens w:val="true"/>
+        <w:bidi w:val="0"/>
+        <w:spacing w:lineRule="auto" w:line="360"/>
+        <w:ind w:hanging="0" w:start="720"/>
+        <w:jc w:val="both"/>
+        <w:rPr>
+          <w:rFonts w:ascii="Times New Roman" w:hAnsi="Times New Roman" w:eastAsia="Noto Sans CJK HK" w:cs="FreeSans"/>
+          <w:b w:val="false"/>
+          <w:bCs w:val="false"/>
+          <w:i w:val="false"/>
+          <w:iCs w:val="false"/>
+          <w:color w:val="auto"/>
+          <w:kern w:val="2"/>
+          <w:sz w:val="24"/>
+          <w:szCs w:val="24"/>
+          <w:lang w:val="id-ID" w:eastAsia="zh-CN" w:bidi="hi-IN"/>
+        </w:rPr>
+      </w:pPr>
+      <w:r>
+        <w:rPr>
+          <w:rFonts w:eastAsia="Noto Sans CJK HK" w:cs="FreeSans" w:ascii="Times New Roman" w:hAnsi="Times New Roman"/>
+          <w:b w:val="false"/>
+          <w:bCs w:val="false"/>
+          <w:i w:val="false"/>
+          <w:iCs w:val="false"/>
+          <w:color w:val="auto"/>
+          <w:kern w:val="2"/>
+          <w:sz w:val="24"/>
+          <w:szCs w:val="24"/>
+          <w:lang w:val="id-ID" w:eastAsia="zh-CN" w:bidi="hi-IN"/>
+        </w:rPr>
+        <w:t>Mengkaji teori yang terkait dengan parameter kualitas air (</w:t>
+      </w:r>
+      <w:r>
+        <w:rPr>
+          <w:rFonts w:eastAsia="Noto Sans CJK HK" w:cs="FreeSans" w:ascii="Times New Roman" w:hAnsi="Times New Roman"/>
+          <w:b w:val="false"/>
+          <w:bCs w:val="false"/>
+          <w:i/>
+          <w:iCs/>
+          <w:color w:val="auto"/>
+          <w:kern w:val="2"/>
+          <w:sz w:val="24"/>
+          <w:szCs w:val="24"/>
+          <w:lang w:val="id-ID" w:eastAsia="zh-CN" w:bidi="hi-IN"/>
+        </w:rPr>
+        <w:t>TDS</w:t>
+      </w:r>
+      <w:r>
+        <w:rPr>
+          <w:rFonts w:eastAsia="Noto Sans CJK HK" w:cs="FreeSans" w:ascii="Times New Roman" w:hAnsi="Times New Roman"/>
+          <w:b w:val="false"/>
+          <w:bCs w:val="false"/>
+          <w:i w:val="false"/>
+          <w:iCs w:val="false"/>
+          <w:color w:val="auto"/>
+          <w:kern w:val="2"/>
+          <w:sz w:val="24"/>
+          <w:szCs w:val="24"/>
+          <w:lang w:val="id-ID" w:eastAsia="zh-CN" w:bidi="hi-IN"/>
+        </w:rPr>
+        <w:t xml:space="preserve"> dan suhu) serta prinsip komunikasi radio jarak jauh dengan menggunakan </w:t>
+      </w:r>
+      <w:r>
+        <w:rPr>
+          <w:rFonts w:eastAsia="Noto Sans CJK HK" w:cs="FreeSans" w:ascii="Times New Roman" w:hAnsi="Times New Roman"/>
+          <w:b w:val="false"/>
+          <w:bCs w:val="false"/>
+          <w:i/>
+          <w:iCs/>
+          <w:color w:val="auto"/>
+          <w:kern w:val="2"/>
+          <w:sz w:val="24"/>
+          <w:szCs w:val="24"/>
+          <w:lang w:val="id-ID" w:eastAsia="zh-CN" w:bidi="hi-IN"/>
+        </w:rPr>
+        <w:t>LoRa SX1278.</w:t>
+      </w:r>
+    </w:p>
+    <w:p>
+      <w:pPr>
+        <w:pStyle w:val="BodyText"/>
+        <w:widowControl/>
+        <w:numPr>
+          <w:ilvl w:val="0"/>
+          <w:numId w:val="8"/>
+        </w:numPr>
+        <w:suppressAutoHyphens w:val="true"/>
+        <w:bidi w:val="0"/>
+        <w:spacing w:lineRule="auto" w:line="360"/>
+        <w:jc w:val="both"/>
+        <w:rPr>
+          <w:rFonts w:ascii="Times New Roman" w:hAnsi="Times New Roman" w:eastAsia="Noto Sans CJK HK" w:cs="FreeSans"/>
+          <w:b w:val="false"/>
+          <w:bCs w:val="false"/>
+          <w:i w:val="false"/>
+          <w:iCs w:val="false"/>
+          <w:color w:val="auto"/>
+          <w:kern w:val="2"/>
+          <w:sz w:val="24"/>
+          <w:szCs w:val="24"/>
+          <w:lang w:val="id-ID" w:eastAsia="zh-CN" w:bidi="hi-IN"/>
+        </w:rPr>
+      </w:pPr>
+      <w:r>
+        <w:rPr>
+          <w:rFonts w:eastAsia="Noto Sans CJK HK" w:cs="FreeSans" w:ascii="Times New Roman" w:hAnsi="Times New Roman"/>
+          <w:b w:val="false"/>
+          <w:bCs w:val="false"/>
+          <w:i w:val="false"/>
+          <w:iCs w:val="false"/>
+          <w:color w:val="auto"/>
+          <w:kern w:val="2"/>
+          <w:sz w:val="24"/>
+          <w:szCs w:val="24"/>
+          <w:lang w:val="id-ID" w:eastAsia="zh-CN" w:bidi="hi-IN"/>
+        </w:rPr>
+        <w:t>Perancangan sistem</w:t>
+      </w:r>
+    </w:p>
+    <w:p>
+      <w:pPr>
+        <w:pStyle w:val="BodyText"/>
+        <w:widowControl/>
+        <w:numPr>
+          <w:ilvl w:val="0"/>
+          <w:numId w:val="0"/>
+        </w:numPr>
+        <w:suppressAutoHyphens w:val="true"/>
+        <w:bidi w:val="0"/>
+        <w:spacing w:lineRule="auto" w:line="360"/>
+        <w:ind w:hanging="0" w:start="720"/>
+        <w:jc w:val="both"/>
+        <w:rPr>
+          <w:rFonts w:ascii="Times New Roman" w:hAnsi="Times New Roman" w:eastAsia="Noto Sans CJK HK" w:cs="FreeSans"/>
+          <w:b w:val="false"/>
+          <w:bCs w:val="false"/>
+          <w:i w:val="false"/>
+          <w:iCs w:val="false"/>
+          <w:color w:val="auto"/>
+          <w:kern w:val="2"/>
+          <w:sz w:val="24"/>
+          <w:szCs w:val="24"/>
+          <w:lang w:val="id-ID" w:eastAsia="zh-CN" w:bidi="hi-IN"/>
+        </w:rPr>
+      </w:pPr>
+      <w:r>
+        <w:rPr>
+          <w:rFonts w:eastAsia="Noto Sans CJK HK" w:cs="FreeSans" w:ascii="Times New Roman" w:hAnsi="Times New Roman"/>
+          <w:b w:val="false"/>
+          <w:bCs w:val="false"/>
+          <w:i w:val="false"/>
+          <w:iCs w:val="false"/>
+          <w:color w:val="auto"/>
+          <w:kern w:val="2"/>
+          <w:sz w:val="24"/>
+          <w:szCs w:val="24"/>
+          <w:lang w:val="id-ID" w:eastAsia="zh-CN" w:bidi="hi-IN"/>
+        </w:rPr>
+        <w:t>Merancang skema elektronik (w</w:t>
+      </w:r>
+      <w:r>
+        <w:rPr>
+          <w:rFonts w:eastAsia="Noto Sans CJK HK" w:cs="FreeSans" w:ascii="Times New Roman" w:hAnsi="Times New Roman"/>
+          <w:b w:val="false"/>
+          <w:bCs w:val="false"/>
+          <w:i/>
+          <w:iCs/>
+          <w:color w:val="auto"/>
+          <w:kern w:val="2"/>
+          <w:sz w:val="24"/>
+          <w:szCs w:val="24"/>
+          <w:lang w:val="id-ID" w:eastAsia="zh-CN" w:bidi="hi-IN"/>
+        </w:rPr>
+        <w:t xml:space="preserve">ring), </w:t>
+      </w:r>
+      <w:r>
+        <w:rPr>
+          <w:rFonts w:eastAsia="Noto Sans CJK HK" w:cs="FreeSans" w:ascii="Times New Roman" w:hAnsi="Times New Roman"/>
+          <w:b w:val="false"/>
+          <w:bCs w:val="false"/>
+          <w:i w:val="false"/>
+          <w:iCs w:val="false"/>
+          <w:color w:val="auto"/>
+          <w:kern w:val="2"/>
+          <w:sz w:val="24"/>
+          <w:szCs w:val="24"/>
+          <w:lang w:val="id-ID" w:eastAsia="zh-CN" w:bidi="hi-IN"/>
+        </w:rPr>
+        <w:t>alur logika perangkat lunak (</w:t>
+      </w:r>
+      <w:r>
+        <w:rPr>
+          <w:rFonts w:eastAsia="Noto Sans CJK HK" w:cs="FreeSans" w:ascii="Times New Roman" w:hAnsi="Times New Roman"/>
+          <w:b w:val="false"/>
+          <w:bCs w:val="false"/>
+          <w:i/>
+          <w:iCs/>
+          <w:color w:val="auto"/>
+          <w:kern w:val="2"/>
+          <w:sz w:val="24"/>
+          <w:szCs w:val="24"/>
+          <w:lang w:val="id-ID" w:eastAsia="zh-CN" w:bidi="hi-IN"/>
+        </w:rPr>
+        <w:t>flowchart</w:t>
+      </w:r>
+      <w:r>
+        <w:rPr>
+          <w:rFonts w:eastAsia="Noto Sans CJK HK" w:cs="FreeSans" w:ascii="Times New Roman" w:hAnsi="Times New Roman"/>
+          <w:b w:val="false"/>
+          <w:bCs w:val="false"/>
+          <w:i w:val="false"/>
+          <w:iCs w:val="false"/>
+          <w:color w:val="auto"/>
+          <w:kern w:val="2"/>
+          <w:sz w:val="24"/>
+          <w:szCs w:val="24"/>
+          <w:lang w:val="id-ID" w:eastAsia="zh-CN" w:bidi="hi-IN"/>
+        </w:rPr>
+        <w:t>) yang bertujuan agar dapat memastikan integrasi antara sensor dan modul komunikasi.</w:t>
+      </w:r>
+    </w:p>
+    <w:p>
+      <w:pPr>
+        <w:pStyle w:val="BodyText"/>
+        <w:widowControl/>
+        <w:numPr>
+          <w:ilvl w:val="0"/>
+          <w:numId w:val="8"/>
+        </w:numPr>
+        <w:suppressAutoHyphens w:val="true"/>
+        <w:bidi w:val="0"/>
+        <w:spacing w:lineRule="auto" w:line="360"/>
+        <w:jc w:val="both"/>
+        <w:rPr>
+          <w:rFonts w:ascii="Times New Roman" w:hAnsi="Times New Roman" w:eastAsia="Noto Sans CJK HK" w:cs="FreeSans"/>
+          <w:b w:val="false"/>
+          <w:bCs w:val="false"/>
+          <w:i w:val="false"/>
+          <w:iCs w:val="false"/>
+          <w:color w:val="auto"/>
+          <w:kern w:val="2"/>
+          <w:sz w:val="24"/>
+          <w:szCs w:val="24"/>
+          <w:lang w:val="id-ID" w:eastAsia="zh-CN" w:bidi="hi-IN"/>
+        </w:rPr>
+      </w:pPr>
+      <w:r>
+        <w:rPr>
+          <w:rFonts w:eastAsia="Noto Sans CJK HK" w:cs="FreeSans" w:ascii="Times New Roman" w:hAnsi="Times New Roman"/>
+          <w:b w:val="false"/>
+          <w:bCs w:val="false"/>
+          <w:i w:val="false"/>
+          <w:iCs w:val="false"/>
+          <w:color w:val="auto"/>
+          <w:kern w:val="2"/>
+          <w:sz w:val="24"/>
+          <w:szCs w:val="24"/>
+          <w:lang w:val="id-ID" w:eastAsia="zh-CN" w:bidi="hi-IN"/>
+        </w:rPr>
+        <w:t>simulasi dan validasi</w:t>
+      </w:r>
+    </w:p>
+    <w:p>
+      <w:pPr>
+        <w:pStyle w:val="BodyText"/>
+        <w:widowControl/>
+        <w:numPr>
+          <w:ilvl w:val="0"/>
+          <w:numId w:val="0"/>
+        </w:numPr>
+        <w:suppressAutoHyphens w:val="true"/>
+        <w:bidi w:val="0"/>
+        <w:spacing w:lineRule="auto" w:line="360"/>
+        <w:ind w:hanging="0" w:start="720"/>
+        <w:jc w:val="both"/>
+        <w:rPr>
+          <w:rFonts w:ascii="Times New Roman" w:hAnsi="Times New Roman" w:eastAsia="Noto Sans CJK HK" w:cs="FreeSans"/>
+          <w:b w:val="false"/>
+          <w:bCs w:val="false"/>
+          <w:i w:val="false"/>
+          <w:iCs w:val="false"/>
+          <w:color w:val="auto"/>
+          <w:kern w:val="2"/>
+          <w:sz w:val="24"/>
+          <w:szCs w:val="24"/>
+          <w:lang w:val="id-ID" w:eastAsia="zh-CN" w:bidi="hi-IN"/>
+        </w:rPr>
+      </w:pPr>
+      <w:r>
+        <w:rPr>
+          <w:rFonts w:eastAsia="Noto Sans CJK HK" w:cs="FreeSans" w:ascii="Times New Roman" w:hAnsi="Times New Roman"/>
+          <w:b w:val="false"/>
+          <w:bCs w:val="false"/>
+          <w:i w:val="false"/>
+          <w:iCs w:val="false"/>
+          <w:color w:val="auto"/>
+          <w:kern w:val="2"/>
+          <w:sz w:val="24"/>
+          <w:szCs w:val="24"/>
+          <w:lang w:val="id-ID" w:eastAsia="zh-CN" w:bidi="hi-IN"/>
+        </w:rPr>
+        <w:t xml:space="preserve">Melakukan sebuah pengujian terhadap logika kode pemograman yang dilakukan secara virtual agar dapat memastikan data kualitas air dapat terkirim secara akurat dari </w:t>
+      </w:r>
+      <w:r>
+        <w:rPr>
+          <w:rFonts w:eastAsia="Noto Sans CJK HK" w:cs="FreeSans" w:ascii="Times New Roman" w:hAnsi="Times New Roman"/>
+          <w:b w:val="false"/>
+          <w:bCs w:val="false"/>
+          <w:i/>
+          <w:iCs/>
+          <w:color w:val="auto"/>
+          <w:kern w:val="2"/>
+          <w:sz w:val="24"/>
+          <w:szCs w:val="24"/>
+          <w:lang w:val="id-ID" w:eastAsia="zh-CN" w:bidi="hi-IN"/>
+        </w:rPr>
+        <w:t xml:space="preserve">Guardian </w:t>
+      </w:r>
+      <w:r>
+        <w:rPr>
+          <w:rFonts w:eastAsia="Noto Sans CJK HK" w:cs="FreeSans" w:ascii="Times New Roman" w:hAnsi="Times New Roman"/>
+          <w:b w:val="false"/>
+          <w:bCs w:val="false"/>
+          <w:i w:val="false"/>
+          <w:iCs w:val="false"/>
+          <w:color w:val="auto"/>
+          <w:kern w:val="2"/>
+          <w:sz w:val="24"/>
+          <w:szCs w:val="24"/>
+          <w:lang w:val="id-ID" w:eastAsia="zh-CN" w:bidi="hi-IN"/>
+        </w:rPr>
+        <w:t xml:space="preserve">ke </w:t>
+      </w:r>
+      <w:r>
+        <w:rPr>
+          <w:rFonts w:eastAsia="Noto Sans CJK HK" w:cs="FreeSans" w:ascii="Times New Roman" w:hAnsi="Times New Roman"/>
+          <w:b w:val="false"/>
+          <w:bCs w:val="false"/>
+          <w:i/>
+          <w:iCs/>
+          <w:color w:val="auto"/>
+          <w:kern w:val="2"/>
+          <w:sz w:val="24"/>
+          <w:szCs w:val="24"/>
+          <w:lang w:val="id-ID" w:eastAsia="zh-CN" w:bidi="hi-IN"/>
+        </w:rPr>
+        <w:t>Navigator</w:t>
+      </w:r>
+      <w:r>
+        <w:br w:type="page"/>
+      </w:r>
+    </w:p>
+    <w:p>
+      <w:pPr>
+        <w:pStyle w:val="BodyText"/>
+        <w:widowControl/>
+        <w:suppressAutoHyphens w:val="true"/>
+        <w:bidi w:val="0"/>
+        <w:spacing w:lineRule="auto" w:line="240" w:before="0" w:after="140"/>
+        <w:ind w:hanging="0"/>
+        <w:jc w:val="start"/>
+        <w:rPr>
+          <w:rFonts w:ascii="Liberation Serif" w:hAnsi="Liberation Serif" w:eastAsia="Noto Sans CJK HK" w:cs="FreeSans"/>
+          <w:b/>
+          <w:bCs/>
+          <w:color w:val="auto"/>
+          <w:kern w:val="2"/>
+          <w:sz w:val="24"/>
+          <w:szCs w:val="24"/>
+          <w:lang w:val="id-ID" w:eastAsia="zh-CN" w:bidi="hi-IN"/>
+        </w:rPr>
+      </w:pPr>
+      <w:r>
+        <w:rPr>
+          <w:rFonts w:eastAsia="Noto Sans CJK HK" w:cs="FreeSans"/>
+          <w:b/>
+          <w:bCs/>
+          <w:color w:val="auto"/>
+          <w:kern w:val="2"/>
+          <w:sz w:val="24"/>
+          <w:szCs w:val="24"/>
+          <w:lang w:val="id-ID" w:eastAsia="zh-CN" w:bidi="hi-IN"/>
+        </w:rPr>
+        <w:t>3.3 PERANGKAT DAN KOMPONEN</w:t>
+      </w:r>
+    </w:p>
+    <w:p>
+      <w:pPr>
+        <w:pStyle w:val="BodyText"/>
+        <w:widowControl/>
+        <w:suppressAutoHyphens w:val="true"/>
+        <w:bidi w:val="0"/>
+        <w:spacing w:lineRule="auto" w:line="360"/>
+        <w:jc w:val="both"/>
+        <w:rPr>
+          <w:rFonts w:ascii="Times New Roman" w:hAnsi="Times New Roman" w:eastAsia="Noto Sans CJK HK" w:cs="FreeSans"/>
+          <w:b w:val="false"/>
+          <w:bCs w:val="false"/>
+          <w:i w:val="false"/>
+          <w:iCs w:val="false"/>
+          <w:color w:val="auto"/>
+          <w:kern w:val="2"/>
+          <w:sz w:val="24"/>
+          <w:szCs w:val="24"/>
+          <w:lang w:val="id-ID" w:eastAsia="zh-CN" w:bidi="hi-IN"/>
+        </w:rPr>
+      </w:pPr>
+      <w:r>
+        <w:rPr>
+          <w:rFonts w:eastAsia="Noto Sans CJK HK" w:cs="FreeSans" w:ascii="Times New Roman" w:hAnsi="Times New Roman"/>
+          <w:b w:val="false"/>
+          <w:bCs w:val="false"/>
+          <w:i w:val="false"/>
+          <w:iCs w:val="false"/>
+          <w:color w:val="auto"/>
+          <w:kern w:val="2"/>
+          <w:sz w:val="24"/>
+          <w:szCs w:val="24"/>
+          <w:lang w:val="id-ID" w:eastAsia="zh-CN" w:bidi="hi-IN"/>
+        </w:rPr>
+        <w:t>Adapun perangkat dan komponen inti yang digunakan sebagai berikut</w:t>
+      </w:r>
+    </w:p>
+    <w:tbl>
+      <w:tblPr>
+        <w:tblW w:w="5000" w:type="pct"/>
+        <w:jc w:val="start"/>
+        <w:tblInd w:w="-5" w:type="dxa"/>
+        <w:tblLayout w:type="fixed"/>
+        <w:tblCellMar>
+          <w:top w:w="55" w:type="dxa"/>
+          <w:start w:w="55" w:type="dxa"/>
+          <w:bottom w:w="55" w:type="dxa"/>
+          <w:end w:w="55" w:type="dxa"/>
+        </w:tblCellMar>
+      </w:tblPr>
+      <w:tblGrid>
+        <w:gridCol w:w="507"/>
+        <w:gridCol w:w="2826"/>
+        <w:gridCol w:w="2284"/>
+        <w:gridCol w:w="3171"/>
+      </w:tblGrid>
+      <w:tr>
+        <w:trPr/>
+        <w:tc>
+          <w:tcPr>
+            <w:tcW w:w="507" w:type="dxa"/>
+            <w:tcBorders>
+              <w:top w:val="single" w:sz="4" w:space="0" w:color="000000"/>
+              <w:start w:val="single" w:sz="4" w:space="0" w:color="000000"/>
+              <w:bottom w:val="single" w:sz="4" w:space="0" w:color="000000"/>
+            </w:tcBorders>
+          </w:tcPr>
+          <w:p>
+            <w:pPr>
+              <w:pStyle w:val="TableContents"/>
+              <w:jc w:val="center"/>
+              <w:rPr>
+                <w:rFonts w:ascii="Times New Roman" w:hAnsi="Times New Roman"/>
+                <w:b/>
+                <w:bCs/>
+                <w:i w:val="false"/>
+                <w:iCs w:val="false"/>
+                <w:strike w:val="false"/>
+                <w:dstrike w:val="false"/>
+                <w:outline w:val="false"/>
+                <w:shadow w:val="false"/>
+                <w:color w:val="000000"/>
+                <w:sz w:val="24"/>
+                <w:szCs w:val="24"/>
+                <w:u w:val="none"/>
+              </w:rPr>
+            </w:pPr>
+            <w:r>
+              <w:rPr>
+                <w:rFonts w:ascii="Times New Roman" w:hAnsi="Times New Roman"/>
+                <w:b/>
+                <w:bCs/>
+                <w:i w:val="false"/>
+                <w:iCs w:val="false"/>
+                <w:strike w:val="false"/>
+                <w:dstrike w:val="false"/>
+                <w:outline w:val="false"/>
+                <w:shadow w:val="false"/>
+                <w:color w:val="000000"/>
+                <w:sz w:val="24"/>
+                <w:szCs w:val="24"/>
+                <w:u w:val="none"/>
+              </w:rPr>
+              <w:t>NO</w:t>
+            </w:r>
+          </w:p>
+        </w:tc>
+        <w:tc>
+          <w:tcPr>
+            <w:tcW w:w="2826" w:type="dxa"/>
+            <w:tcBorders>
+              <w:top w:val="single" w:sz="4" w:space="0" w:color="000000"/>
+              <w:start w:val="single" w:sz="4" w:space="0" w:color="000000"/>
+              <w:bottom w:val="single" w:sz="4" w:space="0" w:color="000000"/>
+            </w:tcBorders>
+          </w:tcPr>
+          <w:p>
+            <w:pPr>
+              <w:pStyle w:val="TableContents"/>
+              <w:jc w:val="center"/>
+              <w:rPr>
+                <w:rFonts w:ascii="Times New Roman" w:hAnsi="Times New Roman"/>
+                <w:b/>
+                <w:bCs/>
+                <w:i w:val="false"/>
+                <w:iCs w:val="false"/>
+                <w:strike w:val="false"/>
+                <w:dstrike w:val="false"/>
+                <w:outline w:val="false"/>
+                <w:shadow w:val="false"/>
+                <w:color w:val="000000"/>
+                <w:sz w:val="24"/>
+                <w:szCs w:val="24"/>
+                <w:u w:val="none"/>
+              </w:rPr>
+            </w:pPr>
+            <w:r>
+              <w:rPr>
+                <w:rFonts w:ascii="Times New Roman" w:hAnsi="Times New Roman"/>
+                <w:b/>
+                <w:bCs/>
+                <w:i w:val="false"/>
+                <w:iCs w:val="false"/>
+                <w:strike w:val="false"/>
+                <w:dstrike w:val="false"/>
+                <w:outline w:val="false"/>
+                <w:shadow w:val="false"/>
+                <w:color w:val="000000"/>
+                <w:sz w:val="24"/>
+                <w:szCs w:val="24"/>
+                <w:u w:val="none"/>
+              </w:rPr>
+              <w:t>KOMPONEN</w:t>
+            </w:r>
+          </w:p>
+        </w:tc>
+        <w:tc>
+          <w:tcPr>
+            <w:tcW w:w="2284" w:type="dxa"/>
+            <w:tcBorders>
+              <w:top w:val="single" w:sz="4" w:space="0" w:color="000000"/>
+              <w:start w:val="single" w:sz="4" w:space="0" w:color="000000"/>
+              <w:bottom w:val="single" w:sz="4" w:space="0" w:color="000000"/>
+            </w:tcBorders>
+          </w:tcPr>
+          <w:p>
+            <w:pPr>
+              <w:pStyle w:val="TableContents"/>
+              <w:jc w:val="center"/>
+              <w:rPr>
+                <w:rFonts w:ascii="Times New Roman" w:hAnsi="Times New Roman"/>
+                <w:b/>
+                <w:bCs/>
+                <w:i w:val="false"/>
+                <w:iCs w:val="false"/>
+                <w:strike w:val="false"/>
+                <w:dstrike w:val="false"/>
+                <w:outline w:val="false"/>
+                <w:shadow w:val="false"/>
+                <w:color w:val="000000"/>
+                <w:sz w:val="24"/>
+                <w:szCs w:val="24"/>
+                <w:u w:val="none"/>
+              </w:rPr>
+            </w:pPr>
+            <w:r>
+              <w:rPr>
+                <w:rFonts w:ascii="Times New Roman" w:hAnsi="Times New Roman"/>
+                <w:b/>
+                <w:bCs/>
+                <w:i w:val="false"/>
+                <w:iCs w:val="false"/>
+                <w:strike w:val="false"/>
+                <w:dstrike w:val="false"/>
+                <w:outline w:val="false"/>
+                <w:shadow w:val="false"/>
+                <w:color w:val="000000"/>
+                <w:sz w:val="24"/>
+                <w:szCs w:val="24"/>
+                <w:u w:val="none"/>
+              </w:rPr>
+              <w:t>SPESIFIKASI UTAMA</w:t>
+            </w:r>
+          </w:p>
+        </w:tc>
+        <w:tc>
+          <w:tcPr>
+            <w:tcW w:w="3171" w:type="dxa"/>
+            <w:tcBorders>
+              <w:top w:val="single" w:sz="4" w:space="0" w:color="000000"/>
+              <w:start w:val="single" w:sz="4" w:space="0" w:color="000000"/>
+              <w:bottom w:val="single" w:sz="4" w:space="0" w:color="000000"/>
+              <w:end w:val="single" w:sz="4" w:space="0" w:color="000000"/>
+            </w:tcBorders>
+          </w:tcPr>
+          <w:p>
+            <w:pPr>
+              <w:pStyle w:val="TableContents"/>
+              <w:jc w:val="center"/>
+              <w:rPr>
+                <w:rFonts w:ascii="Times New Roman" w:hAnsi="Times New Roman"/>
+                <w:b/>
+                <w:bCs/>
+                <w:i w:val="false"/>
+                <w:iCs w:val="false"/>
+                <w:strike w:val="false"/>
+                <w:dstrike w:val="false"/>
+                <w:outline w:val="false"/>
+                <w:shadow w:val="false"/>
+                <w:color w:val="000000"/>
+                <w:sz w:val="24"/>
+                <w:szCs w:val="24"/>
+                <w:u w:val="none"/>
+              </w:rPr>
+            </w:pPr>
+            <w:r>
+              <w:rPr>
+                <w:rFonts w:ascii="Times New Roman" w:hAnsi="Times New Roman"/>
+                <w:b/>
+                <w:bCs/>
+                <w:i w:val="false"/>
+                <w:iCs w:val="false"/>
+                <w:strike w:val="false"/>
+                <w:dstrike w:val="false"/>
+                <w:outline w:val="false"/>
+                <w:shadow w:val="false"/>
+                <w:color w:val="000000"/>
+                <w:sz w:val="24"/>
+                <w:szCs w:val="24"/>
+                <w:u w:val="none"/>
+              </w:rPr>
+              <w:t>FUNGSI</w:t>
+            </w:r>
+          </w:p>
+        </w:tc>
+      </w:tr>
+      <w:tr>
+        <w:trPr/>
+        <w:tc>
+          <w:tcPr>
+            <w:tcW w:w="507" w:type="dxa"/>
+            <w:tcBorders>
+              <w:start w:val="single" w:sz="4" w:space="0" w:color="000000"/>
+              <w:bottom w:val="single" w:sz="4" w:space="0" w:color="000000"/>
+            </w:tcBorders>
+          </w:tcPr>
+          <w:p>
+            <w:pPr>
+              <w:pStyle w:val="TableContents"/>
+              <w:bidi w:val="0"/>
+              <w:jc w:val="center"/>
+              <w:rPr>
+                <w:rFonts w:ascii="Times New Roman" w:hAnsi="Times New Roman"/>
+                <w:b/>
+                <w:bCs/>
+                <w:i w:val="false"/>
+                <w:iCs w:val="false"/>
+                <w:strike w:val="false"/>
+                <w:dstrike w:val="false"/>
+                <w:outline w:val="false"/>
+                <w:shadow w:val="false"/>
+                <w:color w:val="000000"/>
+                <w:sz w:val="24"/>
+                <w:szCs w:val="24"/>
+                <w:u w:val="none"/>
+              </w:rPr>
+            </w:pPr>
+            <w:r>
+              <w:rPr>
+                <w:rFonts w:ascii="Times New Roman" w:hAnsi="Times New Roman"/>
+                <w:b/>
+                <w:bCs/>
+                <w:i w:val="false"/>
+                <w:iCs w:val="false"/>
+                <w:strike w:val="false"/>
+                <w:dstrike w:val="false"/>
+                <w:outline w:val="false"/>
+                <w:shadow w:val="false"/>
+                <w:color w:val="000000"/>
+                <w:sz w:val="24"/>
+                <w:szCs w:val="24"/>
+                <w:u w:val="none"/>
+              </w:rPr>
+              <w:t>1</w:t>
+            </w:r>
+          </w:p>
+        </w:tc>
+        <w:tc>
+          <w:tcPr>
+            <w:tcW w:w="2826" w:type="dxa"/>
+            <w:tcBorders>
+              <w:start w:val="single" w:sz="4" w:space="0" w:color="000000"/>
+              <w:bottom w:val="single" w:sz="4" w:space="0" w:color="000000"/>
+            </w:tcBorders>
+          </w:tcPr>
+          <w:p>
+            <w:pPr>
+              <w:pStyle w:val="TableContents"/>
+              <w:bidi w:val="0"/>
+              <w:jc w:val="start"/>
+              <w:rPr>
+                <w:rFonts w:ascii="Times New Roman" w:hAnsi="Times New Roman"/>
+                <w:b w:val="false"/>
+                <w:bCs w:val="false"/>
+                <w:i w:val="false"/>
+                <w:iCs w:val="false"/>
+                <w:strike w:val="false"/>
+                <w:dstrike w:val="false"/>
+                <w:outline w:val="false"/>
+                <w:shadow w:val="false"/>
+                <w:color w:val="000000"/>
+                <w:sz w:val="24"/>
+                <w:szCs w:val="24"/>
+                <w:u w:val="none"/>
+              </w:rPr>
+            </w:pPr>
+            <w:r>
+              <w:rPr>
+                <w:rFonts w:ascii="Times New Roman" w:hAnsi="Times New Roman"/>
+                <w:b w:val="false"/>
+                <w:bCs w:val="false"/>
+                <w:i w:val="false"/>
+                <w:iCs w:val="false"/>
+                <w:strike w:val="false"/>
+                <w:dstrike w:val="false"/>
+                <w:outline w:val="false"/>
+                <w:shadow w:val="false"/>
+                <w:color w:val="000000"/>
+                <w:sz w:val="24"/>
+                <w:szCs w:val="24"/>
+                <w:u w:val="none"/>
+              </w:rPr>
+              <w:t>ESP32</w:t>
+            </w:r>
+          </w:p>
+        </w:tc>
+        <w:tc>
+          <w:tcPr>
+            <w:tcW w:w="2284" w:type="dxa"/>
+            <w:tcBorders>
+              <w:start w:val="single" w:sz="4" w:space="0" w:color="000000"/>
+              <w:bottom w:val="single" w:sz="4" w:space="0" w:color="000000"/>
+            </w:tcBorders>
+          </w:tcPr>
+          <w:p>
+            <w:pPr>
+              <w:pStyle w:val="TableContents"/>
+              <w:jc w:val="start"/>
+              <w:rPr>
+                <w:rFonts w:ascii="Times New Roman" w:hAnsi="Times New Roman"/>
+                <w:b w:val="false"/>
+                <w:bCs w:val="false"/>
+                <w:i w:val="false"/>
+                <w:iCs w:val="false"/>
+                <w:strike w:val="false"/>
+                <w:dstrike w:val="false"/>
+                <w:outline w:val="false"/>
+                <w:shadow w:val="false"/>
+                <w:color w:val="000000"/>
+                <w:sz w:val="24"/>
+                <w:szCs w:val="24"/>
+                <w:u w:val="none"/>
+              </w:rPr>
+            </w:pPr>
+            <w:r>
+              <w:rPr>
+                <w:rFonts w:ascii="Times New Roman" w:hAnsi="Times New Roman"/>
+                <w:b w:val="false"/>
+                <w:bCs w:val="false"/>
+                <w:i w:val="false"/>
+                <w:iCs w:val="false"/>
+                <w:strike w:val="false"/>
+                <w:dstrike w:val="false"/>
+                <w:outline w:val="false"/>
+                <w:shadow w:val="false"/>
+                <w:color w:val="000000"/>
+                <w:sz w:val="24"/>
+                <w:szCs w:val="24"/>
+                <w:u w:val="none"/>
+              </w:rPr>
+              <w:t xml:space="preserve">Dual Core 240MHz, Wi-Fi &amp; Bluetooth </w:t>
+            </w:r>
+          </w:p>
+        </w:tc>
+        <w:tc>
+          <w:tcPr>
+            <w:tcW w:w="3171" w:type="dxa"/>
+            <w:tcBorders>
+              <w:start w:val="single" w:sz="4" w:space="0" w:color="000000"/>
+              <w:bottom w:val="single" w:sz="4" w:space="0" w:color="000000"/>
+              <w:end w:val="single" w:sz="4" w:space="0" w:color="000000"/>
+            </w:tcBorders>
+          </w:tcPr>
+          <w:p>
+            <w:pPr>
+              <w:pStyle w:val="TableContents"/>
+              <w:jc w:val="start"/>
+              <w:rPr>
+                <w:rFonts w:ascii="Times New Roman" w:hAnsi="Times New Roman"/>
+                <w:b w:val="false"/>
+                <w:bCs w:val="false"/>
+                <w:i w:val="false"/>
+                <w:iCs w:val="false"/>
+                <w:strike w:val="false"/>
+                <w:dstrike w:val="false"/>
+                <w:outline w:val="false"/>
+                <w:shadow w:val="false"/>
+                <w:color w:val="000000"/>
+                <w:sz w:val="24"/>
+                <w:szCs w:val="24"/>
+                <w:u w:val="none"/>
+              </w:rPr>
+            </w:pPr>
+            <w:r>
+              <w:rPr>
+                <w:rFonts w:ascii="Times New Roman" w:hAnsi="Times New Roman"/>
+                <w:b w:val="false"/>
+                <w:bCs w:val="false"/>
+                <w:i w:val="false"/>
+                <w:iCs w:val="false"/>
+                <w:strike w:val="false"/>
+                <w:dstrike w:val="false"/>
+                <w:outline w:val="false"/>
+                <w:shadow w:val="false"/>
+                <w:color w:val="000000"/>
+                <w:sz w:val="24"/>
+                <w:szCs w:val="24"/>
+                <w:u w:val="none"/>
+              </w:rPr>
+              <w:t>Sebagai mikrokontroler utama untuk memproses data sensor dan logika navigasi</w:t>
+            </w:r>
+          </w:p>
+        </w:tc>
+      </w:tr>
+      <w:tr>
+        <w:trPr/>
+        <w:tc>
+          <w:tcPr>
+            <w:tcW w:w="507" w:type="dxa"/>
+            <w:tcBorders>
+              <w:start w:val="single" w:sz="4" w:space="0" w:color="000000"/>
+              <w:bottom w:val="single" w:sz="4" w:space="0" w:color="000000"/>
+            </w:tcBorders>
+          </w:tcPr>
+          <w:p>
+            <w:pPr>
+              <w:pStyle w:val="TableContents"/>
+              <w:bidi w:val="0"/>
+              <w:jc w:val="center"/>
+              <w:rPr>
+                <w:rFonts w:ascii="Times New Roman" w:hAnsi="Times New Roman"/>
+                <w:b/>
+                <w:bCs/>
+                <w:i w:val="false"/>
+                <w:iCs w:val="false"/>
+                <w:strike w:val="false"/>
+                <w:dstrike w:val="false"/>
+                <w:outline w:val="false"/>
+                <w:shadow w:val="false"/>
+                <w:color w:val="000000"/>
+                <w:sz w:val="24"/>
+                <w:szCs w:val="24"/>
+                <w:u w:val="none"/>
+              </w:rPr>
+            </w:pPr>
+            <w:r>
+              <w:rPr>
+                <w:rFonts w:ascii="Times New Roman" w:hAnsi="Times New Roman"/>
+                <w:b/>
+                <w:bCs/>
+                <w:i w:val="false"/>
+                <w:iCs w:val="false"/>
+                <w:strike w:val="false"/>
+                <w:dstrike w:val="false"/>
+                <w:outline w:val="false"/>
+                <w:shadow w:val="false"/>
+                <w:color w:val="000000"/>
+                <w:sz w:val="24"/>
+                <w:szCs w:val="24"/>
+                <w:u w:val="none"/>
+              </w:rPr>
+              <w:t>2</w:t>
+            </w:r>
+          </w:p>
+        </w:tc>
+        <w:tc>
+          <w:tcPr>
+            <w:tcW w:w="2826" w:type="dxa"/>
+            <w:tcBorders>
+              <w:start w:val="single" w:sz="4" w:space="0" w:color="000000"/>
+              <w:bottom w:val="single" w:sz="4" w:space="0" w:color="000000"/>
+            </w:tcBorders>
+          </w:tcPr>
+          <w:p>
+            <w:pPr>
+              <w:pStyle w:val="TableContents"/>
+              <w:bidi w:val="0"/>
+              <w:jc w:val="start"/>
+              <w:rPr>
+                <w:rFonts w:ascii="Times New Roman" w:hAnsi="Times New Roman"/>
+                <w:b w:val="false"/>
+                <w:bCs w:val="false"/>
+                <w:i w:val="false"/>
+                <w:iCs w:val="false"/>
+                <w:strike w:val="false"/>
+                <w:dstrike w:val="false"/>
+                <w:outline w:val="false"/>
+                <w:shadow w:val="false"/>
+                <w:color w:val="000000"/>
+                <w:sz w:val="24"/>
+                <w:szCs w:val="24"/>
+                <w:u w:val="none"/>
+              </w:rPr>
+            </w:pPr>
+            <w:r>
+              <w:rPr>
+                <w:rFonts w:ascii="Times New Roman" w:hAnsi="Times New Roman"/>
+                <w:b w:val="false"/>
+                <w:bCs w:val="false"/>
+                <w:i w:val="false"/>
+                <w:iCs w:val="false"/>
+                <w:strike w:val="false"/>
+                <w:dstrike w:val="false"/>
+                <w:outline w:val="false"/>
+                <w:shadow w:val="false"/>
+                <w:color w:val="000000"/>
+                <w:sz w:val="24"/>
+                <w:szCs w:val="24"/>
+                <w:u w:val="none"/>
+              </w:rPr>
+              <w:t>LoRa Module SX1278 (433MHz)</w:t>
+            </w:r>
+          </w:p>
+        </w:tc>
+        <w:tc>
+          <w:tcPr>
+            <w:tcW w:w="2284" w:type="dxa"/>
+            <w:tcBorders>
+              <w:start w:val="single" w:sz="4" w:space="0" w:color="000000"/>
+              <w:bottom w:val="single" w:sz="4" w:space="0" w:color="000000"/>
+            </w:tcBorders>
+          </w:tcPr>
+          <w:p>
+            <w:pPr>
+              <w:pStyle w:val="TableContents"/>
+              <w:jc w:val="start"/>
+              <w:rPr>
+                <w:rFonts w:ascii="Times New Roman" w:hAnsi="Times New Roman"/>
+                <w:b w:val="false"/>
+                <w:bCs w:val="false"/>
+                <w:i w:val="false"/>
+                <w:iCs w:val="false"/>
+                <w:strike w:val="false"/>
+                <w:dstrike w:val="false"/>
+                <w:outline w:val="false"/>
+                <w:shadow w:val="false"/>
+                <w:color w:val="000000"/>
+                <w:sz w:val="24"/>
+                <w:szCs w:val="24"/>
+                <w:u w:val="none"/>
+              </w:rPr>
+            </w:pPr>
+            <w:r>
+              <w:rPr>
+                <w:rFonts w:ascii="Times New Roman" w:hAnsi="Times New Roman"/>
+                <w:b w:val="false"/>
+                <w:bCs w:val="false"/>
+                <w:i w:val="false"/>
+                <w:iCs w:val="false"/>
+                <w:strike w:val="false"/>
+                <w:dstrike w:val="false"/>
+                <w:outline w:val="false"/>
+                <w:shadow w:val="false"/>
+                <w:color w:val="000000"/>
+                <w:sz w:val="24"/>
+                <w:szCs w:val="24"/>
+                <w:u w:val="none"/>
+              </w:rPr>
+              <w:t>Frekuensi 433MHz, Jarak s.d 10km</w:t>
+            </w:r>
+          </w:p>
+        </w:tc>
+        <w:tc>
+          <w:tcPr>
+            <w:tcW w:w="3171" w:type="dxa"/>
+            <w:tcBorders>
+              <w:start w:val="single" w:sz="4" w:space="0" w:color="000000"/>
+              <w:bottom w:val="single" w:sz="4" w:space="0" w:color="000000"/>
+              <w:end w:val="single" w:sz="4" w:space="0" w:color="000000"/>
+            </w:tcBorders>
+          </w:tcPr>
+          <w:p>
+            <w:pPr>
+              <w:pStyle w:val="TableContents"/>
+              <w:jc w:val="start"/>
+              <w:rPr>
+                <w:rFonts w:ascii="Times New Roman" w:hAnsi="Times New Roman"/>
+                <w:b w:val="false"/>
+                <w:bCs w:val="false"/>
+                <w:i w:val="false"/>
+                <w:iCs w:val="false"/>
+                <w:strike w:val="false"/>
+                <w:dstrike w:val="false"/>
+                <w:outline w:val="false"/>
+                <w:shadow w:val="false"/>
+                <w:color w:val="000000"/>
+                <w:sz w:val="24"/>
+                <w:szCs w:val="24"/>
+                <w:u w:val="none"/>
+              </w:rPr>
+            </w:pPr>
+            <w:r>
+              <w:rPr>
+                <w:rFonts w:ascii="Times New Roman" w:hAnsi="Times New Roman"/>
+                <w:b w:val="false"/>
+                <w:bCs w:val="false"/>
+                <w:i w:val="false"/>
+                <w:iCs w:val="false"/>
+                <w:strike w:val="false"/>
+                <w:dstrike w:val="false"/>
+                <w:outline w:val="false"/>
+                <w:shadow w:val="false"/>
+                <w:color w:val="000000"/>
+                <w:sz w:val="24"/>
+                <w:szCs w:val="24"/>
+                <w:u w:val="none"/>
+              </w:rPr>
+              <w:t>Mengirimkan data kualitas air dan lokasi secara nirkabel tanpa internet.</w:t>
+            </w:r>
+          </w:p>
+        </w:tc>
+      </w:tr>
+      <w:tr>
+        <w:trPr>
+          <w:trHeight w:val="439" w:hRule="atLeast"/>
+        </w:trPr>
+        <w:tc>
+          <w:tcPr>
+            <w:tcW w:w="507" w:type="dxa"/>
+            <w:tcBorders>
+              <w:start w:val="single" w:sz="4" w:space="0" w:color="000000"/>
+              <w:bottom w:val="single" w:sz="4" w:space="0" w:color="000000"/>
+            </w:tcBorders>
+          </w:tcPr>
+          <w:p>
+            <w:pPr>
+              <w:pStyle w:val="TableContents"/>
+              <w:bidi w:val="0"/>
+              <w:jc w:val="center"/>
+              <w:rPr>
+                <w:rFonts w:ascii="Times New Roman" w:hAnsi="Times New Roman"/>
+                <w:b/>
+                <w:bCs/>
+                <w:i w:val="false"/>
+                <w:iCs w:val="false"/>
+                <w:strike w:val="false"/>
+                <w:dstrike w:val="false"/>
+                <w:outline w:val="false"/>
+                <w:shadow w:val="false"/>
+                <w:color w:val="000000"/>
+                <w:sz w:val="24"/>
+                <w:szCs w:val="24"/>
+                <w:u w:val="none"/>
+              </w:rPr>
+            </w:pPr>
+            <w:r>
+              <w:rPr>
+                <w:rFonts w:ascii="Times New Roman" w:hAnsi="Times New Roman"/>
+                <w:b/>
+                <w:bCs/>
+                <w:i w:val="false"/>
+                <w:iCs w:val="false"/>
+                <w:strike w:val="false"/>
+                <w:dstrike w:val="false"/>
+                <w:outline w:val="false"/>
+                <w:shadow w:val="false"/>
+                <w:color w:val="000000"/>
+                <w:sz w:val="24"/>
+                <w:szCs w:val="24"/>
+                <w:u w:val="none"/>
+              </w:rPr>
+              <w:t>3</w:t>
+            </w:r>
+          </w:p>
+        </w:tc>
+        <w:tc>
+          <w:tcPr>
+            <w:tcW w:w="2826" w:type="dxa"/>
+            <w:tcBorders>
+              <w:start w:val="single" w:sz="4" w:space="0" w:color="000000"/>
+              <w:bottom w:val="single" w:sz="4" w:space="0" w:color="000000"/>
+            </w:tcBorders>
+          </w:tcPr>
+          <w:p>
+            <w:pPr>
+              <w:pStyle w:val="TableContents"/>
+              <w:bidi w:val="0"/>
+              <w:jc w:val="start"/>
+              <w:rPr>
+                <w:rFonts w:ascii="Times New Roman" w:hAnsi="Times New Roman"/>
+                <w:b w:val="false"/>
+                <w:bCs w:val="false"/>
+                <w:i w:val="false"/>
+                <w:iCs w:val="false"/>
+                <w:strike w:val="false"/>
+                <w:dstrike w:val="false"/>
+                <w:outline w:val="false"/>
+                <w:shadow w:val="false"/>
+                <w:color w:val="000000"/>
+                <w:sz w:val="24"/>
+                <w:szCs w:val="24"/>
+                <w:u w:val="none"/>
+              </w:rPr>
+            </w:pPr>
+            <w:r>
+              <w:rPr>
+                <w:rFonts w:ascii="Times New Roman" w:hAnsi="Times New Roman"/>
+                <w:b w:val="false"/>
+                <w:bCs w:val="false"/>
+                <w:i w:val="false"/>
+                <w:iCs w:val="false"/>
+                <w:strike w:val="false"/>
+                <w:dstrike w:val="false"/>
+                <w:outline w:val="false"/>
+                <w:shadow w:val="false"/>
+                <w:color w:val="000000"/>
+                <w:sz w:val="24"/>
+                <w:szCs w:val="24"/>
+                <w:u w:val="none"/>
+              </w:rPr>
+              <w:t>GPS Module NEO-6M</w:t>
+            </w:r>
+          </w:p>
+        </w:tc>
+        <w:tc>
+          <w:tcPr>
+            <w:tcW w:w="2284" w:type="dxa"/>
+            <w:tcBorders>
+              <w:start w:val="single" w:sz="4" w:space="0" w:color="000000"/>
+              <w:bottom w:val="single" w:sz="4" w:space="0" w:color="000000"/>
+            </w:tcBorders>
+          </w:tcPr>
+          <w:p>
+            <w:pPr>
+              <w:pStyle w:val="TableContents"/>
+              <w:jc w:val="start"/>
+              <w:rPr>
+                <w:rFonts w:ascii="Times New Roman" w:hAnsi="Times New Roman"/>
+                <w:b w:val="false"/>
+                <w:bCs w:val="false"/>
+                <w:i w:val="false"/>
+                <w:iCs w:val="false"/>
+                <w:strike w:val="false"/>
+                <w:dstrike w:val="false"/>
+                <w:outline w:val="false"/>
+                <w:shadow w:val="false"/>
+                <w:color w:val="000000"/>
+                <w:sz w:val="24"/>
+                <w:szCs w:val="24"/>
+                <w:u w:val="none"/>
+              </w:rPr>
+            </w:pPr>
+            <w:r>
+              <w:rPr>
+                <w:rFonts w:ascii="Times New Roman" w:hAnsi="Times New Roman"/>
+                <w:b w:val="false"/>
+                <w:bCs w:val="false"/>
+                <w:i w:val="false"/>
+                <w:iCs w:val="false"/>
+                <w:strike w:val="false"/>
+                <w:dstrike w:val="false"/>
+                <w:outline w:val="false"/>
+                <w:shadow w:val="false"/>
+                <w:color w:val="000000"/>
+                <w:sz w:val="24"/>
+                <w:szCs w:val="24"/>
+                <w:u w:val="none"/>
+              </w:rPr>
+              <w:t xml:space="preserve">Akurasi posisi &lt; 5 meter </w:t>
+            </w:r>
+          </w:p>
+        </w:tc>
+        <w:tc>
+          <w:tcPr>
+            <w:tcW w:w="3171" w:type="dxa"/>
+            <w:tcBorders>
+              <w:start w:val="single" w:sz="4" w:space="0" w:color="000000"/>
+              <w:bottom w:val="single" w:sz="4" w:space="0" w:color="000000"/>
+              <w:end w:val="single" w:sz="4" w:space="0" w:color="000000"/>
+            </w:tcBorders>
+          </w:tcPr>
+          <w:p>
+            <w:pPr>
+              <w:pStyle w:val="TableContents"/>
+              <w:jc w:val="start"/>
+              <w:rPr>
+                <w:rFonts w:ascii="Times New Roman" w:hAnsi="Times New Roman"/>
+                <w:b w:val="false"/>
+                <w:bCs w:val="false"/>
+                <w:i w:val="false"/>
+                <w:iCs w:val="false"/>
+                <w:strike w:val="false"/>
+                <w:dstrike w:val="false"/>
+                <w:outline w:val="false"/>
+                <w:shadow w:val="false"/>
+                <w:color w:val="000000"/>
+                <w:sz w:val="24"/>
+                <w:szCs w:val="24"/>
+                <w:u w:val="none"/>
+              </w:rPr>
+            </w:pPr>
+            <w:r>
+              <w:rPr>
+                <w:rFonts w:ascii="Times New Roman" w:hAnsi="Times New Roman"/>
+                <w:b w:val="false"/>
+                <w:bCs w:val="false"/>
+                <w:i w:val="false"/>
+                <w:iCs w:val="false"/>
+                <w:strike w:val="false"/>
+                <w:dstrike w:val="false"/>
+                <w:outline w:val="false"/>
+                <w:shadow w:val="false"/>
+                <w:color w:val="000000"/>
+                <w:sz w:val="24"/>
+                <w:szCs w:val="24"/>
+                <w:u w:val="none"/>
+              </w:rPr>
+              <w:t xml:space="preserve">Menentukan koordinat lokasi unit </w:t>
+            </w:r>
+            <w:r>
+              <w:rPr>
+                <w:rFonts w:ascii="Times New Roman" w:hAnsi="Times New Roman"/>
+                <w:b w:val="false"/>
+                <w:bCs w:val="false"/>
+                <w:i/>
+                <w:iCs w:val="false"/>
+                <w:strike w:val="false"/>
+                <w:dstrike w:val="false"/>
+                <w:outline w:val="false"/>
+                <w:shadow w:val="false"/>
+                <w:color w:val="000000"/>
+                <w:sz w:val="24"/>
+                <w:szCs w:val="24"/>
+                <w:u w:val="none"/>
+              </w:rPr>
+              <w:t>Guardian</w:t>
+            </w:r>
+            <w:r>
+              <w:rPr>
+                <w:rFonts w:ascii="Times New Roman" w:hAnsi="Times New Roman"/>
+                <w:b w:val="false"/>
+                <w:bCs w:val="false"/>
+                <w:i w:val="false"/>
+                <w:iCs w:val="false"/>
+                <w:strike w:val="false"/>
+                <w:dstrike w:val="false"/>
+                <w:outline w:val="false"/>
+                <w:shadow w:val="false"/>
+                <w:color w:val="000000"/>
+                <w:sz w:val="24"/>
+                <w:szCs w:val="24"/>
+                <w:u w:val="none"/>
+              </w:rPr>
+              <w:t xml:space="preserve"> secara otomatis</w:t>
+            </w:r>
+          </w:p>
+        </w:tc>
+      </w:tr>
+      <w:tr>
+        <w:trPr/>
+        <w:tc>
+          <w:tcPr>
+            <w:tcW w:w="507" w:type="dxa"/>
+            <w:tcBorders>
+              <w:start w:val="single" w:sz="4" w:space="0" w:color="000000"/>
+              <w:bottom w:val="single" w:sz="4" w:space="0" w:color="000000"/>
+            </w:tcBorders>
+          </w:tcPr>
+          <w:p>
+            <w:pPr>
+              <w:pStyle w:val="TableContents"/>
+              <w:bidi w:val="0"/>
+              <w:jc w:val="center"/>
+              <w:rPr>
+                <w:rFonts w:ascii="Times New Roman" w:hAnsi="Times New Roman"/>
+                <w:b/>
+                <w:bCs/>
+                <w:i w:val="false"/>
+                <w:iCs w:val="false"/>
+                <w:strike w:val="false"/>
+                <w:dstrike w:val="false"/>
+                <w:outline w:val="false"/>
+                <w:shadow w:val="false"/>
+                <w:color w:val="000000"/>
+                <w:sz w:val="24"/>
+                <w:szCs w:val="24"/>
+                <w:u w:val="none"/>
+              </w:rPr>
+            </w:pPr>
+            <w:r>
+              <w:rPr>
+                <w:rFonts w:ascii="Times New Roman" w:hAnsi="Times New Roman"/>
+                <w:b/>
+                <w:bCs/>
+                <w:i w:val="false"/>
+                <w:iCs w:val="false"/>
+                <w:strike w:val="false"/>
+                <w:dstrike w:val="false"/>
+                <w:outline w:val="false"/>
+                <w:shadow w:val="false"/>
+                <w:color w:val="000000"/>
+                <w:sz w:val="24"/>
+                <w:szCs w:val="24"/>
+                <w:u w:val="none"/>
+              </w:rPr>
+              <w:t>4</w:t>
+            </w:r>
+          </w:p>
+        </w:tc>
+        <w:tc>
+          <w:tcPr>
+            <w:tcW w:w="2826" w:type="dxa"/>
+            <w:tcBorders>
+              <w:start w:val="single" w:sz="4" w:space="0" w:color="000000"/>
+              <w:bottom w:val="single" w:sz="4" w:space="0" w:color="000000"/>
+            </w:tcBorders>
+          </w:tcPr>
+          <w:p>
+            <w:pPr>
+              <w:pStyle w:val="TableContents"/>
+              <w:bidi w:val="0"/>
+              <w:jc w:val="start"/>
+              <w:rPr>
+                <w:rFonts w:ascii="Times New Roman" w:hAnsi="Times New Roman"/>
+                <w:b w:val="false"/>
+                <w:bCs w:val="false"/>
+                <w:i w:val="false"/>
+                <w:iCs w:val="false"/>
+                <w:strike w:val="false"/>
+                <w:dstrike w:val="false"/>
+                <w:outline w:val="false"/>
+                <w:shadow w:val="false"/>
+                <w:color w:val="000000"/>
+                <w:sz w:val="24"/>
+                <w:szCs w:val="24"/>
+                <w:u w:val="none"/>
+              </w:rPr>
+            </w:pPr>
+            <w:r>
+              <w:rPr>
+                <w:rFonts w:ascii="Times New Roman" w:hAnsi="Times New Roman"/>
+                <w:b w:val="false"/>
+                <w:bCs w:val="false"/>
+                <w:i w:val="false"/>
+                <w:iCs w:val="false"/>
+                <w:strike w:val="false"/>
+                <w:dstrike w:val="false"/>
+                <w:outline w:val="false"/>
+                <w:shadow w:val="false"/>
+                <w:color w:val="000000"/>
+                <w:sz w:val="24"/>
+                <w:szCs w:val="24"/>
+                <w:u w:val="none"/>
+              </w:rPr>
+              <w:t>Digital Compass HMC5883L</w:t>
+            </w:r>
+          </w:p>
+        </w:tc>
+        <w:tc>
+          <w:tcPr>
+            <w:tcW w:w="2284" w:type="dxa"/>
+            <w:tcBorders>
+              <w:start w:val="single" w:sz="4" w:space="0" w:color="000000"/>
+              <w:bottom w:val="single" w:sz="4" w:space="0" w:color="000000"/>
+            </w:tcBorders>
+          </w:tcPr>
+          <w:p>
+            <w:pPr>
+              <w:pStyle w:val="TableContents"/>
+              <w:jc w:val="start"/>
+              <w:rPr>
+                <w:rFonts w:ascii="Times New Roman" w:hAnsi="Times New Roman"/>
+                <w:b w:val="false"/>
+                <w:bCs w:val="false"/>
+                <w:i w:val="false"/>
+                <w:iCs w:val="false"/>
+                <w:strike w:val="false"/>
+                <w:dstrike w:val="false"/>
+                <w:outline w:val="false"/>
+                <w:shadow w:val="false"/>
+                <w:color w:val="000000"/>
+                <w:sz w:val="24"/>
+                <w:szCs w:val="24"/>
+                <w:u w:val="none"/>
+              </w:rPr>
+            </w:pPr>
+            <w:r>
+              <w:rPr>
+                <w:rFonts w:ascii="Times New Roman" w:hAnsi="Times New Roman"/>
+                <w:b w:val="false"/>
+                <w:bCs w:val="false"/>
+                <w:i w:val="false"/>
+                <w:iCs w:val="false"/>
+                <w:strike w:val="false"/>
+                <w:dstrike w:val="false"/>
+                <w:outline w:val="false"/>
+                <w:shadow w:val="false"/>
+                <w:color w:val="000000"/>
+                <w:sz w:val="24"/>
+                <w:szCs w:val="24"/>
+                <w:u w:val="none"/>
+              </w:rPr>
+              <w:t xml:space="preserve">3-Axis Magnetometer </w:t>
+            </w:r>
+          </w:p>
+        </w:tc>
+        <w:tc>
+          <w:tcPr>
+            <w:tcW w:w="3171" w:type="dxa"/>
+            <w:tcBorders>
+              <w:start w:val="single" w:sz="4" w:space="0" w:color="000000"/>
+              <w:bottom w:val="single" w:sz="4" w:space="0" w:color="000000"/>
+              <w:end w:val="single" w:sz="4" w:space="0" w:color="000000"/>
+            </w:tcBorders>
+          </w:tcPr>
+          <w:p>
+            <w:pPr>
+              <w:pStyle w:val="TableContents"/>
+              <w:jc w:val="start"/>
+              <w:rPr>
+                <w:rFonts w:ascii="Times New Roman" w:hAnsi="Times New Roman"/>
+                <w:b w:val="false"/>
+                <w:bCs w:val="false"/>
+                <w:i w:val="false"/>
+                <w:iCs w:val="false"/>
+                <w:strike w:val="false"/>
+                <w:dstrike w:val="false"/>
+                <w:outline w:val="false"/>
+                <w:shadow w:val="false"/>
+                <w:color w:val="000000"/>
+                <w:sz w:val="24"/>
+                <w:szCs w:val="24"/>
+                <w:u w:val="none"/>
+              </w:rPr>
+            </w:pPr>
+            <w:r>
+              <w:rPr>
+                <w:rFonts w:ascii="Times New Roman" w:hAnsi="Times New Roman"/>
+                <w:b w:val="false"/>
+                <w:bCs w:val="false"/>
+                <w:i w:val="false"/>
+                <w:iCs w:val="false"/>
+                <w:strike w:val="false"/>
+                <w:dstrike w:val="false"/>
+                <w:outline w:val="false"/>
+                <w:shadow w:val="false"/>
+                <w:color w:val="000000"/>
+                <w:sz w:val="24"/>
+                <w:szCs w:val="24"/>
+                <w:u w:val="none"/>
+              </w:rPr>
+              <w:t xml:space="preserve">Memberikan panduan arah mata angin pada unit </w:t>
+            </w:r>
+            <w:r>
+              <w:rPr>
+                <w:rFonts w:ascii="Times New Roman" w:hAnsi="Times New Roman"/>
+                <w:b w:val="false"/>
+                <w:bCs w:val="false"/>
+                <w:i/>
+                <w:iCs w:val="false"/>
+                <w:strike w:val="false"/>
+                <w:dstrike w:val="false"/>
+                <w:outline w:val="false"/>
+                <w:shadow w:val="false"/>
+                <w:color w:val="000000"/>
+                <w:sz w:val="24"/>
+                <w:szCs w:val="24"/>
+                <w:u w:val="none"/>
+              </w:rPr>
+              <w:t>Navigator</w:t>
+            </w:r>
+            <w:r>
+              <w:rPr>
+                <w:rFonts w:ascii="Times New Roman" w:hAnsi="Times New Roman"/>
+                <w:b w:val="false"/>
+                <w:bCs w:val="false"/>
+                <w:i w:val="false"/>
+                <w:iCs w:val="false"/>
+                <w:strike w:val="false"/>
+                <w:dstrike w:val="false"/>
+                <w:outline w:val="false"/>
+                <w:shadow w:val="false"/>
+                <w:color w:val="000000"/>
+                <w:sz w:val="24"/>
+                <w:szCs w:val="24"/>
+                <w:u w:val="none"/>
+              </w:rPr>
+              <w:t xml:space="preserve"> menuju lokasi sumber air</w:t>
+            </w:r>
+          </w:p>
+        </w:tc>
+      </w:tr>
+      <w:tr>
+        <w:trPr/>
+        <w:tc>
+          <w:tcPr>
+            <w:tcW w:w="507" w:type="dxa"/>
+            <w:tcBorders>
+              <w:start w:val="single" w:sz="4" w:space="0" w:color="000000"/>
+              <w:bottom w:val="single" w:sz="4" w:space="0" w:color="000000"/>
+            </w:tcBorders>
+          </w:tcPr>
+          <w:p>
+            <w:pPr>
+              <w:pStyle w:val="TableContents"/>
+              <w:bidi w:val="0"/>
+              <w:jc w:val="center"/>
+              <w:rPr>
+                <w:rFonts w:ascii="Times New Roman" w:hAnsi="Times New Roman"/>
+                <w:b/>
+                <w:bCs/>
+                <w:i w:val="false"/>
+                <w:iCs w:val="false"/>
+                <w:strike w:val="false"/>
+                <w:dstrike w:val="false"/>
+                <w:outline w:val="false"/>
+                <w:shadow w:val="false"/>
+                <w:color w:val="000000"/>
+                <w:sz w:val="24"/>
+                <w:szCs w:val="24"/>
+                <w:u w:val="none"/>
+              </w:rPr>
+            </w:pPr>
+            <w:r>
+              <w:rPr>
+                <w:rFonts w:ascii="Times New Roman" w:hAnsi="Times New Roman"/>
+                <w:b/>
+                <w:bCs/>
+                <w:i w:val="false"/>
+                <w:iCs w:val="false"/>
+                <w:strike w:val="false"/>
+                <w:dstrike w:val="false"/>
+                <w:outline w:val="false"/>
+                <w:shadow w:val="false"/>
+                <w:color w:val="000000"/>
+                <w:sz w:val="24"/>
+                <w:szCs w:val="24"/>
+                <w:u w:val="none"/>
+              </w:rPr>
+              <w:t>5</w:t>
+            </w:r>
+          </w:p>
+        </w:tc>
+        <w:tc>
+          <w:tcPr>
+            <w:tcW w:w="2826" w:type="dxa"/>
+            <w:tcBorders>
+              <w:start w:val="single" w:sz="4" w:space="0" w:color="000000"/>
+              <w:bottom w:val="single" w:sz="4" w:space="0" w:color="000000"/>
+            </w:tcBorders>
+          </w:tcPr>
+          <w:p>
+            <w:pPr>
+              <w:pStyle w:val="TableContents"/>
+              <w:bidi w:val="0"/>
+              <w:jc w:val="start"/>
+              <w:rPr>
+                <w:rFonts w:ascii="Times New Roman" w:hAnsi="Times New Roman"/>
+                <w:b w:val="false"/>
+                <w:bCs w:val="false"/>
+                <w:i w:val="false"/>
+                <w:iCs w:val="false"/>
+                <w:strike w:val="false"/>
+                <w:dstrike w:val="false"/>
+                <w:outline w:val="false"/>
+                <w:shadow w:val="false"/>
+                <w:color w:val="000000"/>
+                <w:sz w:val="24"/>
+                <w:szCs w:val="24"/>
+                <w:u w:val="none"/>
+              </w:rPr>
+            </w:pPr>
+            <w:r>
+              <w:rPr>
+                <w:rFonts w:ascii="Times New Roman" w:hAnsi="Times New Roman"/>
+                <w:b w:val="false"/>
+                <w:bCs w:val="false"/>
+                <w:i w:val="false"/>
+                <w:iCs w:val="false"/>
+                <w:strike w:val="false"/>
+                <w:dstrike w:val="false"/>
+                <w:outline w:val="false"/>
+                <w:shadow w:val="false"/>
+                <w:color w:val="000000"/>
+                <w:sz w:val="24"/>
+                <w:szCs w:val="24"/>
+                <w:u w:val="none"/>
+              </w:rPr>
+              <w:t>OLED Display 1.3" I2C</w:t>
+            </w:r>
+          </w:p>
+        </w:tc>
+        <w:tc>
+          <w:tcPr>
+            <w:tcW w:w="2284" w:type="dxa"/>
+            <w:tcBorders>
+              <w:start w:val="single" w:sz="4" w:space="0" w:color="000000"/>
+              <w:bottom w:val="single" w:sz="4" w:space="0" w:color="000000"/>
+            </w:tcBorders>
+          </w:tcPr>
+          <w:p>
+            <w:pPr>
+              <w:pStyle w:val="TableContents"/>
+              <w:jc w:val="start"/>
+              <w:rPr>
+                <w:rFonts w:ascii="Times New Roman" w:hAnsi="Times New Roman"/>
+                <w:b w:val="false"/>
+                <w:bCs w:val="false"/>
+                <w:i w:val="false"/>
+                <w:iCs w:val="false"/>
+                <w:strike w:val="false"/>
+                <w:dstrike w:val="false"/>
+                <w:outline w:val="false"/>
+                <w:shadow w:val="false"/>
+                <w:color w:val="000000"/>
+                <w:sz w:val="24"/>
+                <w:szCs w:val="24"/>
+                <w:u w:val="none"/>
+              </w:rPr>
+            </w:pPr>
+            <w:r>
+              <w:rPr>
+                <w:rFonts w:ascii="Times New Roman" w:hAnsi="Times New Roman"/>
+                <w:b w:val="false"/>
+                <w:bCs w:val="false"/>
+                <w:i w:val="false"/>
+                <w:iCs w:val="false"/>
+                <w:strike w:val="false"/>
+                <w:dstrike w:val="false"/>
+                <w:outline w:val="false"/>
+                <w:shadow w:val="false"/>
+                <w:color w:val="000000"/>
+                <w:sz w:val="24"/>
+                <w:szCs w:val="24"/>
+                <w:u w:val="none"/>
+              </w:rPr>
+              <w:t xml:space="preserve">Resolusi 128x64 Pixel </w:t>
+            </w:r>
+          </w:p>
+        </w:tc>
+        <w:tc>
+          <w:tcPr>
+            <w:tcW w:w="3171" w:type="dxa"/>
+            <w:tcBorders>
+              <w:start w:val="single" w:sz="4" w:space="0" w:color="000000"/>
+              <w:bottom w:val="single" w:sz="4" w:space="0" w:color="000000"/>
+              <w:end w:val="single" w:sz="4" w:space="0" w:color="000000"/>
+            </w:tcBorders>
+          </w:tcPr>
+          <w:p>
+            <w:pPr>
+              <w:pStyle w:val="TableContents"/>
+              <w:jc w:val="start"/>
+              <w:rPr>
+                <w:rFonts w:ascii="Times New Roman" w:hAnsi="Times New Roman"/>
+                <w:b w:val="false"/>
+                <w:bCs w:val="false"/>
+                <w:i w:val="false"/>
+                <w:iCs w:val="false"/>
+                <w:strike w:val="false"/>
+                <w:dstrike w:val="false"/>
+                <w:outline w:val="false"/>
+                <w:shadow w:val="false"/>
+                <w:color w:val="000000"/>
+                <w:sz w:val="24"/>
+                <w:szCs w:val="24"/>
+                <w:u w:val="none"/>
+              </w:rPr>
+            </w:pPr>
+            <w:r>
+              <w:rPr>
+                <w:rFonts w:ascii="Times New Roman" w:hAnsi="Times New Roman"/>
+                <w:b w:val="false"/>
+                <w:bCs w:val="false"/>
+                <w:i w:val="false"/>
+                <w:iCs w:val="false"/>
+                <w:strike w:val="false"/>
+                <w:dstrike w:val="false"/>
+                <w:outline w:val="false"/>
+                <w:shadow w:val="false"/>
+                <w:color w:val="000000"/>
+                <w:sz w:val="24"/>
+                <w:szCs w:val="24"/>
+                <w:u w:val="none"/>
+              </w:rPr>
+              <w:t>Menampilkan informasi kualitas air dan petunjuk navigasi kepada pengguna</w:t>
+            </w:r>
+          </w:p>
+        </w:tc>
+      </w:tr>
+      <w:tr>
+        <w:trPr/>
+        <w:tc>
+          <w:tcPr>
+            <w:tcW w:w="507" w:type="dxa"/>
+            <w:tcBorders>
+              <w:start w:val="single" w:sz="4" w:space="0" w:color="000000"/>
+              <w:bottom w:val="single" w:sz="4" w:space="0" w:color="000000"/>
+            </w:tcBorders>
+          </w:tcPr>
+          <w:p>
+            <w:pPr>
+              <w:pStyle w:val="TableContents"/>
+              <w:jc w:val="center"/>
+              <w:rPr>
+                <w:rFonts w:ascii="Times New Roman" w:hAnsi="Times New Roman"/>
+                <w:b/>
+                <w:bCs/>
+                <w:i w:val="false"/>
+                <w:iCs w:val="false"/>
+                <w:strike w:val="false"/>
+                <w:dstrike w:val="false"/>
+                <w:outline w:val="false"/>
+                <w:shadow w:val="false"/>
+                <w:color w:val="000000"/>
+                <w:sz w:val="24"/>
+                <w:szCs w:val="24"/>
+                <w:u w:val="none"/>
+              </w:rPr>
+            </w:pPr>
+            <w:r>
+              <w:rPr>
+                <w:rFonts w:ascii="Times New Roman" w:hAnsi="Times New Roman"/>
+                <w:b/>
+                <w:bCs/>
+                <w:i w:val="false"/>
+                <w:iCs w:val="false"/>
+                <w:strike w:val="false"/>
+                <w:dstrike w:val="false"/>
+                <w:outline w:val="false"/>
+                <w:shadow w:val="false"/>
+                <w:color w:val="000000"/>
+                <w:sz w:val="24"/>
+                <w:szCs w:val="24"/>
+                <w:u w:val="none"/>
+              </w:rPr>
+              <w:t>6</w:t>
+            </w:r>
+          </w:p>
+        </w:tc>
+        <w:tc>
+          <w:tcPr>
+            <w:tcW w:w="2826" w:type="dxa"/>
+            <w:tcBorders>
+              <w:start w:val="single" w:sz="4" w:space="0" w:color="000000"/>
+              <w:bottom w:val="single" w:sz="4" w:space="0" w:color="000000"/>
+            </w:tcBorders>
+          </w:tcPr>
+          <w:p>
+            <w:pPr>
+              <w:pStyle w:val="TableContents"/>
+              <w:jc w:val="start"/>
+              <w:rPr>
+                <w:rFonts w:ascii="Times New Roman" w:hAnsi="Times New Roman"/>
+                <w:b w:val="false"/>
+                <w:bCs w:val="false"/>
+                <w:i w:val="false"/>
+                <w:iCs w:val="false"/>
+                <w:strike w:val="false"/>
+                <w:dstrike w:val="false"/>
+                <w:outline w:val="false"/>
+                <w:shadow w:val="false"/>
+                <w:color w:val="000000"/>
+                <w:sz w:val="24"/>
+                <w:szCs w:val="24"/>
+                <w:u w:val="none"/>
+              </w:rPr>
+            </w:pPr>
+            <w:r>
+              <w:rPr>
+                <w:rFonts w:ascii="Times New Roman" w:hAnsi="Times New Roman"/>
+                <w:b w:val="false"/>
+                <w:bCs w:val="false"/>
+                <w:i w:val="false"/>
+                <w:iCs w:val="false"/>
+                <w:strike w:val="false"/>
+                <w:dstrike w:val="false"/>
+                <w:outline w:val="false"/>
+                <w:shadow w:val="false"/>
+                <w:color w:val="000000"/>
+                <w:sz w:val="24"/>
+                <w:szCs w:val="24"/>
+                <w:u w:val="none"/>
+              </w:rPr>
+              <w:t>SENSOR TDS</w:t>
+            </w:r>
+          </w:p>
+        </w:tc>
+        <w:tc>
+          <w:tcPr>
+            <w:tcW w:w="2284" w:type="dxa"/>
+            <w:tcBorders>
+              <w:start w:val="single" w:sz="4" w:space="0" w:color="000000"/>
+              <w:bottom w:val="single" w:sz="4" w:space="0" w:color="000000"/>
+            </w:tcBorders>
+          </w:tcPr>
+          <w:p>
+            <w:pPr>
+              <w:pStyle w:val="Normal"/>
+              <w:jc w:val="start"/>
+              <w:rPr>
+                <w:rFonts w:ascii="Times New Roman" w:hAnsi="Times New Roman"/>
+              </w:rPr>
+            </w:pPr>
+            <w:r>
+              <w:rPr>
+                <w:rFonts w:ascii="Times New Roman" w:hAnsi="Times New Roman"/>
+                <w:b w:val="false"/>
+                <w:bCs w:val="false"/>
+                <w:i w:val="false"/>
+                <w:iCs w:val="false"/>
+                <w:strike w:val="false"/>
+                <w:dstrike w:val="false"/>
+                <w:outline w:val="false"/>
+                <w:shadow w:val="false"/>
+                <w:color w:val="000000"/>
+                <w:sz w:val="24"/>
+                <w:szCs w:val="24"/>
+                <w:u w:val="none"/>
+              </w:rPr>
+              <w:t xml:space="preserve">Analog Output, 0-1000 ppm </w:t>
+            </w:r>
+          </w:p>
+        </w:tc>
+        <w:tc>
+          <w:tcPr>
+            <w:tcW w:w="3171" w:type="dxa"/>
+            <w:tcBorders>
+              <w:start w:val="single" w:sz="4" w:space="0" w:color="000000"/>
+              <w:bottom w:val="single" w:sz="4" w:space="0" w:color="000000"/>
+              <w:end w:val="single" w:sz="4" w:space="0" w:color="000000"/>
+            </w:tcBorders>
+          </w:tcPr>
+          <w:p>
+            <w:pPr>
+              <w:pStyle w:val="TableContents"/>
+              <w:jc w:val="start"/>
+              <w:rPr>
+                <w:rFonts w:ascii="Times New Roman" w:hAnsi="Times New Roman"/>
+                <w:b w:val="false"/>
+                <w:bCs w:val="false"/>
+                <w:i w:val="false"/>
+                <w:iCs w:val="false"/>
+                <w:strike w:val="false"/>
+                <w:dstrike w:val="false"/>
+                <w:outline w:val="false"/>
+                <w:shadow w:val="false"/>
+                <w:color w:val="000000"/>
+                <w:sz w:val="24"/>
+                <w:szCs w:val="24"/>
+                <w:u w:val="none"/>
+              </w:rPr>
+            </w:pPr>
+            <w:r>
+              <w:rPr>
+                <w:rFonts w:ascii="Times New Roman" w:hAnsi="Times New Roman"/>
+                <w:b w:val="false"/>
+                <w:bCs w:val="false"/>
+                <w:i w:val="false"/>
+                <w:iCs w:val="false"/>
+                <w:strike w:val="false"/>
+                <w:dstrike w:val="false"/>
+                <w:outline w:val="false"/>
+                <w:shadow w:val="false"/>
+                <w:color w:val="000000"/>
+                <w:sz w:val="24"/>
+                <w:szCs w:val="24"/>
+                <w:u w:val="none"/>
+              </w:rPr>
+              <w:t>Mendeteksi jumlah padatan terlarut untuk validasi kelayakan air bersih</w:t>
+            </w:r>
+          </w:p>
+        </w:tc>
+      </w:tr>
+      <w:tr>
+        <w:trPr/>
+        <w:tc>
+          <w:tcPr>
+            <w:tcW w:w="507" w:type="dxa"/>
+            <w:tcBorders>
+              <w:start w:val="single" w:sz="4" w:space="0" w:color="000000"/>
+              <w:bottom w:val="single" w:sz="4" w:space="0" w:color="000000"/>
+            </w:tcBorders>
+          </w:tcPr>
+          <w:p>
+            <w:pPr>
+              <w:pStyle w:val="TableContents"/>
+              <w:jc w:val="center"/>
+              <w:rPr>
+                <w:rFonts w:ascii="Times New Roman" w:hAnsi="Times New Roman"/>
+                <w:b/>
+                <w:bCs/>
+                <w:i w:val="false"/>
+                <w:iCs w:val="false"/>
+                <w:strike w:val="false"/>
+                <w:dstrike w:val="false"/>
+                <w:outline w:val="false"/>
+                <w:shadow w:val="false"/>
+                <w:color w:val="000000"/>
+                <w:sz w:val="24"/>
+                <w:szCs w:val="24"/>
+                <w:u w:val="none"/>
+              </w:rPr>
+            </w:pPr>
+            <w:r>
+              <w:rPr>
+                <w:rFonts w:ascii="Times New Roman" w:hAnsi="Times New Roman"/>
+                <w:b/>
+                <w:bCs/>
+                <w:i w:val="false"/>
+                <w:iCs w:val="false"/>
+                <w:strike w:val="false"/>
+                <w:dstrike w:val="false"/>
+                <w:outline w:val="false"/>
+                <w:shadow w:val="false"/>
+                <w:color w:val="000000"/>
+                <w:sz w:val="24"/>
+                <w:szCs w:val="24"/>
+                <w:u w:val="none"/>
+              </w:rPr>
+              <w:t>7</w:t>
+            </w:r>
+          </w:p>
+        </w:tc>
+        <w:tc>
+          <w:tcPr>
+            <w:tcW w:w="2826" w:type="dxa"/>
+            <w:tcBorders>
+              <w:start w:val="single" w:sz="4" w:space="0" w:color="000000"/>
+              <w:bottom w:val="single" w:sz="4" w:space="0" w:color="000000"/>
+            </w:tcBorders>
+          </w:tcPr>
+          <w:p>
+            <w:pPr>
+              <w:pStyle w:val="TableContents"/>
+              <w:jc w:val="start"/>
+              <w:rPr>
+                <w:rFonts w:ascii="Times New Roman" w:hAnsi="Times New Roman"/>
+                <w:b w:val="false"/>
+                <w:bCs w:val="false"/>
+                <w:i w:val="false"/>
+                <w:iCs w:val="false"/>
+                <w:strike w:val="false"/>
+                <w:dstrike w:val="false"/>
+                <w:outline w:val="false"/>
+                <w:shadow w:val="false"/>
+                <w:color w:val="000000"/>
+                <w:sz w:val="24"/>
+                <w:szCs w:val="24"/>
+                <w:u w:val="none"/>
+              </w:rPr>
+            </w:pPr>
+            <w:r>
+              <w:rPr>
+                <w:rFonts w:ascii="Times New Roman" w:hAnsi="Times New Roman"/>
+                <w:b w:val="false"/>
+                <w:bCs w:val="false"/>
+                <w:i w:val="false"/>
+                <w:iCs w:val="false"/>
+                <w:strike w:val="false"/>
+                <w:dstrike w:val="false"/>
+                <w:outline w:val="false"/>
+                <w:shadow w:val="false"/>
+                <w:color w:val="000000"/>
+                <w:sz w:val="24"/>
+                <w:szCs w:val="24"/>
+                <w:u w:val="none"/>
+              </w:rPr>
+              <w:t>Sensor Suhu DS18B20</w:t>
+            </w:r>
+          </w:p>
+        </w:tc>
+        <w:tc>
+          <w:tcPr>
+            <w:tcW w:w="2284" w:type="dxa"/>
+            <w:tcBorders>
+              <w:start w:val="single" w:sz="4" w:space="0" w:color="000000"/>
+              <w:bottom w:val="single" w:sz="4" w:space="0" w:color="000000"/>
+            </w:tcBorders>
+          </w:tcPr>
+          <w:p>
+            <w:pPr>
+              <w:pStyle w:val="TableContents"/>
+              <w:jc w:val="start"/>
+              <w:rPr>
+                <w:rFonts w:ascii="Times New Roman" w:hAnsi="Times New Roman"/>
+              </w:rPr>
+            </w:pPr>
+            <w:r>
+              <w:rPr>
+                <w:rFonts w:ascii="Times New Roman" w:hAnsi="Times New Roman"/>
+                <w:b w:val="false"/>
+                <w:bCs w:val="false"/>
+                <w:i w:val="false"/>
+                <w:iCs w:val="false"/>
+                <w:strike w:val="false"/>
+                <w:dstrike w:val="false"/>
+                <w:outline w:val="false"/>
+                <w:shadow w:val="false"/>
+                <w:color w:val="000000"/>
+                <w:sz w:val="24"/>
+                <w:szCs w:val="24"/>
+                <w:u w:val="none"/>
+              </w:rPr>
+              <w:t>Waterproof, Akurasi ± 0.5°C</w:t>
+            </w:r>
+          </w:p>
+        </w:tc>
+        <w:tc>
+          <w:tcPr>
+            <w:tcW w:w="3171" w:type="dxa"/>
+            <w:tcBorders>
+              <w:start w:val="single" w:sz="4" w:space="0" w:color="000000"/>
+              <w:bottom w:val="single" w:sz="4" w:space="0" w:color="000000"/>
+              <w:end w:val="single" w:sz="4" w:space="0" w:color="000000"/>
+            </w:tcBorders>
+          </w:tcPr>
+          <w:p>
+            <w:pPr>
+              <w:pStyle w:val="TableContents"/>
+              <w:jc w:val="start"/>
+              <w:rPr>
+                <w:rFonts w:ascii="Times New Roman" w:hAnsi="Times New Roman"/>
+                <w:b w:val="false"/>
+                <w:bCs w:val="false"/>
+                <w:i w:val="false"/>
+                <w:iCs w:val="false"/>
+                <w:strike w:val="false"/>
+                <w:dstrike w:val="false"/>
+                <w:outline w:val="false"/>
+                <w:shadow w:val="false"/>
+                <w:color w:val="000000"/>
+                <w:sz w:val="24"/>
+                <w:szCs w:val="24"/>
+                <w:u w:val="none"/>
+              </w:rPr>
+            </w:pPr>
+            <w:r>
+              <w:rPr>
+                <w:rFonts w:ascii="Times New Roman" w:hAnsi="Times New Roman"/>
+                <w:b w:val="false"/>
+                <w:bCs w:val="false"/>
+                <w:i w:val="false"/>
+                <w:iCs w:val="false"/>
+                <w:strike w:val="false"/>
+                <w:dstrike w:val="false"/>
+                <w:outline w:val="false"/>
+                <w:shadow w:val="false"/>
+                <w:color w:val="000000"/>
+                <w:sz w:val="24"/>
+                <w:szCs w:val="24"/>
+                <w:u w:val="none"/>
+              </w:rPr>
+              <w:t>Mengukur suhu air sebagai parameter pendukung validasi sanitasi.</w:t>
+            </w:r>
+          </w:p>
+        </w:tc>
+      </w:tr>
+      <w:tr>
+        <w:trPr/>
+        <w:tc>
+          <w:tcPr>
+            <w:tcW w:w="507" w:type="dxa"/>
+            <w:tcBorders>
+              <w:start w:val="single" w:sz="4" w:space="0" w:color="000000"/>
+              <w:bottom w:val="single" w:sz="4" w:space="0" w:color="000000"/>
+            </w:tcBorders>
+          </w:tcPr>
+          <w:p>
+            <w:pPr>
+              <w:pStyle w:val="TableContents"/>
+              <w:bidi w:val="0"/>
+              <w:jc w:val="center"/>
+              <w:rPr>
+                <w:rFonts w:ascii="Times New Roman" w:hAnsi="Times New Roman"/>
+                <w:b/>
+                <w:bCs/>
+                <w:i w:val="false"/>
+                <w:iCs w:val="false"/>
+                <w:strike w:val="false"/>
+                <w:dstrike w:val="false"/>
+                <w:outline w:val="false"/>
+                <w:shadow w:val="false"/>
+                <w:color w:val="000000"/>
+                <w:sz w:val="24"/>
+                <w:szCs w:val="24"/>
+                <w:u w:val="none"/>
+              </w:rPr>
+            </w:pPr>
+            <w:r>
+              <w:rPr>
+                <w:rFonts w:ascii="Times New Roman" w:hAnsi="Times New Roman"/>
+                <w:b/>
+                <w:bCs/>
+                <w:i w:val="false"/>
+                <w:iCs w:val="false"/>
+                <w:strike w:val="false"/>
+                <w:dstrike w:val="false"/>
+                <w:outline w:val="false"/>
+                <w:shadow w:val="false"/>
+                <w:color w:val="000000"/>
+                <w:sz w:val="24"/>
+                <w:szCs w:val="24"/>
+                <w:u w:val="none"/>
+              </w:rPr>
+              <w:t>8</w:t>
+            </w:r>
+          </w:p>
+        </w:tc>
+        <w:tc>
+          <w:tcPr>
+            <w:tcW w:w="2826" w:type="dxa"/>
+            <w:tcBorders>
+              <w:start w:val="single" w:sz="4" w:space="0" w:color="000000"/>
+              <w:bottom w:val="single" w:sz="4" w:space="0" w:color="000000"/>
+            </w:tcBorders>
+          </w:tcPr>
+          <w:p>
+            <w:pPr>
+              <w:pStyle w:val="TableContents"/>
+              <w:bidi w:val="0"/>
+              <w:jc w:val="start"/>
+              <w:rPr>
+                <w:rFonts w:ascii="Times New Roman" w:hAnsi="Times New Roman"/>
+                <w:b w:val="false"/>
+                <w:bCs w:val="false"/>
+                <w:i w:val="false"/>
+                <w:iCs w:val="false"/>
+                <w:strike w:val="false"/>
+                <w:dstrike w:val="false"/>
+                <w:outline w:val="false"/>
+                <w:shadow w:val="false"/>
+                <w:color w:val="000000"/>
+                <w:sz w:val="24"/>
+                <w:szCs w:val="24"/>
+                <w:u w:val="none"/>
+              </w:rPr>
+            </w:pPr>
+            <w:r>
+              <w:rPr>
+                <w:rFonts w:ascii="Times New Roman" w:hAnsi="Times New Roman"/>
+                <w:b w:val="false"/>
+                <w:bCs w:val="false"/>
+                <w:i w:val="false"/>
+                <w:iCs w:val="false"/>
+                <w:strike w:val="false"/>
+                <w:dstrike w:val="false"/>
+                <w:outline w:val="false"/>
+                <w:shadow w:val="false"/>
+                <w:color w:val="000000"/>
+                <w:sz w:val="24"/>
+                <w:szCs w:val="24"/>
+                <w:u w:val="none"/>
+              </w:rPr>
+              <w:t>Solar Panel 5V 1W</w:t>
+            </w:r>
+          </w:p>
+        </w:tc>
+        <w:tc>
+          <w:tcPr>
+            <w:tcW w:w="2284" w:type="dxa"/>
+            <w:tcBorders>
+              <w:start w:val="single" w:sz="4" w:space="0" w:color="000000"/>
+              <w:bottom w:val="single" w:sz="4" w:space="0" w:color="000000"/>
+            </w:tcBorders>
+          </w:tcPr>
+          <w:p>
+            <w:pPr>
+              <w:pStyle w:val="TableContents"/>
+              <w:jc w:val="start"/>
+              <w:rPr>
+                <w:rFonts w:ascii="Times New Roman" w:hAnsi="Times New Roman"/>
+                <w:b w:val="false"/>
+                <w:bCs w:val="false"/>
+                <w:i w:val="false"/>
+                <w:iCs w:val="false"/>
+                <w:strike w:val="false"/>
+                <w:dstrike w:val="false"/>
+                <w:outline w:val="false"/>
+                <w:shadow w:val="false"/>
+                <w:color w:val="000000"/>
+                <w:sz w:val="24"/>
+                <w:szCs w:val="24"/>
+                <w:u w:val="none"/>
+              </w:rPr>
+            </w:pPr>
+            <w:r>
+              <w:rPr>
+                <w:rFonts w:ascii="Times New Roman" w:hAnsi="Times New Roman"/>
+                <w:b w:val="false"/>
+                <w:bCs w:val="false"/>
+                <w:i w:val="false"/>
+                <w:iCs w:val="false"/>
+                <w:strike w:val="false"/>
+                <w:dstrike w:val="false"/>
+                <w:outline w:val="false"/>
+                <w:shadow w:val="false"/>
+                <w:color w:val="000000"/>
+                <w:sz w:val="24"/>
+                <w:szCs w:val="24"/>
+                <w:u w:val="none"/>
+              </w:rPr>
+              <w:t xml:space="preserve">Monocrystalline </w:t>
+            </w:r>
+          </w:p>
+        </w:tc>
+        <w:tc>
+          <w:tcPr>
+            <w:tcW w:w="3171" w:type="dxa"/>
+            <w:tcBorders>
+              <w:start w:val="single" w:sz="4" w:space="0" w:color="000000"/>
+              <w:bottom w:val="single" w:sz="4" w:space="0" w:color="000000"/>
+              <w:end w:val="single" w:sz="4" w:space="0" w:color="000000"/>
+            </w:tcBorders>
+          </w:tcPr>
+          <w:p>
+            <w:pPr>
+              <w:pStyle w:val="TableContents"/>
+              <w:jc w:val="start"/>
+              <w:rPr>
+                <w:rFonts w:ascii="Times New Roman" w:hAnsi="Times New Roman"/>
+                <w:b w:val="false"/>
+                <w:bCs w:val="false"/>
+                <w:i w:val="false"/>
+                <w:iCs w:val="false"/>
+                <w:strike w:val="false"/>
+                <w:dstrike w:val="false"/>
+                <w:outline w:val="false"/>
+                <w:shadow w:val="false"/>
+                <w:color w:val="000000"/>
+                <w:sz w:val="24"/>
+                <w:szCs w:val="24"/>
+                <w:u w:val="none"/>
+              </w:rPr>
+            </w:pPr>
+            <w:r>
+              <w:rPr>
+                <w:rFonts w:ascii="Times New Roman" w:hAnsi="Times New Roman"/>
+                <w:b w:val="false"/>
+                <w:bCs w:val="false"/>
+                <w:i w:val="false"/>
+                <w:iCs w:val="false"/>
+                <w:strike w:val="false"/>
+                <w:dstrike w:val="false"/>
+                <w:outline w:val="false"/>
+                <w:shadow w:val="false"/>
+                <w:color w:val="000000"/>
+                <w:sz w:val="24"/>
+                <w:szCs w:val="24"/>
+                <w:u w:val="none"/>
+              </w:rPr>
+              <w:t xml:space="preserve">Sumber energi mandiri untuk pengisian daya baterai pada unit </w:t>
+            </w:r>
+            <w:r>
+              <w:rPr>
+                <w:rFonts w:ascii="Times New Roman" w:hAnsi="Times New Roman"/>
+                <w:b w:val="false"/>
+                <w:bCs w:val="false"/>
+                <w:i/>
+                <w:iCs w:val="false"/>
+                <w:strike w:val="false"/>
+                <w:dstrike w:val="false"/>
+                <w:outline w:val="false"/>
+                <w:shadow w:val="false"/>
+                <w:color w:val="000000"/>
+                <w:sz w:val="24"/>
+                <w:szCs w:val="24"/>
+                <w:u w:val="none"/>
+              </w:rPr>
+              <w:t>Guardian</w:t>
+            </w:r>
+            <w:r>
+              <w:rPr>
+                <w:rFonts w:ascii="Times New Roman" w:hAnsi="Times New Roman"/>
+                <w:b w:val="false"/>
+                <w:bCs w:val="false"/>
+                <w:i w:val="false"/>
+                <w:iCs w:val="false"/>
+                <w:strike w:val="false"/>
+                <w:dstrike w:val="false"/>
+                <w:outline w:val="false"/>
+                <w:shadow w:val="false"/>
+                <w:color w:val="000000"/>
+                <w:sz w:val="24"/>
+                <w:szCs w:val="24"/>
+                <w:u w:val="none"/>
+              </w:rPr>
+              <w:t>.</w:t>
+            </w:r>
+          </w:p>
+        </w:tc>
+      </w:tr>
+      <w:tr>
+        <w:trPr/>
+        <w:tc>
+          <w:tcPr>
+            <w:tcW w:w="507" w:type="dxa"/>
+            <w:tcBorders>
+              <w:start w:val="single" w:sz="4" w:space="0" w:color="000000"/>
+              <w:bottom w:val="single" w:sz="4" w:space="0" w:color="000000"/>
+            </w:tcBorders>
+          </w:tcPr>
+          <w:p>
+            <w:pPr>
+              <w:pStyle w:val="TableContents"/>
+              <w:jc w:val="center"/>
+              <w:rPr>
+                <w:rFonts w:ascii="Times New Roman" w:hAnsi="Times New Roman"/>
+                <w:b/>
+                <w:bCs/>
+                <w:i w:val="false"/>
+                <w:iCs w:val="false"/>
+                <w:strike w:val="false"/>
+                <w:dstrike w:val="false"/>
+                <w:outline w:val="false"/>
+                <w:shadow w:val="false"/>
+                <w:color w:val="000000"/>
+                <w:sz w:val="24"/>
+                <w:szCs w:val="24"/>
+                <w:u w:val="none"/>
+              </w:rPr>
+            </w:pPr>
+            <w:r>
+              <w:rPr>
+                <w:rFonts w:ascii="Times New Roman" w:hAnsi="Times New Roman"/>
+                <w:b/>
+                <w:bCs/>
+                <w:i w:val="false"/>
+                <w:iCs w:val="false"/>
+                <w:strike w:val="false"/>
+                <w:dstrike w:val="false"/>
+                <w:outline w:val="false"/>
+                <w:shadow w:val="false"/>
+                <w:color w:val="000000"/>
+                <w:sz w:val="24"/>
+                <w:szCs w:val="24"/>
+                <w:u w:val="none"/>
+              </w:rPr>
+              <w:t>9</w:t>
+            </w:r>
+          </w:p>
+        </w:tc>
+        <w:tc>
+          <w:tcPr>
+            <w:tcW w:w="2826" w:type="dxa"/>
+            <w:tcBorders>
+              <w:start w:val="single" w:sz="4" w:space="0" w:color="000000"/>
+              <w:bottom w:val="single" w:sz="4" w:space="0" w:color="000000"/>
+            </w:tcBorders>
+          </w:tcPr>
+          <w:p>
+            <w:pPr>
+              <w:pStyle w:val="TableContents"/>
+              <w:bidi w:val="0"/>
+              <w:jc w:val="start"/>
+              <w:rPr>
+                <w:rFonts w:ascii="Times New Roman" w:hAnsi="Times New Roman"/>
+                <w:b w:val="false"/>
+                <w:bCs w:val="false"/>
+                <w:i w:val="false"/>
+                <w:iCs w:val="false"/>
+                <w:strike w:val="false"/>
+                <w:dstrike w:val="false"/>
+                <w:outline w:val="false"/>
+                <w:shadow w:val="false"/>
+                <w:color w:val="000000"/>
+                <w:sz w:val="24"/>
+                <w:szCs w:val="24"/>
+                <w:u w:val="none"/>
+              </w:rPr>
+            </w:pPr>
+            <w:r>
+              <w:rPr>
+                <w:rFonts w:ascii="Times New Roman" w:hAnsi="Times New Roman"/>
+                <w:b w:val="false"/>
+                <w:bCs w:val="false"/>
+                <w:i w:val="false"/>
+                <w:iCs w:val="false"/>
+                <w:strike w:val="false"/>
+                <w:dstrike w:val="false"/>
+                <w:outline w:val="false"/>
+                <w:shadow w:val="false"/>
+                <w:color w:val="000000"/>
+                <w:sz w:val="24"/>
+                <w:szCs w:val="24"/>
+                <w:u w:val="none"/>
+              </w:rPr>
+              <w:t>TP4056 Charger Module</w:t>
+            </w:r>
+          </w:p>
+        </w:tc>
+        <w:tc>
+          <w:tcPr>
+            <w:tcW w:w="2284" w:type="dxa"/>
+            <w:tcBorders>
+              <w:start w:val="single" w:sz="4" w:space="0" w:color="000000"/>
+              <w:bottom w:val="single" w:sz="4" w:space="0" w:color="000000"/>
+            </w:tcBorders>
+          </w:tcPr>
+          <w:p>
+            <w:pPr>
+              <w:pStyle w:val="TableContents"/>
+              <w:jc w:val="start"/>
+              <w:rPr>
+                <w:rFonts w:ascii="Times New Roman" w:hAnsi="Times New Roman"/>
+                <w:b w:val="false"/>
+                <w:bCs w:val="false"/>
+                <w:i w:val="false"/>
+                <w:iCs w:val="false"/>
+                <w:strike w:val="false"/>
+                <w:dstrike w:val="false"/>
+                <w:outline w:val="false"/>
+                <w:shadow w:val="false"/>
+                <w:color w:val="000000"/>
+                <w:sz w:val="24"/>
+                <w:szCs w:val="24"/>
+                <w:u w:val="none"/>
+              </w:rPr>
+            </w:pPr>
+            <w:r>
+              <w:rPr>
+                <w:rFonts w:ascii="Times New Roman" w:hAnsi="Times New Roman"/>
+                <w:b w:val="false"/>
+                <w:bCs w:val="false"/>
+                <w:i w:val="false"/>
+                <w:iCs w:val="false"/>
+                <w:strike w:val="false"/>
+                <w:dstrike w:val="false"/>
+                <w:outline w:val="false"/>
+                <w:shadow w:val="false"/>
+                <w:color w:val="000000"/>
+                <w:sz w:val="24"/>
+                <w:szCs w:val="24"/>
+                <w:u w:val="none"/>
+              </w:rPr>
+              <w:t xml:space="preserve">Max Charge Current 1A </w:t>
+            </w:r>
+          </w:p>
+        </w:tc>
+        <w:tc>
+          <w:tcPr>
+            <w:tcW w:w="3171" w:type="dxa"/>
+            <w:tcBorders>
+              <w:start w:val="single" w:sz="4" w:space="0" w:color="000000"/>
+              <w:bottom w:val="single" w:sz="4" w:space="0" w:color="000000"/>
+              <w:end w:val="single" w:sz="4" w:space="0" w:color="000000"/>
+            </w:tcBorders>
+          </w:tcPr>
+          <w:p>
+            <w:pPr>
+              <w:pStyle w:val="TableContents"/>
+              <w:jc w:val="start"/>
+              <w:rPr>
+                <w:rFonts w:ascii="Times New Roman" w:hAnsi="Times New Roman"/>
+                <w:b w:val="false"/>
+                <w:bCs w:val="false"/>
+                <w:i w:val="false"/>
+                <w:iCs w:val="false"/>
+                <w:strike w:val="false"/>
+                <w:dstrike w:val="false"/>
+                <w:outline w:val="false"/>
+                <w:shadow w:val="false"/>
+                <w:color w:val="000000"/>
+                <w:sz w:val="24"/>
+                <w:szCs w:val="24"/>
+                <w:u w:val="none"/>
+              </w:rPr>
+            </w:pPr>
+            <w:r>
+              <w:rPr>
+                <w:rFonts w:ascii="Times New Roman" w:hAnsi="Times New Roman"/>
+                <w:b w:val="false"/>
+                <w:bCs w:val="false"/>
+                <w:i w:val="false"/>
+                <w:iCs w:val="false"/>
+                <w:strike w:val="false"/>
+                <w:dstrike w:val="false"/>
+                <w:outline w:val="false"/>
+                <w:shadow w:val="false"/>
+                <w:color w:val="000000"/>
+                <w:sz w:val="24"/>
+                <w:szCs w:val="24"/>
+                <w:u w:val="none"/>
+              </w:rPr>
+              <w:t>Mengatur arus pengisian daya dari panel surya ke baterai Li-ion.</w:t>
+            </w:r>
+          </w:p>
+        </w:tc>
+      </w:tr>
+      <w:tr>
+        <w:trPr>
+          <w:trHeight w:val="340" w:hRule="atLeast"/>
+        </w:trPr>
+        <w:tc>
+          <w:tcPr>
+            <w:tcW w:w="507" w:type="dxa"/>
+            <w:tcBorders>
+              <w:start w:val="single" w:sz="4" w:space="0" w:color="000000"/>
+              <w:bottom w:val="single" w:sz="4" w:space="0" w:color="000000"/>
+            </w:tcBorders>
+          </w:tcPr>
+          <w:p>
+            <w:pPr>
+              <w:pStyle w:val="TableContents"/>
+              <w:jc w:val="center"/>
+              <w:rPr>
+                <w:rFonts w:ascii="Times New Roman" w:hAnsi="Times New Roman"/>
+                <w:b/>
+                <w:bCs/>
+                <w:i w:val="false"/>
+                <w:iCs w:val="false"/>
+                <w:strike w:val="false"/>
+                <w:dstrike w:val="false"/>
+                <w:outline w:val="false"/>
+                <w:shadow w:val="false"/>
+                <w:color w:val="000000"/>
+                <w:sz w:val="24"/>
+                <w:szCs w:val="24"/>
+                <w:u w:val="none"/>
+              </w:rPr>
+            </w:pPr>
+            <w:r>
+              <w:rPr>
+                <w:rFonts w:ascii="Times New Roman" w:hAnsi="Times New Roman"/>
+                <w:b/>
+                <w:bCs/>
+                <w:i w:val="false"/>
+                <w:iCs w:val="false"/>
+                <w:strike w:val="false"/>
+                <w:dstrike w:val="false"/>
+                <w:outline w:val="false"/>
+                <w:shadow w:val="false"/>
+                <w:color w:val="000000"/>
+                <w:sz w:val="24"/>
+                <w:szCs w:val="24"/>
+                <w:u w:val="none"/>
+              </w:rPr>
+              <w:t>10</w:t>
+            </w:r>
+          </w:p>
+        </w:tc>
+        <w:tc>
+          <w:tcPr>
+            <w:tcW w:w="2826" w:type="dxa"/>
+            <w:tcBorders>
+              <w:start w:val="single" w:sz="4" w:space="0" w:color="000000"/>
+              <w:bottom w:val="single" w:sz="4" w:space="0" w:color="000000"/>
+            </w:tcBorders>
+          </w:tcPr>
+          <w:p>
+            <w:pPr>
+              <w:pStyle w:val="TableContents"/>
+              <w:bidi w:val="0"/>
+              <w:jc w:val="start"/>
+              <w:rPr>
+                <w:rFonts w:ascii="Times New Roman" w:hAnsi="Times New Roman"/>
+                <w:b w:val="false"/>
+                <w:bCs w:val="false"/>
+                <w:i w:val="false"/>
+                <w:iCs w:val="false"/>
+                <w:strike w:val="false"/>
+                <w:dstrike w:val="false"/>
+                <w:outline w:val="false"/>
+                <w:shadow w:val="false"/>
+                <w:color w:val="000000"/>
+                <w:sz w:val="24"/>
+                <w:szCs w:val="24"/>
+                <w:u w:val="none"/>
+              </w:rPr>
+            </w:pPr>
+            <w:r>
+              <w:rPr>
+                <w:rFonts w:ascii="Times New Roman" w:hAnsi="Times New Roman"/>
+                <w:b w:val="false"/>
+                <w:bCs w:val="false"/>
+                <w:i w:val="false"/>
+                <w:iCs w:val="false"/>
+                <w:strike w:val="false"/>
+                <w:dstrike w:val="false"/>
+                <w:outline w:val="false"/>
+                <w:shadow w:val="false"/>
+                <w:color w:val="000000"/>
+                <w:sz w:val="24"/>
+                <w:szCs w:val="24"/>
+                <w:u w:val="none"/>
+              </w:rPr>
+              <w:t>18650 Li-ion Battery</w:t>
+            </w:r>
+          </w:p>
+        </w:tc>
+        <w:tc>
+          <w:tcPr>
+            <w:tcW w:w="2284" w:type="dxa"/>
+            <w:tcBorders>
+              <w:start w:val="single" w:sz="4" w:space="0" w:color="000000"/>
+              <w:bottom w:val="single" w:sz="4" w:space="0" w:color="000000"/>
+            </w:tcBorders>
+          </w:tcPr>
+          <w:p>
+            <w:pPr>
+              <w:pStyle w:val="TableContents"/>
+              <w:jc w:val="start"/>
+              <w:rPr>
+                <w:rFonts w:ascii="Times New Roman" w:hAnsi="Times New Roman"/>
+                <w:b w:val="false"/>
+                <w:bCs w:val="false"/>
+                <w:i w:val="false"/>
+                <w:iCs w:val="false"/>
+                <w:strike w:val="false"/>
+                <w:dstrike w:val="false"/>
+                <w:outline w:val="false"/>
+                <w:shadow w:val="false"/>
+                <w:color w:val="000000"/>
+                <w:sz w:val="24"/>
+                <w:szCs w:val="24"/>
+                <w:u w:val="none"/>
+              </w:rPr>
+            </w:pPr>
+            <w:r>
+              <w:rPr>
+                <w:rFonts w:ascii="Times New Roman" w:hAnsi="Times New Roman"/>
+                <w:b w:val="false"/>
+                <w:bCs w:val="false"/>
+                <w:i w:val="false"/>
+                <w:iCs w:val="false"/>
+                <w:strike w:val="false"/>
+                <w:dstrike w:val="false"/>
+                <w:outline w:val="false"/>
+                <w:shadow w:val="false"/>
+                <w:color w:val="000000"/>
+                <w:sz w:val="24"/>
+                <w:szCs w:val="24"/>
+                <w:u w:val="none"/>
+              </w:rPr>
+              <w:t>Kapasitas 2000-3000 mAh</w:t>
+            </w:r>
+          </w:p>
+        </w:tc>
+        <w:tc>
+          <w:tcPr>
+            <w:tcW w:w="3171" w:type="dxa"/>
+            <w:tcBorders>
+              <w:start w:val="single" w:sz="4" w:space="0" w:color="000000"/>
+              <w:bottom w:val="single" w:sz="4" w:space="0" w:color="000000"/>
+              <w:end w:val="single" w:sz="4" w:space="0" w:color="000000"/>
+            </w:tcBorders>
+          </w:tcPr>
+          <w:p>
+            <w:pPr>
+              <w:pStyle w:val="TableContents"/>
+              <w:jc w:val="start"/>
+              <w:rPr>
+                <w:rFonts w:ascii="Times New Roman" w:hAnsi="Times New Roman"/>
+                <w:b w:val="false"/>
+                <w:bCs w:val="false"/>
+                <w:i w:val="false"/>
+                <w:iCs w:val="false"/>
+                <w:strike w:val="false"/>
+                <w:dstrike w:val="false"/>
+                <w:outline w:val="false"/>
+                <w:shadow w:val="false"/>
+                <w:color w:val="000000"/>
+                <w:sz w:val="24"/>
+                <w:szCs w:val="24"/>
+                <w:u w:val="none"/>
+              </w:rPr>
+            </w:pPr>
+            <w:r>
+              <w:rPr>
+                <w:rFonts w:ascii="Times New Roman" w:hAnsi="Times New Roman"/>
+                <w:b w:val="false"/>
+                <w:bCs w:val="false"/>
+                <w:i w:val="false"/>
+                <w:iCs w:val="false"/>
+                <w:strike w:val="false"/>
+                <w:dstrike w:val="false"/>
+                <w:outline w:val="false"/>
+                <w:shadow w:val="false"/>
+                <w:color w:val="000000"/>
+                <w:sz w:val="24"/>
+                <w:szCs w:val="24"/>
+                <w:u w:val="none"/>
+              </w:rPr>
+              <w:t>Menyimpan cadangan energi untuk pengoperasian perangkat</w:t>
+            </w:r>
+          </w:p>
+        </w:tc>
+      </w:tr>
+      <w:tr>
+        <w:trPr>
+          <w:trHeight w:val="340" w:hRule="atLeast"/>
+        </w:trPr>
+        <w:tc>
+          <w:tcPr>
+            <w:tcW w:w="507" w:type="dxa"/>
+            <w:tcBorders>
+              <w:start w:val="single" w:sz="4" w:space="0" w:color="000000"/>
+              <w:bottom w:val="single" w:sz="4" w:space="0" w:color="000000"/>
+            </w:tcBorders>
+          </w:tcPr>
+          <w:p>
+            <w:pPr>
+              <w:pStyle w:val="TableContents"/>
+              <w:jc w:val="center"/>
+              <w:rPr>
+                <w:rFonts w:ascii="Times New Roman" w:hAnsi="Times New Roman"/>
+                <w:b/>
+                <w:bCs/>
+                <w:i w:val="false"/>
+                <w:iCs w:val="false"/>
+                <w:strike w:val="false"/>
+                <w:dstrike w:val="false"/>
+                <w:outline w:val="false"/>
+                <w:shadow w:val="false"/>
+                <w:color w:val="000000"/>
+                <w:sz w:val="24"/>
+                <w:szCs w:val="24"/>
+                <w:u w:val="none"/>
+              </w:rPr>
+            </w:pPr>
+            <w:r>
+              <w:rPr>
+                <w:rFonts w:ascii="Times New Roman" w:hAnsi="Times New Roman"/>
+                <w:b/>
+                <w:bCs/>
+                <w:i w:val="false"/>
+                <w:iCs w:val="false"/>
+                <w:strike w:val="false"/>
+                <w:dstrike w:val="false"/>
+                <w:outline w:val="false"/>
+                <w:shadow w:val="false"/>
+                <w:color w:val="000000"/>
+                <w:sz w:val="24"/>
+                <w:szCs w:val="24"/>
+                <w:u w:val="none"/>
+              </w:rPr>
+              <w:t>11</w:t>
+            </w:r>
+          </w:p>
+        </w:tc>
+        <w:tc>
+          <w:tcPr>
+            <w:tcW w:w="2826" w:type="dxa"/>
+            <w:tcBorders>
+              <w:start w:val="single" w:sz="4" w:space="0" w:color="000000"/>
+              <w:bottom w:val="single" w:sz="4" w:space="0" w:color="000000"/>
+            </w:tcBorders>
+          </w:tcPr>
+          <w:p>
+            <w:pPr>
+              <w:pStyle w:val="TableContents"/>
+              <w:bidi w:val="0"/>
+              <w:jc w:val="start"/>
+              <w:rPr>
+                <w:rFonts w:ascii="Times New Roman" w:hAnsi="Times New Roman"/>
+              </w:rPr>
+            </w:pPr>
+            <w:r>
+              <w:rPr>
+                <w:rFonts w:ascii="Times New Roman" w:hAnsi="Times New Roman"/>
+              </w:rPr>
+              <w:t>Saklar ON/OFF</w:t>
+            </w:r>
+          </w:p>
+        </w:tc>
+        <w:tc>
+          <w:tcPr>
+            <w:tcW w:w="2284" w:type="dxa"/>
+            <w:tcBorders>
+              <w:start w:val="single" w:sz="4" w:space="0" w:color="000000"/>
+              <w:bottom w:val="single" w:sz="4" w:space="0" w:color="000000"/>
+            </w:tcBorders>
+          </w:tcPr>
+          <w:p>
+            <w:pPr>
+              <w:pStyle w:val="TableContents"/>
+              <w:jc w:val="start"/>
+              <w:rPr>
+                <w:rFonts w:ascii="Times New Roman" w:hAnsi="Times New Roman"/>
+                <w:b w:val="false"/>
+                <w:bCs w:val="false"/>
+                <w:i w:val="false"/>
+                <w:iCs w:val="false"/>
+                <w:strike w:val="false"/>
+                <w:dstrike w:val="false"/>
+                <w:outline w:val="false"/>
+                <w:shadow w:val="false"/>
+                <w:color w:val="000000"/>
+                <w:sz w:val="24"/>
+                <w:szCs w:val="24"/>
+                <w:u w:val="none"/>
+              </w:rPr>
+            </w:pPr>
+            <w:r>
+              <w:rPr>
+                <w:rFonts w:ascii="Times New Roman" w:hAnsi="Times New Roman"/>
+                <w:b w:val="false"/>
+                <w:bCs w:val="false"/>
+                <w:i w:val="false"/>
+                <w:iCs w:val="false"/>
+                <w:strike w:val="false"/>
+                <w:dstrike w:val="false"/>
+                <w:outline w:val="false"/>
+                <w:shadow w:val="false"/>
+                <w:color w:val="000000"/>
+                <w:sz w:val="24"/>
+                <w:szCs w:val="24"/>
+                <w:u w:val="none"/>
+              </w:rPr>
+              <w:t>Rocker Switch Mini</w:t>
+            </w:r>
+          </w:p>
+        </w:tc>
+        <w:tc>
+          <w:tcPr>
+            <w:tcW w:w="3171" w:type="dxa"/>
+            <w:tcBorders>
+              <w:start w:val="single" w:sz="4" w:space="0" w:color="000000"/>
+              <w:bottom w:val="single" w:sz="4" w:space="0" w:color="000000"/>
+              <w:end w:val="single" w:sz="4" w:space="0" w:color="000000"/>
+            </w:tcBorders>
+          </w:tcPr>
+          <w:p>
+            <w:pPr>
+              <w:pStyle w:val="TableContents"/>
+              <w:jc w:val="start"/>
+              <w:rPr>
+                <w:rFonts w:ascii="Times New Roman" w:hAnsi="Times New Roman"/>
+                <w:b w:val="false"/>
+                <w:bCs w:val="false"/>
+                <w:i w:val="false"/>
+                <w:iCs w:val="false"/>
+                <w:strike w:val="false"/>
+                <w:dstrike w:val="false"/>
+                <w:outline w:val="false"/>
+                <w:shadow w:val="false"/>
+                <w:color w:val="000000"/>
+                <w:sz w:val="24"/>
+                <w:szCs w:val="24"/>
+                <w:u w:val="none"/>
+              </w:rPr>
+            </w:pPr>
+            <w:r>
+              <w:rPr>
+                <w:rFonts w:ascii="Times New Roman" w:hAnsi="Times New Roman"/>
+                <w:b w:val="false"/>
+                <w:bCs w:val="false"/>
+                <w:i w:val="false"/>
+                <w:iCs w:val="false"/>
+                <w:strike w:val="false"/>
+                <w:dstrike w:val="false"/>
+                <w:outline w:val="false"/>
+                <w:shadow w:val="false"/>
+                <w:color w:val="000000"/>
+                <w:sz w:val="24"/>
+                <w:szCs w:val="24"/>
+                <w:u w:val="none"/>
+              </w:rPr>
+              <w:t>Memutus atau menghubungkan aliran daya ke sistem secara manual.</w:t>
+            </w:r>
+          </w:p>
+        </w:tc>
+      </w:tr>
+    </w:tbl>
+    <w:p>
+      <w:pPr>
+        <w:pStyle w:val="BodyText"/>
+        <w:widowControl/>
+        <w:suppressAutoHyphens w:val="true"/>
+        <w:bidi w:val="0"/>
+        <w:spacing w:lineRule="auto" w:line="240"/>
+        <w:ind w:hanging="0"/>
+        <w:jc w:val="start"/>
+        <w:rPr>
+          <w:rFonts w:ascii="Liberation Serif" w:hAnsi="Liberation Serif" w:eastAsia="Noto Sans CJK HK" w:cs="FreeSans"/>
+          <w:b/>
+          <w:bCs/>
+          <w:color w:val="auto"/>
+          <w:kern w:val="2"/>
+          <w:sz w:val="24"/>
+          <w:szCs w:val="24"/>
+          <w:lang w:val="id-ID" w:eastAsia="zh-CN" w:bidi="hi-IN"/>
+        </w:rPr>
+      </w:pPr>
+      <w:r>
+        <w:rPr>
+          <w:rFonts w:eastAsia="Noto Sans CJK HK" w:cs="FreeSans"/>
+          <w:b/>
+          <w:bCs/>
+          <w:color w:val="auto"/>
+          <w:kern w:val="2"/>
+          <w:sz w:val="24"/>
+          <w:szCs w:val="24"/>
+          <w:lang w:val="id-ID" w:eastAsia="zh-CN" w:bidi="hi-IN"/>
+        </w:rPr>
+      </w:r>
+      <w:r>
+        <w:br w:type="page"/>
+      </w:r>
+    </w:p>
+    <w:p>
+      <w:pPr>
+        <w:pStyle w:val="BodyText"/>
+        <w:widowControl/>
+        <w:suppressAutoHyphens w:val="true"/>
+        <w:bidi w:val="0"/>
+        <w:spacing w:lineRule="auto" w:line="240" w:before="0" w:after="140"/>
+        <w:ind w:hanging="0"/>
+        <w:jc w:val="start"/>
+        <w:rPr>
+          <w:rFonts w:ascii="Times New Roman" w:hAnsi="Times New Roman" w:eastAsia="Noto Sans CJK HK" w:cs="FreeSans"/>
+          <w:b/>
+          <w:bCs/>
+          <w:color w:val="auto"/>
+          <w:kern w:val="2"/>
+          <w:sz w:val="24"/>
+          <w:szCs w:val="24"/>
+          <w:lang w:val="id-ID" w:eastAsia="zh-CN" w:bidi="hi-IN"/>
+        </w:rPr>
+      </w:pPr>
+      <w:r>
+        <w:rPr>
+          <w:rFonts w:eastAsia="Noto Sans CJK HK" w:cs="FreeSans" w:ascii="Times New Roman" w:hAnsi="Times New Roman"/>
+          <w:b/>
+          <w:bCs/>
+          <w:color w:val="auto"/>
+          <w:kern w:val="2"/>
+          <w:sz w:val="24"/>
+          <w:szCs w:val="24"/>
+          <w:lang w:val="id-ID" w:eastAsia="zh-CN" w:bidi="hi-IN"/>
+        </w:rPr>
+        <w:t>3.4 TEKNIK ANALISA DARA</w:t>
+      </w:r>
+    </w:p>
+    <w:p>
+      <w:pPr>
+        <w:pStyle w:val="BodyText"/>
+        <w:widowControl/>
+        <w:suppressAutoHyphens w:val="true"/>
+        <w:bidi w:val="0"/>
+        <w:spacing w:lineRule="auto" w:line="360"/>
+        <w:jc w:val="both"/>
+        <w:rPr>
+          <w:rFonts w:ascii="Times New Roman" w:hAnsi="Times New Roman" w:eastAsia="Noto Sans CJK HK" w:cs="FreeSans"/>
+          <w:b w:val="false"/>
+          <w:bCs w:val="false"/>
+          <w:i w:val="false"/>
+          <w:iCs w:val="false"/>
+          <w:color w:val="auto"/>
+          <w:kern w:val="2"/>
+          <w:sz w:val="24"/>
+          <w:szCs w:val="24"/>
+          <w:lang w:val="id-ID" w:eastAsia="zh-CN" w:bidi="hi-IN"/>
+        </w:rPr>
+      </w:pPr>
+      <w:r>
+        <w:rPr>
+          <w:rFonts w:eastAsia="Noto Sans CJK HK" w:cs="FreeSans" w:ascii="Times New Roman" w:hAnsi="Times New Roman"/>
+          <w:b w:val="false"/>
+          <w:bCs w:val="false"/>
+          <w:i w:val="false"/>
+          <w:iCs w:val="false"/>
+          <w:color w:val="auto"/>
+          <w:kern w:val="2"/>
+          <w:sz w:val="24"/>
+          <w:szCs w:val="24"/>
+          <w:lang w:val="id-ID" w:eastAsia="zh-CN" w:bidi="hi-IN"/>
+        </w:rPr>
+        <w:t>Data dianalisis menggunakan dua pendekatan utama yakni:</w:t>
+      </w:r>
+    </w:p>
+    <w:p>
+      <w:pPr>
+        <w:pStyle w:val="BodyText"/>
+        <w:widowControl/>
+        <w:numPr>
+          <w:ilvl w:val="0"/>
+          <w:numId w:val="9"/>
+        </w:numPr>
+        <w:suppressAutoHyphens w:val="true"/>
+        <w:bidi w:val="0"/>
+        <w:spacing w:lineRule="auto" w:line="360"/>
+        <w:jc w:val="both"/>
+        <w:rPr>
+          <w:rFonts w:ascii="Times New Roman" w:hAnsi="Times New Roman" w:eastAsia="Noto Sans CJK HK" w:cs="FreeSans"/>
+          <w:b w:val="false"/>
+          <w:bCs w:val="false"/>
+          <w:i w:val="false"/>
+          <w:iCs w:val="false"/>
+          <w:color w:val="auto"/>
+          <w:kern w:val="2"/>
+          <w:sz w:val="24"/>
+          <w:szCs w:val="24"/>
+          <w:lang w:val="id-ID" w:eastAsia="zh-CN" w:bidi="hi-IN"/>
+        </w:rPr>
+      </w:pPr>
+      <w:r>
+        <w:rPr>
+          <w:rFonts w:eastAsia="Noto Sans CJK HK" w:cs="FreeSans" w:ascii="Times New Roman" w:hAnsi="Times New Roman"/>
+          <w:b w:val="false"/>
+          <w:bCs w:val="false"/>
+          <w:i w:val="false"/>
+          <w:iCs w:val="false"/>
+          <w:color w:val="auto"/>
+          <w:kern w:val="2"/>
+          <w:sz w:val="24"/>
+          <w:szCs w:val="24"/>
+          <w:lang w:val="id-ID" w:eastAsia="zh-CN" w:bidi="hi-IN"/>
+        </w:rPr>
+        <w:t>Analisa data sekunder</w:t>
+      </w:r>
+    </w:p>
+    <w:p>
+      <w:pPr>
+        <w:pStyle w:val="BodyText"/>
+        <w:widowControl/>
+        <w:numPr>
+          <w:ilvl w:val="0"/>
+          <w:numId w:val="0"/>
+        </w:numPr>
+        <w:suppressAutoHyphens w:val="true"/>
+        <w:bidi w:val="0"/>
+        <w:spacing w:lineRule="auto" w:line="360"/>
+        <w:ind w:hanging="0" w:start="720"/>
+        <w:jc w:val="both"/>
+        <w:rPr>
+          <w:rFonts w:ascii="Times New Roman" w:hAnsi="Times New Roman" w:eastAsia="Noto Sans CJK HK" w:cs="FreeSans"/>
+          <w:b w:val="false"/>
+          <w:bCs w:val="false"/>
+          <w:i w:val="false"/>
+          <w:iCs w:val="false"/>
+          <w:color w:val="auto"/>
+          <w:kern w:val="2"/>
+          <w:sz w:val="24"/>
+          <w:szCs w:val="24"/>
+          <w:lang w:val="id-ID" w:eastAsia="zh-CN" w:bidi="hi-IN"/>
+        </w:rPr>
+      </w:pPr>
+      <w:r>
+        <w:rPr>
+          <w:rFonts w:eastAsia="Noto Sans CJK HK" w:cs="FreeSans" w:ascii="Times New Roman" w:hAnsi="Times New Roman"/>
+          <w:b w:val="false"/>
+          <w:bCs w:val="false"/>
+          <w:i w:val="false"/>
+          <w:iCs w:val="false"/>
+          <w:color w:val="auto"/>
+          <w:kern w:val="2"/>
+          <w:sz w:val="24"/>
+          <w:szCs w:val="24"/>
+          <w:lang w:val="id-ID" w:eastAsia="zh-CN" w:bidi="hi-IN"/>
+        </w:rPr>
+        <w:t>Menggunakan standar kualitas air dari WHO dan Permenkes sebagai acuan utama untuk menentukan status “Layak Olah” pada sistem</w:t>
+      </w:r>
+    </w:p>
+    <w:p>
+      <w:pPr>
+        <w:pStyle w:val="BodyText"/>
+        <w:widowControl/>
+        <w:numPr>
+          <w:ilvl w:val="0"/>
+          <w:numId w:val="9"/>
+        </w:numPr>
+        <w:suppressAutoHyphens w:val="true"/>
+        <w:bidi w:val="0"/>
+        <w:spacing w:lineRule="auto" w:line="360"/>
+        <w:jc w:val="both"/>
+        <w:rPr>
+          <w:rFonts w:ascii="Times New Roman" w:hAnsi="Times New Roman" w:eastAsia="Noto Sans CJK HK" w:cs="FreeSans"/>
+          <w:b w:val="false"/>
+          <w:bCs w:val="false"/>
+          <w:i w:val="false"/>
+          <w:iCs w:val="false"/>
+          <w:color w:val="auto"/>
+          <w:kern w:val="2"/>
+          <w:sz w:val="24"/>
+          <w:szCs w:val="24"/>
+          <w:lang w:val="id-ID" w:eastAsia="zh-CN" w:bidi="hi-IN"/>
+        </w:rPr>
+      </w:pPr>
+      <w:r>
+        <w:rPr>
+          <w:rFonts w:eastAsia="Noto Sans CJK HK" w:cs="FreeSans" w:ascii="Times New Roman" w:hAnsi="Times New Roman"/>
+          <w:b w:val="false"/>
+          <w:bCs w:val="false"/>
+          <w:i w:val="false"/>
+          <w:iCs w:val="false"/>
+          <w:color w:val="auto"/>
+          <w:kern w:val="2"/>
+          <w:sz w:val="24"/>
+          <w:szCs w:val="24"/>
+          <w:lang w:val="id-ID" w:eastAsia="zh-CN" w:bidi="hi-IN"/>
+        </w:rPr>
+        <w:t>Analisa logika sistem</w:t>
+      </w:r>
+    </w:p>
+    <w:p>
+      <w:pPr>
+        <w:pStyle w:val="BodyText"/>
+        <w:widowControl/>
+        <w:numPr>
+          <w:ilvl w:val="0"/>
+          <w:numId w:val="0"/>
+        </w:numPr>
+        <w:suppressAutoHyphens w:val="true"/>
+        <w:bidi w:val="0"/>
+        <w:spacing w:lineRule="auto" w:line="360"/>
+        <w:ind w:hanging="0" w:start="720"/>
+        <w:jc w:val="both"/>
+        <w:rPr>
+          <w:rFonts w:ascii="Times New Roman" w:hAnsi="Times New Roman" w:eastAsia="Noto Sans CJK HK" w:cs="FreeSans"/>
+          <w:b w:val="false"/>
+          <w:bCs w:val="false"/>
+          <w:i w:val="false"/>
+          <w:iCs w:val="false"/>
+          <w:color w:val="auto"/>
+          <w:kern w:val="2"/>
+          <w:sz w:val="24"/>
+          <w:szCs w:val="24"/>
+          <w:lang w:val="id-ID" w:eastAsia="zh-CN" w:bidi="hi-IN"/>
+        </w:rPr>
+      </w:pPr>
+      <w:r>
+        <w:rPr>
+          <w:rFonts w:eastAsia="Noto Sans CJK HK" w:cs="FreeSans" w:ascii="Times New Roman" w:hAnsi="Times New Roman"/>
+          <w:b w:val="false"/>
+          <w:bCs w:val="false"/>
+          <w:i w:val="false"/>
+          <w:iCs w:val="false"/>
+          <w:color w:val="auto"/>
+          <w:kern w:val="2"/>
+          <w:sz w:val="24"/>
+          <w:szCs w:val="24"/>
+          <w:lang w:val="id-ID" w:eastAsia="zh-CN" w:bidi="hi-IN"/>
+        </w:rPr>
+        <w:t>Menguji efektivitas sebuah alur pengiriman data yang berdasarkan kepada kekuatan sinyal (</w:t>
+      </w:r>
+      <w:r>
+        <w:rPr>
+          <w:rFonts w:eastAsia="Noto Sans CJK HK" w:cs="FreeSans" w:ascii="Times New Roman" w:hAnsi="Times New Roman"/>
+          <w:b w:val="false"/>
+          <w:bCs w:val="false"/>
+          <w:i/>
+          <w:iCs/>
+          <w:color w:val="auto"/>
+          <w:kern w:val="2"/>
+          <w:sz w:val="24"/>
+          <w:szCs w:val="24"/>
+          <w:lang w:val="id-ID" w:eastAsia="zh-CN" w:bidi="hi-IN"/>
+        </w:rPr>
+        <w:t>RSSI</w:t>
+      </w:r>
+      <w:r>
+        <w:rPr>
+          <w:rFonts w:eastAsia="Noto Sans CJK HK" w:cs="FreeSans" w:ascii="Times New Roman" w:hAnsi="Times New Roman"/>
+          <w:b w:val="false"/>
+          <w:bCs w:val="false"/>
+          <w:i w:val="false"/>
+          <w:iCs w:val="false"/>
+          <w:color w:val="auto"/>
+          <w:kern w:val="2"/>
+          <w:sz w:val="24"/>
+          <w:szCs w:val="24"/>
+          <w:lang w:val="id-ID" w:eastAsia="zh-CN" w:bidi="hi-IN"/>
+        </w:rPr>
+        <w:t>) untuk keperluan navigasi menuju ke lokasi sumber air tanpa bantuan GPS/Internet</w:t>
+      </w:r>
+    </w:p>
+    <w:p>
+      <w:pPr>
+        <w:pStyle w:val="BodyText"/>
+        <w:widowControl/>
+        <w:suppressAutoHyphens w:val="true"/>
+        <w:bidi w:val="0"/>
         <w:spacing w:lineRule="auto" w:line="360" w:before="0" w:after="140"/>
         <w:jc w:val="both"/>
         <w:rPr>
@@ -3629,14 +7934,1884 @@
           <w:lang w:val="id-ID" w:eastAsia="zh-CN" w:bidi="hi-IN"/>
         </w:rPr>
       </w:r>
+      <w:r>
+        <w:br w:type="page"/>
+      </w:r>
+    </w:p>
+    <w:p>
+      <w:pPr>
+        <w:pStyle w:val="BodyText"/>
+        <w:widowControl/>
+        <w:suppressAutoHyphens w:val="true"/>
+        <w:bidi w:val="0"/>
+        <w:spacing w:lineRule="auto" w:line="240" w:before="0" w:after="140"/>
+        <w:jc w:val="center"/>
+        <w:rPr>
+          <w:rFonts w:ascii="Liberation Serif" w:hAnsi="Liberation Serif" w:eastAsia="Noto Sans CJK HK" w:cs="FreeSans"/>
+          <w:b/>
+          <w:bCs/>
+          <w:color w:val="auto"/>
+          <w:kern w:val="2"/>
+          <w:sz w:val="24"/>
+          <w:szCs w:val="24"/>
+          <w:lang w:val="id-ID" w:eastAsia="zh-CN" w:bidi="hi-IN"/>
+        </w:rPr>
+      </w:pPr>
+      <w:r>
+        <w:rPr>
+          <w:rFonts w:eastAsia="Noto Sans CJK HK" w:cs="FreeSans"/>
+          <w:b/>
+          <w:bCs/>
+          <w:color w:val="auto"/>
+          <w:kern w:val="2"/>
+          <w:sz w:val="24"/>
+          <w:szCs w:val="24"/>
+          <w:lang w:val="id-ID" w:eastAsia="zh-CN" w:bidi="hi-IN"/>
+        </w:rPr>
+      </w:r>
+    </w:p>
+    <w:p>
+      <w:pPr>
+        <w:pStyle w:val="BodyText"/>
+        <w:widowControl/>
+        <w:suppressAutoHyphens w:val="true"/>
+        <w:bidi w:val="0"/>
+        <w:spacing w:lineRule="auto" w:line="240"/>
+        <w:jc w:val="center"/>
+        <w:rPr>
+          <w:rFonts w:ascii="Liberation Serif" w:hAnsi="Liberation Serif" w:eastAsia="Noto Sans CJK HK" w:cs="FreeSans"/>
+          <w:b/>
+          <w:bCs/>
+          <w:color w:val="auto"/>
+          <w:kern w:val="2"/>
+          <w:sz w:val="24"/>
+          <w:szCs w:val="24"/>
+          <w:lang w:val="id-ID" w:eastAsia="zh-CN" w:bidi="hi-IN"/>
+        </w:rPr>
+      </w:pPr>
+      <w:r>
+        <w:rPr>
+          <w:rFonts w:eastAsia="Noto Sans CJK HK" w:cs="FreeSans"/>
+          <w:b/>
+          <w:bCs/>
+          <w:color w:val="auto"/>
+          <w:kern w:val="2"/>
+          <w:sz w:val="24"/>
+          <w:szCs w:val="24"/>
+          <w:lang w:val="id-ID" w:eastAsia="zh-CN" w:bidi="hi-IN"/>
+        </w:rPr>
+        <w:t>BAB 4</w:t>
+      </w:r>
+    </w:p>
+    <w:p>
+      <w:pPr>
+        <w:pStyle w:val="BodyText"/>
+        <w:widowControl/>
+        <w:suppressAutoHyphens w:val="true"/>
+        <w:bidi w:val="0"/>
+        <w:spacing w:lineRule="auto" w:line="240"/>
+        <w:jc w:val="center"/>
+        <w:rPr>
+          <w:rFonts w:ascii="Liberation Serif" w:hAnsi="Liberation Serif" w:eastAsia="Noto Sans CJK HK" w:cs="FreeSans"/>
+          <w:b/>
+          <w:bCs/>
+          <w:color w:val="auto"/>
+          <w:kern w:val="2"/>
+          <w:sz w:val="24"/>
+          <w:szCs w:val="24"/>
+          <w:lang w:val="id-ID" w:eastAsia="zh-CN" w:bidi="hi-IN"/>
+        </w:rPr>
+      </w:pPr>
+      <w:r>
+        <w:rPr>
+          <w:rFonts w:eastAsia="Noto Sans CJK HK" w:cs="FreeSans"/>
+          <w:b/>
+          <w:bCs/>
+          <w:color w:val="auto"/>
+          <w:kern w:val="2"/>
+          <w:sz w:val="24"/>
+          <w:szCs w:val="24"/>
+          <w:lang w:val="id-ID" w:eastAsia="zh-CN" w:bidi="hi-IN"/>
+        </w:rPr>
+        <w:t>HASIL DAN PEMBAHASAN</w:t>
+      </w:r>
+    </w:p>
+    <w:p>
+      <w:pPr>
+        <w:pStyle w:val="BodyText"/>
+        <w:widowControl/>
+        <w:suppressAutoHyphens w:val="true"/>
+        <w:bidi w:val="0"/>
+        <w:spacing w:lineRule="auto" w:line="240"/>
+        <w:ind w:hanging="0"/>
+        <w:jc w:val="start"/>
+        <w:rPr>
+          <w:rFonts w:ascii="Times New Roman" w:hAnsi="Times New Roman" w:eastAsia="Noto Sans CJK HK" w:cs="FreeSans"/>
+          <w:b/>
+          <w:bCs/>
+          <w:color w:val="auto"/>
+          <w:kern w:val="2"/>
+          <w:sz w:val="24"/>
+          <w:szCs w:val="24"/>
+          <w:lang w:val="id-ID" w:eastAsia="zh-CN" w:bidi="hi-IN"/>
+        </w:rPr>
+      </w:pPr>
+      <w:r>
+        <w:rPr>
+          <w:rFonts w:eastAsia="Noto Sans CJK HK" w:cs="FreeSans" w:ascii="Times New Roman" w:hAnsi="Times New Roman"/>
+          <w:b/>
+          <w:bCs/>
+          <w:color w:val="auto"/>
+          <w:kern w:val="2"/>
+          <w:sz w:val="24"/>
+          <w:szCs w:val="24"/>
+          <w:lang w:val="id-ID" w:eastAsia="zh-CN" w:bidi="hi-IN"/>
+        </w:rPr>
+      </w:r>
+    </w:p>
+    <w:p>
+      <w:pPr>
+        <w:pStyle w:val="BodyText"/>
+        <w:widowControl/>
+        <w:suppressAutoHyphens w:val="true"/>
+        <w:bidi w:val="0"/>
+        <w:spacing w:lineRule="auto" w:line="240"/>
+        <w:ind w:hanging="0"/>
+        <w:jc w:val="start"/>
+        <w:rPr>
+          <w:rFonts w:ascii="Times New Roman" w:hAnsi="Times New Roman" w:eastAsia="Noto Sans CJK HK" w:cs="FreeSans"/>
+          <w:b/>
+          <w:bCs/>
+          <w:color w:val="auto"/>
+          <w:kern w:val="2"/>
+          <w:sz w:val="24"/>
+          <w:szCs w:val="24"/>
+          <w:lang w:val="id-ID" w:eastAsia="zh-CN" w:bidi="hi-IN"/>
+        </w:rPr>
+      </w:pPr>
+      <w:r>
+        <w:rPr>
+          <w:rFonts w:eastAsia="Noto Sans CJK HK" w:cs="FreeSans" w:ascii="Times New Roman" w:hAnsi="Times New Roman"/>
+          <w:b/>
+          <w:bCs/>
+          <w:color w:val="auto"/>
+          <w:kern w:val="2"/>
+          <w:sz w:val="24"/>
+          <w:szCs w:val="24"/>
+          <w:lang w:val="id-ID" w:eastAsia="zh-CN" w:bidi="hi-IN"/>
+        </w:rPr>
+        <w:t>4.1 HASIL PERANCANGAN SISTEM NARA-WH</w:t>
+      </w:r>
+    </w:p>
+    <w:p>
+      <w:pPr>
+        <w:pStyle w:val="BodyText"/>
+        <w:widowControl/>
+        <w:suppressAutoHyphens w:val="true"/>
+        <w:bidi w:val="0"/>
+        <w:spacing w:lineRule="auto" w:line="360"/>
+        <w:jc w:val="both"/>
+        <w:rPr>
+          <w:rFonts w:ascii="Times New Roman" w:hAnsi="Times New Roman" w:eastAsia="Noto Sans CJK HK" w:cs="FreeSans"/>
+          <w:b w:val="false"/>
+          <w:bCs w:val="false"/>
+          <w:i w:val="false"/>
+          <w:iCs w:val="false"/>
+          <w:color w:val="auto"/>
+          <w:kern w:val="2"/>
+          <w:sz w:val="24"/>
+          <w:szCs w:val="24"/>
+          <w:lang w:val="id-ID" w:eastAsia="zh-CN" w:bidi="hi-IN"/>
+        </w:rPr>
+      </w:pPr>
+      <w:r>
+        <w:rPr>
+          <w:rFonts w:eastAsia="Noto Sans CJK HK" w:cs="FreeSans" w:ascii="Times New Roman" w:hAnsi="Times New Roman"/>
+          <w:b w:val="false"/>
+          <w:bCs w:val="false"/>
+          <w:i w:val="false"/>
+          <w:iCs w:val="false"/>
+          <w:color w:val="auto"/>
+          <w:kern w:val="2"/>
+          <w:sz w:val="24"/>
+          <w:szCs w:val="24"/>
+          <w:lang w:val="id-ID" w:eastAsia="zh-CN" w:bidi="hi-IN"/>
+        </w:rPr>
+        <w:t>Dengan berdasarkan kepada metode rancang bangun yang dilakukan, sistem NARA-WH telah berhasil dirancang menjadi dua buah unit yang saling terintegrasi</w:t>
+      </w:r>
+    </w:p>
+    <w:p>
+      <w:pPr>
+        <w:pStyle w:val="BodyText"/>
+        <w:widowControl/>
+        <w:numPr>
+          <w:ilvl w:val="0"/>
+          <w:numId w:val="10"/>
+        </w:numPr>
+        <w:suppressAutoHyphens w:val="true"/>
+        <w:bidi w:val="0"/>
+        <w:spacing w:lineRule="auto" w:line="360"/>
+        <w:jc w:val="both"/>
+        <w:rPr>
+          <w:rFonts w:ascii="Times New Roman" w:hAnsi="Times New Roman" w:eastAsia="Noto Sans CJK HK" w:cs="FreeSans"/>
+          <w:b w:val="false"/>
+          <w:bCs w:val="false"/>
+          <w:i w:val="false"/>
+          <w:iCs w:val="false"/>
+          <w:color w:val="auto"/>
+          <w:kern w:val="2"/>
+          <w:sz w:val="24"/>
+          <w:szCs w:val="24"/>
+          <w:lang w:val="id-ID" w:eastAsia="zh-CN" w:bidi="hi-IN"/>
+        </w:rPr>
+      </w:pPr>
+      <w:r>
+        <w:rPr>
+          <w:rFonts w:eastAsia="Noto Sans CJK HK" w:cs="FreeSans" w:ascii="Times New Roman" w:hAnsi="Times New Roman"/>
+          <w:b w:val="false"/>
+          <w:bCs w:val="false"/>
+          <w:i w:val="false"/>
+          <w:iCs w:val="false"/>
+          <w:color w:val="auto"/>
+          <w:kern w:val="2"/>
+          <w:sz w:val="24"/>
+          <w:szCs w:val="24"/>
+          <w:lang w:val="id-ID" w:eastAsia="zh-CN" w:bidi="hi-IN"/>
+        </w:rPr>
+        <w:t>Unit Guardian</w:t>
+      </w:r>
+    </w:p>
+    <w:p>
+      <w:pPr>
+        <w:pStyle w:val="BodyText"/>
+        <w:widowControl/>
+        <w:numPr>
+          <w:ilvl w:val="0"/>
+          <w:numId w:val="0"/>
+        </w:numPr>
+        <w:suppressAutoHyphens w:val="true"/>
+        <w:bidi w:val="0"/>
+        <w:spacing w:lineRule="auto" w:line="360"/>
+        <w:ind w:hanging="0" w:start="720"/>
+        <w:jc w:val="both"/>
+        <w:rPr>
+          <w:rFonts w:ascii="Times New Roman" w:hAnsi="Times New Roman" w:eastAsia="Noto Sans CJK HK" w:cs="FreeSans"/>
+          <w:b w:val="false"/>
+          <w:bCs w:val="false"/>
+          <w:i w:val="false"/>
+          <w:iCs w:val="false"/>
+          <w:color w:val="auto"/>
+          <w:kern w:val="2"/>
+          <w:sz w:val="24"/>
+          <w:szCs w:val="24"/>
+          <w:lang w:val="id-ID" w:eastAsia="zh-CN" w:bidi="hi-IN"/>
+        </w:rPr>
+      </w:pPr>
+      <w:r>
+        <w:rPr>
+          <w:rFonts w:eastAsia="Noto Sans CJK HK" w:cs="FreeSans" w:ascii="Times New Roman" w:hAnsi="Times New Roman"/>
+          <w:b w:val="false"/>
+          <w:bCs w:val="false"/>
+          <w:i w:val="false"/>
+          <w:iCs w:val="false"/>
+          <w:color w:val="auto"/>
+          <w:kern w:val="2"/>
+          <w:sz w:val="24"/>
+          <w:szCs w:val="24"/>
+          <w:lang w:val="id-ID" w:eastAsia="zh-CN" w:bidi="hi-IN"/>
+        </w:rPr>
+        <w:t>Dirancang untuk menjadi sebuah stasiun sensor yang bersifat statis yang dilengkapi dengan sensor TDS dan DS18B20 yang berguna untuk memvalidasi kualitas air yang layak untuk diolah, Unit ini juga dilengkapi dengan sebuah modul GPS NEO-6M yang berfungsi untuk menentukan titik koordinat unit Guardian secara otomatis</w:t>
+      </w:r>
+    </w:p>
+    <w:p>
+      <w:pPr>
+        <w:pStyle w:val="BodyText"/>
+        <w:widowControl/>
+        <w:numPr>
+          <w:ilvl w:val="0"/>
+          <w:numId w:val="0"/>
+        </w:numPr>
+        <w:suppressAutoHyphens w:val="true"/>
+        <w:bidi w:val="0"/>
+        <w:spacing w:lineRule="auto" w:line="360"/>
+        <w:ind w:hanging="0" w:start="720"/>
+        <w:jc w:val="center"/>
+        <w:rPr>
+          <w:rFonts w:ascii="Times New Roman" w:hAnsi="Times New Roman" w:eastAsia="Noto Sans CJK HK" w:cs="FreeSans"/>
+          <w:b w:val="false"/>
+          <w:bCs w:val="false"/>
+          <w:i w:val="false"/>
+          <w:iCs w:val="false"/>
+          <w:color w:val="auto"/>
+          <w:kern w:val="2"/>
+          <w:sz w:val="24"/>
+          <w:szCs w:val="24"/>
+          <w:lang w:val="id-ID" w:eastAsia="zh-CN" w:bidi="hi-IN"/>
+        </w:rPr>
+      </w:pPr>
+      <w:r>
+        <w:drawing>
+          <wp:anchor behindDoc="0" distT="0" distB="0" distL="0" distR="0" simplePos="0" locked="0" layoutInCell="0" allowOverlap="1" relativeHeight="2">
+            <wp:simplePos x="0" y="0"/>
+            <wp:positionH relativeFrom="column">
+              <wp:posOffset>419100</wp:posOffset>
+            </wp:positionH>
+            <wp:positionV relativeFrom="paragraph">
+              <wp:posOffset>635</wp:posOffset>
+            </wp:positionV>
+            <wp:extent cx="5123180" cy="4012565"/>
+            <wp:effectExtent l="0" t="0" r="0" b="0"/>
+            <wp:wrapSquare wrapText="largest"/>
+            <wp:docPr id="1" name="Image1"/>
+            <wp:cNvGraphicFramePr>
+              <a:graphicFrameLocks xmlns:a="http://schemas.openxmlformats.org/drawingml/2006/main" noChangeAspect="1"/>
+            </wp:cNvGraphicFramePr>
+            <a:graphic xmlns:a="http://schemas.openxmlformats.org/drawingml/2006/main">
+              <a:graphicData uri="http://schemas.openxmlformats.org/drawingml/2006/picture">
+                <pic:pic xmlns:pic="http://schemas.openxmlformats.org/drawingml/2006/picture">
+                  <pic:nvPicPr>
+                    <pic:cNvPr id="1" name="Image1"/>
+                    <pic:cNvPicPr>
+                      <a:picLocks noChangeAspect="1" noChangeArrowheads="1"/>
+                    </pic:cNvPicPr>
+                  </pic:nvPicPr>
+                  <pic:blipFill>
+                    <a:blip r:embed="rId8"/>
+                    <a:stretch>
+                      <a:fillRect/>
+                    </a:stretch>
+                  </pic:blipFill>
+                  <pic:spPr bwMode="auto">
+                    <a:xfrm>
+                      <a:off x="0" y="0"/>
+                      <a:ext cx="5123180" cy="4012565"/>
+                    </a:xfrm>
+                    <a:prstGeom prst="rect">
+                      <a:avLst/>
+                    </a:prstGeom>
+                    <a:noFill/>
+                  </pic:spPr>
+                </pic:pic>
+              </a:graphicData>
+            </a:graphic>
+          </wp:anchor>
+        </w:drawing>
+      </w:r>
+      <w:r>
+        <w:rPr>
+          <w:rFonts w:eastAsia="Noto Sans CJK HK" w:cs="FreeSans" w:ascii="Times New Roman" w:hAnsi="Times New Roman"/>
+          <w:b w:val="false"/>
+          <w:bCs w:val="false"/>
+          <w:i w:val="false"/>
+          <w:iCs w:val="false"/>
+          <w:color w:val="auto"/>
+          <w:kern w:val="2"/>
+          <w:sz w:val="24"/>
+          <w:szCs w:val="24"/>
+          <w:lang w:val="id-ID" w:eastAsia="zh-CN" w:bidi="hi-IN"/>
+        </w:rPr>
+        <w:t>Gambar 4.1 Skema rangkaian Elektronika Unit Guardian</w:t>
+      </w:r>
+    </w:p>
+    <w:p>
+      <w:pPr>
+        <w:pStyle w:val="BodyText"/>
+        <w:widowControl/>
+        <w:numPr>
+          <w:ilvl w:val="0"/>
+          <w:numId w:val="0"/>
+        </w:numPr>
+        <w:suppressAutoHyphens w:val="true"/>
+        <w:bidi w:val="0"/>
+        <w:spacing w:lineRule="auto" w:line="360"/>
+        <w:ind w:hanging="0" w:start="720"/>
+        <w:jc w:val="center"/>
+        <w:rPr>
+          <w:rFonts w:ascii="Times New Roman" w:hAnsi="Times New Roman" w:eastAsia="Noto Sans CJK HK" w:cs="FreeSans"/>
+          <w:b w:val="false"/>
+          <w:bCs w:val="false"/>
+          <w:i w:val="false"/>
+          <w:iCs w:val="false"/>
+          <w:color w:val="auto"/>
+          <w:kern w:val="2"/>
+          <w:sz w:val="24"/>
+          <w:szCs w:val="24"/>
+          <w:lang w:val="id-ID" w:eastAsia="zh-CN" w:bidi="hi-IN"/>
+        </w:rPr>
+      </w:pPr>
+      <w:r>
+        <w:rPr>
+          <w:rFonts w:eastAsia="Noto Sans CJK HK" w:cs="FreeSans" w:ascii="Times New Roman" w:hAnsi="Times New Roman"/>
+          <w:b w:val="false"/>
+          <w:bCs w:val="false"/>
+          <w:i w:val="false"/>
+          <w:iCs w:val="false"/>
+          <w:color w:val="auto"/>
+          <w:kern w:val="2"/>
+          <w:sz w:val="24"/>
+          <w:szCs w:val="24"/>
+          <w:lang w:val="id-ID" w:eastAsia="zh-CN" w:bidi="hi-IN"/>
+        </w:rPr>
+      </w:r>
+    </w:p>
+    <w:p>
+      <w:pPr>
+        <w:pStyle w:val="BodyText"/>
+        <w:widowControl/>
+        <w:numPr>
+          <w:ilvl w:val="0"/>
+          <w:numId w:val="10"/>
+        </w:numPr>
+        <w:suppressAutoHyphens w:val="true"/>
+        <w:bidi w:val="0"/>
+        <w:spacing w:lineRule="auto" w:line="360"/>
+        <w:jc w:val="both"/>
+        <w:rPr>
+          <w:rFonts w:ascii="Times New Roman" w:hAnsi="Times New Roman" w:eastAsia="Noto Sans CJK HK" w:cs="FreeSans"/>
+          <w:b w:val="false"/>
+          <w:bCs w:val="false"/>
+          <w:i w:val="false"/>
+          <w:iCs w:val="false"/>
+          <w:color w:val="auto"/>
+          <w:kern w:val="2"/>
+          <w:sz w:val="24"/>
+          <w:szCs w:val="24"/>
+          <w:lang w:val="id-ID" w:eastAsia="zh-CN" w:bidi="hi-IN"/>
+        </w:rPr>
+      </w:pPr>
+      <w:r>
+        <w:rPr>
+          <w:rFonts w:eastAsia="Noto Sans CJK HK" w:cs="FreeSans" w:ascii="Times New Roman" w:hAnsi="Times New Roman"/>
+          <w:b w:val="false"/>
+          <w:bCs w:val="false"/>
+          <w:i w:val="false"/>
+          <w:iCs w:val="false"/>
+          <w:color w:val="auto"/>
+          <w:kern w:val="2"/>
+          <w:sz w:val="24"/>
+          <w:szCs w:val="24"/>
+          <w:lang w:val="id-ID" w:eastAsia="zh-CN" w:bidi="hi-IN"/>
+        </w:rPr>
+        <w:t>Unit Navigator</w:t>
+      </w:r>
+    </w:p>
+    <w:p>
+      <w:pPr>
+        <w:pStyle w:val="BodyText"/>
+        <w:widowControl/>
+        <w:numPr>
+          <w:ilvl w:val="0"/>
+          <w:numId w:val="0"/>
+        </w:numPr>
+        <w:suppressAutoHyphens w:val="true"/>
+        <w:bidi w:val="0"/>
+        <w:spacing w:lineRule="auto" w:line="360"/>
+        <w:ind w:hanging="0" w:start="720"/>
+        <w:jc w:val="both"/>
+        <w:rPr>
+          <w:rFonts w:ascii="Times New Roman" w:hAnsi="Times New Roman" w:eastAsia="Noto Sans CJK HK" w:cs="FreeSans"/>
+          <w:b w:val="false"/>
+          <w:bCs w:val="false"/>
+          <w:i w:val="false"/>
+          <w:iCs w:val="false"/>
+          <w:color w:val="auto"/>
+          <w:kern w:val="2"/>
+          <w:sz w:val="24"/>
+          <w:szCs w:val="24"/>
+          <w:lang w:val="id-ID" w:eastAsia="zh-CN" w:bidi="hi-IN"/>
+        </w:rPr>
+      </w:pPr>
+      <w:r>
+        <w:rPr>
+          <w:rFonts w:eastAsia="Noto Sans CJK HK" w:cs="FreeSans" w:ascii="Times New Roman" w:hAnsi="Times New Roman"/>
+          <w:b w:val="false"/>
+          <w:bCs w:val="false"/>
+          <w:i w:val="false"/>
+          <w:iCs w:val="false"/>
+          <w:color w:val="auto"/>
+          <w:kern w:val="2"/>
+          <w:sz w:val="24"/>
+          <w:szCs w:val="24"/>
+          <w:lang w:val="id-ID" w:eastAsia="zh-CN" w:bidi="hi-IN"/>
+        </w:rPr>
+        <w:t>Dirancang sebagai sebuah perangkat portable yang berfungsi untuk menerima data koordinat dan kualitas air dari unit Guardian dengan memanfaatkan modul LoRa SX1278. Navigator dilengkapi dengan modul kompas digital HMC58883L yang memiliki fungsi untuk menuntun pengguna menuju ke lokasi sumber air secara real-time</w:t>
+      </w:r>
+    </w:p>
+    <w:p>
+      <w:pPr>
+        <w:pStyle w:val="BodyText"/>
+        <w:widowControl/>
+        <w:numPr>
+          <w:ilvl w:val="0"/>
+          <w:numId w:val="0"/>
+        </w:numPr>
+        <w:suppressAutoHyphens w:val="true"/>
+        <w:bidi w:val="0"/>
+        <w:spacing w:lineRule="auto" w:line="360"/>
+        <w:ind w:hanging="0" w:start="720"/>
+        <w:jc w:val="center"/>
+        <w:rPr>
+          <w:rFonts w:ascii="Times New Roman" w:hAnsi="Times New Roman" w:eastAsia="Noto Sans CJK HK" w:cs="FreeSans"/>
+          <w:b w:val="false"/>
+          <w:bCs w:val="false"/>
+          <w:i w:val="false"/>
+          <w:iCs w:val="false"/>
+          <w:color w:val="auto"/>
+          <w:kern w:val="2"/>
+          <w:sz w:val="24"/>
+          <w:szCs w:val="24"/>
+          <w:lang w:val="id-ID" w:eastAsia="zh-CN" w:bidi="hi-IN"/>
+        </w:rPr>
+      </w:pPr>
+      <w:r>
+        <w:drawing>
+          <wp:anchor behindDoc="0" distT="0" distB="0" distL="0" distR="0" simplePos="0" locked="0" layoutInCell="0" allowOverlap="1" relativeHeight="3">
+            <wp:simplePos x="0" y="0"/>
+            <wp:positionH relativeFrom="column">
+              <wp:posOffset>429895</wp:posOffset>
+            </wp:positionH>
+            <wp:positionV relativeFrom="paragraph">
+              <wp:posOffset>635</wp:posOffset>
+            </wp:positionV>
+            <wp:extent cx="5123180" cy="3744595"/>
+            <wp:effectExtent l="0" t="0" r="0" b="0"/>
+            <wp:wrapSquare wrapText="largest"/>
+            <wp:docPr id="2" name="Image2"/>
+            <wp:cNvGraphicFramePr>
+              <a:graphicFrameLocks xmlns:a="http://schemas.openxmlformats.org/drawingml/2006/main" noChangeAspect="1"/>
+            </wp:cNvGraphicFramePr>
+            <a:graphic xmlns:a="http://schemas.openxmlformats.org/drawingml/2006/main">
+              <a:graphicData uri="http://schemas.openxmlformats.org/drawingml/2006/picture">
+                <pic:pic xmlns:pic="http://schemas.openxmlformats.org/drawingml/2006/picture">
+                  <pic:nvPicPr>
+                    <pic:cNvPr id="2" name="Image2"/>
+                    <pic:cNvPicPr>
+                      <a:picLocks noChangeAspect="1" noChangeArrowheads="1"/>
+                    </pic:cNvPicPr>
+                  </pic:nvPicPr>
+                  <pic:blipFill>
+                    <a:blip r:embed="rId9"/>
+                    <a:stretch>
+                      <a:fillRect/>
+                    </a:stretch>
+                  </pic:blipFill>
+                  <pic:spPr bwMode="auto">
+                    <a:xfrm>
+                      <a:off x="0" y="0"/>
+                      <a:ext cx="5123180" cy="3744595"/>
+                    </a:xfrm>
+                    <a:prstGeom prst="rect">
+                      <a:avLst/>
+                    </a:prstGeom>
+                    <a:noFill/>
+                  </pic:spPr>
+                </pic:pic>
+              </a:graphicData>
+            </a:graphic>
+          </wp:anchor>
+        </w:drawing>
+      </w:r>
+      <w:r>
+        <w:rPr>
+          <w:rFonts w:eastAsia="Noto Sans CJK HK" w:cs="FreeSans" w:ascii="Times New Roman" w:hAnsi="Times New Roman"/>
+          <w:b w:val="false"/>
+          <w:bCs w:val="false"/>
+          <w:i w:val="false"/>
+          <w:iCs w:val="false"/>
+          <w:color w:val="auto"/>
+          <w:kern w:val="2"/>
+          <w:sz w:val="24"/>
+          <w:szCs w:val="24"/>
+          <w:lang w:val="id-ID" w:eastAsia="zh-CN" w:bidi="hi-IN"/>
+        </w:rPr>
+        <w:t>Gambar 4.2 Skema Rangkaian Unit Navigator</w:t>
+      </w:r>
+    </w:p>
+    <w:p>
+      <w:pPr>
+        <w:pStyle w:val="BodyText"/>
+        <w:widowControl/>
+        <w:suppressAutoHyphens w:val="true"/>
+        <w:bidi w:val="0"/>
+        <w:spacing w:lineRule="auto" w:line="240"/>
+        <w:ind w:hanging="0"/>
+        <w:jc w:val="start"/>
+        <w:rPr>
+          <w:rFonts w:ascii="Times New Roman" w:hAnsi="Times New Roman" w:eastAsia="Noto Sans CJK HK" w:cs="FreeSans"/>
+          <w:b/>
+          <w:bCs/>
+          <w:color w:val="auto"/>
+          <w:kern w:val="2"/>
+          <w:sz w:val="24"/>
+          <w:szCs w:val="24"/>
+          <w:lang w:val="id-ID" w:eastAsia="zh-CN" w:bidi="hi-IN"/>
+        </w:rPr>
+      </w:pPr>
+      <w:r>
+        <w:rPr>
+          <w:rFonts w:eastAsia="Noto Sans CJK HK" w:cs="FreeSans" w:ascii="Times New Roman" w:hAnsi="Times New Roman"/>
+          <w:b/>
+          <w:bCs/>
+          <w:color w:val="auto"/>
+          <w:kern w:val="2"/>
+          <w:sz w:val="24"/>
+          <w:szCs w:val="24"/>
+          <w:lang w:val="id-ID" w:eastAsia="zh-CN" w:bidi="hi-IN"/>
+        </w:rPr>
+        <w:t>4.2 ANALISIS KINERJA SENSOR DAN VALIDASI KUALITAS AIR</w:t>
+      </w:r>
+    </w:p>
+    <w:p>
+      <w:pPr>
+        <w:pStyle w:val="BodyText"/>
+        <w:widowControl/>
+        <w:suppressAutoHyphens w:val="true"/>
+        <w:bidi w:val="0"/>
+        <w:spacing w:lineRule="auto" w:line="360"/>
+        <w:jc w:val="both"/>
+        <w:rPr>
+          <w:rFonts w:ascii="Times New Roman" w:hAnsi="Times New Roman" w:eastAsia="Noto Sans CJK HK" w:cs="FreeSans"/>
+          <w:b w:val="false"/>
+          <w:bCs w:val="false"/>
+          <w:i w:val="false"/>
+          <w:iCs w:val="false"/>
+          <w:color w:val="auto"/>
+          <w:kern w:val="2"/>
+          <w:sz w:val="24"/>
+          <w:szCs w:val="24"/>
+          <w:lang w:val="id-ID" w:eastAsia="zh-CN" w:bidi="hi-IN"/>
+        </w:rPr>
+      </w:pPr>
+      <w:r>
+        <w:rPr>
+          <w:rFonts w:eastAsia="Noto Sans CJK HK" w:cs="FreeSans" w:ascii="Times New Roman" w:hAnsi="Times New Roman"/>
+          <w:b w:val="false"/>
+          <w:bCs w:val="false"/>
+          <w:i w:val="false"/>
+          <w:iCs w:val="false"/>
+          <w:color w:val="auto"/>
+          <w:kern w:val="2"/>
+          <w:sz w:val="24"/>
+          <w:szCs w:val="24"/>
+          <w:lang w:val="id-ID" w:eastAsia="zh-CN" w:bidi="hi-IN"/>
+        </w:rPr>
+        <w:t>Pada bagian ini akan dilakukan sebuah analisis terhadap logika dari pemrosesan data yang dilakukan oleh ESP32 terhadap input dari sensor kimia dan fisika air.</w:t>
+      </w:r>
+    </w:p>
+    <w:p>
+      <w:pPr>
+        <w:pStyle w:val="BodyText"/>
+        <w:widowControl/>
+        <w:numPr>
+          <w:ilvl w:val="0"/>
+          <w:numId w:val="11"/>
+        </w:numPr>
+        <w:suppressAutoHyphens w:val="true"/>
+        <w:bidi w:val="0"/>
+        <w:spacing w:lineRule="auto" w:line="360"/>
+        <w:jc w:val="both"/>
+        <w:rPr>
+          <w:rFonts w:ascii="Times New Roman" w:hAnsi="Times New Roman" w:eastAsia="Noto Sans CJK HK" w:cs="FreeSans"/>
+          <w:b w:val="false"/>
+          <w:bCs w:val="false"/>
+          <w:i w:val="false"/>
+          <w:iCs w:val="false"/>
+          <w:color w:val="auto"/>
+          <w:kern w:val="2"/>
+          <w:sz w:val="24"/>
+          <w:szCs w:val="24"/>
+          <w:lang w:val="id-ID" w:eastAsia="zh-CN" w:bidi="hi-IN"/>
+        </w:rPr>
+      </w:pPr>
+      <w:r>
+        <w:rPr>
+          <w:rFonts w:eastAsia="Noto Sans CJK HK" w:cs="FreeSans" w:ascii="Times New Roman" w:hAnsi="Times New Roman"/>
+          <w:b w:val="false"/>
+          <w:bCs w:val="false"/>
+          <w:i w:val="false"/>
+          <w:iCs w:val="false"/>
+          <w:color w:val="auto"/>
+          <w:kern w:val="2"/>
+          <w:sz w:val="24"/>
+          <w:szCs w:val="24"/>
+          <w:lang w:val="id-ID" w:eastAsia="zh-CN" w:bidi="hi-IN"/>
+        </w:rPr>
+        <w:t>Intergrasi sensor TDS dan kompensasi suhu:</w:t>
+      </w:r>
+    </w:p>
+    <w:p>
+      <w:pPr>
+        <w:pStyle w:val="BodyText"/>
+        <w:widowControl/>
+        <w:numPr>
+          <w:ilvl w:val="0"/>
+          <w:numId w:val="0"/>
+        </w:numPr>
+        <w:suppressAutoHyphens w:val="true"/>
+        <w:bidi w:val="0"/>
+        <w:spacing w:lineRule="auto" w:line="360"/>
+        <w:ind w:hanging="0" w:start="720"/>
+        <w:jc w:val="both"/>
+        <w:rPr>
+          <w:rFonts w:ascii="Times New Roman" w:hAnsi="Times New Roman" w:eastAsia="Noto Sans CJK HK" w:cs="FreeSans"/>
+          <w:b w:val="false"/>
+          <w:bCs w:val="false"/>
+          <w:i w:val="false"/>
+          <w:iCs w:val="false"/>
+          <w:color w:val="auto"/>
+          <w:kern w:val="2"/>
+          <w:sz w:val="24"/>
+          <w:szCs w:val="24"/>
+          <w:lang w:val="id-ID" w:eastAsia="zh-CN" w:bidi="hi-IN"/>
+        </w:rPr>
+      </w:pPr>
+      <w:r>
+        <w:rPr>
+          <w:rFonts w:eastAsia="Noto Sans CJK HK" w:cs="FreeSans" w:ascii="Times New Roman" w:hAnsi="Times New Roman"/>
+          <w:b w:val="false"/>
+          <w:bCs w:val="false"/>
+          <w:i w:val="false"/>
+          <w:iCs w:val="false"/>
+          <w:color w:val="auto"/>
+          <w:kern w:val="2"/>
+          <w:sz w:val="24"/>
+          <w:szCs w:val="24"/>
+          <w:lang w:val="id-ID" w:eastAsia="zh-CN" w:bidi="hi-IN"/>
+        </w:rPr>
+        <w:t>Sensor TDS bekerja dengan mengukur tingakt konduktivitas elektrik pada air. Namun, nilai konduktivitas juga dipengaruhi oleh suhu hal ini membuat penggunaan sensor DS18B20 menjadi sangat penting. Sistem akan melakukan kalkulasi Temperature Compensation secara real time sehingga pembacaan nilai part per milion (ppm) tetap akurat meskipun suhu air pada lokasi mengalami fluktuasi</w:t>
+      </w:r>
+    </w:p>
+    <w:p>
+      <w:pPr>
+        <w:pStyle w:val="BodyText"/>
+        <w:widowControl/>
+        <w:numPr>
+          <w:ilvl w:val="0"/>
+          <w:numId w:val="11"/>
+        </w:numPr>
+        <w:suppressAutoHyphens w:val="true"/>
+        <w:bidi w:val="0"/>
+        <w:spacing w:lineRule="auto" w:line="360"/>
+        <w:jc w:val="both"/>
+        <w:rPr>
+          <w:rFonts w:ascii="Times New Roman" w:hAnsi="Times New Roman" w:eastAsia="Noto Sans CJK HK" w:cs="FreeSans"/>
+          <w:b w:val="false"/>
+          <w:bCs w:val="false"/>
+          <w:i w:val="false"/>
+          <w:iCs w:val="false"/>
+          <w:color w:val="auto"/>
+          <w:kern w:val="2"/>
+          <w:sz w:val="24"/>
+          <w:szCs w:val="24"/>
+          <w:lang w:val="id-ID" w:eastAsia="zh-CN" w:bidi="hi-IN"/>
+        </w:rPr>
+      </w:pPr>
+      <w:r>
+        <w:rPr>
+          <w:rFonts w:eastAsia="Noto Sans CJK HK" w:cs="FreeSans" w:ascii="Times New Roman" w:hAnsi="Times New Roman"/>
+          <w:b w:val="false"/>
+          <w:bCs w:val="false"/>
+          <w:i w:val="false"/>
+          <w:iCs w:val="false"/>
+          <w:color w:val="auto"/>
+          <w:kern w:val="2"/>
+          <w:sz w:val="24"/>
+          <w:szCs w:val="24"/>
+          <w:lang w:val="id-ID" w:eastAsia="zh-CN" w:bidi="hi-IN"/>
+        </w:rPr>
+        <w:t>Logika penentu air layak olah</w:t>
+      </w:r>
+    </w:p>
+    <w:p>
+      <w:pPr>
+        <w:pStyle w:val="BodyText"/>
+        <w:widowControl/>
+        <w:numPr>
+          <w:ilvl w:val="0"/>
+          <w:numId w:val="0"/>
+        </w:numPr>
+        <w:suppressAutoHyphens w:val="true"/>
+        <w:bidi w:val="0"/>
+        <w:spacing w:lineRule="auto" w:line="360"/>
+        <w:ind w:hanging="0" w:start="720"/>
+        <w:jc w:val="both"/>
+        <w:rPr>
+          <w:rFonts w:ascii="Times New Roman" w:hAnsi="Times New Roman" w:eastAsia="Noto Sans CJK HK" w:cs="FreeSans"/>
+          <w:b w:val="false"/>
+          <w:bCs w:val="false"/>
+          <w:i w:val="false"/>
+          <w:iCs w:val="false"/>
+          <w:color w:val="auto"/>
+          <w:kern w:val="2"/>
+          <w:sz w:val="24"/>
+          <w:szCs w:val="24"/>
+          <w:lang w:val="id-ID" w:eastAsia="zh-CN" w:bidi="hi-IN"/>
+        </w:rPr>
+      </w:pPr>
+      <w:r>
+        <w:rPr>
+          <w:rFonts w:eastAsia="Noto Sans CJK HK" w:cs="FreeSans" w:ascii="Times New Roman" w:hAnsi="Times New Roman"/>
+          <w:b w:val="false"/>
+          <w:bCs w:val="false"/>
+          <w:i w:val="false"/>
+          <w:iCs w:val="false"/>
+          <w:color w:val="auto"/>
+          <w:kern w:val="2"/>
+          <w:sz w:val="24"/>
+          <w:szCs w:val="24"/>
+          <w:lang w:val="id-ID" w:eastAsia="zh-CN" w:bidi="hi-IN"/>
+        </w:rPr>
+        <w:t>Setelah data tersebut telah dikompensasi kemudian akan dilanjutkan dengan membandingkan dengan parameter standar kualitas air bersih. Jika nilai data TDS berada di ambang batas yang ditentukan, maka unit guardian akan mengategorikan sumber air tersebut sebagai “Layak Olah” dan mengirimkan status tersebut ke unit Navigator</w:t>
+      </w:r>
+    </w:p>
+    <w:p>
+      <w:pPr>
+        <w:pStyle w:val="BodyText"/>
+        <w:widowControl/>
+        <w:numPr>
+          <w:ilvl w:val="0"/>
+          <w:numId w:val="11"/>
+        </w:numPr>
+        <w:suppressAutoHyphens w:val="true"/>
+        <w:bidi w:val="0"/>
+        <w:spacing w:lineRule="auto" w:line="360"/>
+        <w:jc w:val="both"/>
+        <w:rPr>
+          <w:rFonts w:ascii="Times New Roman" w:hAnsi="Times New Roman" w:eastAsia="Noto Sans CJK HK" w:cs="FreeSans"/>
+          <w:b w:val="false"/>
+          <w:bCs w:val="false"/>
+          <w:i w:val="false"/>
+          <w:iCs w:val="false"/>
+          <w:color w:val="auto"/>
+          <w:kern w:val="2"/>
+          <w:sz w:val="24"/>
+          <w:szCs w:val="24"/>
+          <w:lang w:val="id-ID" w:eastAsia="zh-CN" w:bidi="hi-IN"/>
+        </w:rPr>
+      </w:pPr>
+      <w:r>
+        <w:rPr>
+          <w:rFonts w:eastAsia="Noto Sans CJK HK" w:cs="FreeSans" w:ascii="Times New Roman" w:hAnsi="Times New Roman"/>
+          <w:b w:val="false"/>
+          <w:bCs w:val="false"/>
+          <w:i w:val="false"/>
+          <w:iCs w:val="false"/>
+          <w:color w:val="auto"/>
+          <w:kern w:val="2"/>
+          <w:sz w:val="24"/>
+          <w:szCs w:val="24"/>
+          <w:lang w:val="id-ID" w:eastAsia="zh-CN" w:bidi="hi-IN"/>
+        </w:rPr>
+        <w:t>Visualisasi data pada OLED</w:t>
+      </w:r>
+    </w:p>
+    <w:p>
+      <w:pPr>
+        <w:pStyle w:val="BodyText"/>
+        <w:widowControl/>
+        <w:numPr>
+          <w:ilvl w:val="0"/>
+          <w:numId w:val="0"/>
+        </w:numPr>
+        <w:suppressAutoHyphens w:val="true"/>
+        <w:bidi w:val="0"/>
+        <w:spacing w:lineRule="auto" w:line="360"/>
+        <w:ind w:hanging="0" w:start="720"/>
+        <w:jc w:val="both"/>
+        <w:rPr>
+          <w:rFonts w:ascii="Times New Roman" w:hAnsi="Times New Roman" w:eastAsia="Noto Sans CJK HK" w:cs="FreeSans"/>
+          <w:b w:val="false"/>
+          <w:bCs w:val="false"/>
+          <w:i w:val="false"/>
+          <w:iCs w:val="false"/>
+          <w:color w:val="auto"/>
+          <w:kern w:val="2"/>
+          <w:sz w:val="24"/>
+          <w:szCs w:val="24"/>
+          <w:lang w:val="id-ID" w:eastAsia="zh-CN" w:bidi="hi-IN"/>
+        </w:rPr>
+      </w:pPr>
+      <w:r>
+        <w:rPr>
+          <w:rFonts w:eastAsia="Noto Sans CJK HK" w:cs="FreeSans" w:ascii="Times New Roman" w:hAnsi="Times New Roman"/>
+          <w:b w:val="false"/>
+          <w:bCs w:val="false"/>
+          <w:i w:val="false"/>
+          <w:iCs w:val="false"/>
+          <w:color w:val="auto"/>
+          <w:kern w:val="2"/>
+          <w:sz w:val="24"/>
+          <w:szCs w:val="24"/>
+          <w:lang w:val="id-ID" w:eastAsia="zh-CN" w:bidi="hi-IN"/>
+        </w:rPr>
+        <w:t>Hasil validasi ini kemudian akan ditampilkan di layar OLED 0.93”. pada unit Navigator, memberikan kepastian informasi bagi pengungsi atau relawan pada lokasi tanpa perlu melakukan uji coba lab manual yang memakan waktu</w:t>
+      </w:r>
+    </w:p>
+    <w:p>
+      <w:pPr>
+        <w:pStyle w:val="BodyText"/>
+        <w:widowControl/>
+        <w:suppressAutoHyphens w:val="true"/>
+        <w:bidi w:val="0"/>
+        <w:spacing w:lineRule="auto" w:line="240"/>
+        <w:ind w:hanging="0"/>
+        <w:jc w:val="start"/>
+        <w:rPr>
+          <w:rFonts w:ascii="Times New Roman" w:hAnsi="Times New Roman" w:eastAsia="Noto Sans CJK HK" w:cs="FreeSans"/>
+          <w:b/>
+          <w:bCs/>
+          <w:color w:val="auto"/>
+          <w:kern w:val="2"/>
+          <w:sz w:val="24"/>
+          <w:szCs w:val="24"/>
+          <w:lang w:val="id-ID" w:eastAsia="zh-CN" w:bidi="hi-IN"/>
+        </w:rPr>
+      </w:pPr>
+      <w:r>
+        <w:rPr>
+          <w:rFonts w:eastAsia="Noto Sans CJK HK" w:cs="FreeSans" w:ascii="Times New Roman" w:hAnsi="Times New Roman"/>
+          <w:b/>
+          <w:bCs/>
+          <w:color w:val="auto"/>
+          <w:kern w:val="2"/>
+          <w:sz w:val="24"/>
+          <w:szCs w:val="24"/>
+          <w:lang w:val="id-ID" w:eastAsia="zh-CN" w:bidi="hi-IN"/>
+        </w:rPr>
+      </w:r>
+    </w:p>
+    <w:p>
+      <w:pPr>
+        <w:pStyle w:val="BodyText"/>
+        <w:widowControl/>
+        <w:suppressAutoHyphens w:val="true"/>
+        <w:bidi w:val="0"/>
+        <w:spacing w:lineRule="auto" w:line="240"/>
+        <w:ind w:hanging="0"/>
+        <w:jc w:val="start"/>
+        <w:rPr>
+          <w:rFonts w:ascii="Times New Roman" w:hAnsi="Times New Roman" w:eastAsia="Noto Sans CJK HK" w:cs="FreeSans"/>
+          <w:b/>
+          <w:bCs/>
+          <w:color w:val="auto"/>
+          <w:kern w:val="2"/>
+          <w:sz w:val="24"/>
+          <w:szCs w:val="24"/>
+          <w:lang w:val="id-ID" w:eastAsia="zh-CN" w:bidi="hi-IN"/>
+        </w:rPr>
+      </w:pPr>
+      <w:r>
+        <w:rPr>
+          <w:rFonts w:eastAsia="Noto Sans CJK HK" w:cs="FreeSans" w:ascii="Times New Roman" w:hAnsi="Times New Roman"/>
+          <w:b/>
+          <w:bCs/>
+          <w:color w:val="auto"/>
+          <w:kern w:val="2"/>
+          <w:sz w:val="24"/>
+          <w:szCs w:val="24"/>
+          <w:lang w:val="id-ID" w:eastAsia="zh-CN" w:bidi="hi-IN"/>
+        </w:rPr>
+        <w:t>4.3  EFEKTIVITAS KOMUNIKASI LORA DAN NAVIGASI TANPA INTERNET</w:t>
+      </w:r>
+    </w:p>
+    <w:p>
+      <w:pPr>
+        <w:pStyle w:val="BodyText"/>
+        <w:widowControl/>
+        <w:numPr>
+          <w:ilvl w:val="0"/>
+          <w:numId w:val="12"/>
+        </w:numPr>
+        <w:suppressAutoHyphens w:val="true"/>
+        <w:bidi w:val="0"/>
+        <w:spacing w:lineRule="auto" w:line="360"/>
+        <w:jc w:val="both"/>
+        <w:rPr>
+          <w:rFonts w:ascii="Times New Roman" w:hAnsi="Times New Roman" w:eastAsia="Noto Sans CJK HK" w:cs="FreeSans"/>
+          <w:b w:val="false"/>
+          <w:bCs w:val="false"/>
+          <w:i w:val="false"/>
+          <w:iCs w:val="false"/>
+          <w:color w:val="auto"/>
+          <w:kern w:val="2"/>
+          <w:sz w:val="24"/>
+          <w:szCs w:val="24"/>
+          <w:lang w:val="id-ID" w:eastAsia="zh-CN" w:bidi="hi-IN"/>
+        </w:rPr>
+      </w:pPr>
+      <w:r>
+        <w:rPr>
+          <w:rFonts w:eastAsia="Noto Sans CJK HK" w:cs="FreeSans" w:ascii="Times New Roman" w:hAnsi="Times New Roman"/>
+          <w:b w:val="false"/>
+          <w:bCs w:val="false"/>
+          <w:i w:val="false"/>
+          <w:iCs w:val="false"/>
+          <w:color w:val="auto"/>
+          <w:kern w:val="2"/>
+          <w:sz w:val="24"/>
+          <w:szCs w:val="24"/>
+          <w:lang w:val="id-ID" w:eastAsia="zh-CN" w:bidi="hi-IN"/>
+        </w:rPr>
+        <w:t>Analisis Tranmisi LoRa SX1278</w:t>
+      </w:r>
+    </w:p>
+    <w:p>
+      <w:pPr>
+        <w:pStyle w:val="BodyText"/>
+        <w:widowControl/>
+        <w:numPr>
+          <w:ilvl w:val="0"/>
+          <w:numId w:val="0"/>
+        </w:numPr>
+        <w:suppressAutoHyphens w:val="true"/>
+        <w:bidi w:val="0"/>
+        <w:spacing w:lineRule="auto" w:line="360"/>
+        <w:ind w:hanging="0" w:start="720"/>
+        <w:jc w:val="both"/>
+        <w:rPr>
+          <w:rFonts w:ascii="Times New Roman" w:hAnsi="Times New Roman" w:eastAsia="Noto Sans CJK HK" w:cs="FreeSans"/>
+          <w:b w:val="false"/>
+          <w:bCs w:val="false"/>
+          <w:i w:val="false"/>
+          <w:iCs w:val="false"/>
+          <w:color w:val="auto"/>
+          <w:kern w:val="2"/>
+          <w:sz w:val="24"/>
+          <w:szCs w:val="24"/>
+          <w:lang w:val="id-ID" w:eastAsia="zh-CN" w:bidi="hi-IN"/>
+        </w:rPr>
+      </w:pPr>
+      <w:r>
+        <w:rPr>
+          <w:rFonts w:eastAsia="Noto Sans CJK HK" w:cs="FreeSans" w:ascii="Times New Roman" w:hAnsi="Times New Roman"/>
+          <w:b w:val="false"/>
+          <w:bCs w:val="false"/>
+          <w:i w:val="false"/>
+          <w:iCs w:val="false"/>
+          <w:color w:val="auto"/>
+          <w:kern w:val="2"/>
+          <w:sz w:val="24"/>
+          <w:szCs w:val="24"/>
+          <w:lang w:val="id-ID" w:eastAsia="zh-CN" w:bidi="hi-IN"/>
+        </w:rPr>
+        <w:t>Pengunaan frekuensi radio 433MHz dipilih karena memiliki kemampuan penetrasi sinyal yang sangat baik di area tertutup yang terhalang banguan ataupun di area terbuka. Dengan sensivitas -148dBm, tranmisi data kualitas air dapat tetap stabil pada jangkauan radius 5-10 km meskipun infrastruktur seluler lumpuh secara total akibat bencana banjir</w:t>
+      </w:r>
+    </w:p>
+    <w:p>
+      <w:pPr>
+        <w:pStyle w:val="BodyText"/>
+        <w:widowControl/>
+        <w:numPr>
+          <w:ilvl w:val="0"/>
+          <w:numId w:val="12"/>
+        </w:numPr>
+        <w:suppressAutoHyphens w:val="true"/>
+        <w:bidi w:val="0"/>
+        <w:spacing w:lineRule="auto" w:line="360"/>
+        <w:jc w:val="both"/>
+        <w:rPr>
+          <w:rFonts w:ascii="Times New Roman" w:hAnsi="Times New Roman" w:eastAsia="Noto Sans CJK HK" w:cs="FreeSans"/>
+          <w:b w:val="false"/>
+          <w:bCs w:val="false"/>
+          <w:i w:val="false"/>
+          <w:iCs w:val="false"/>
+          <w:color w:val="auto"/>
+          <w:kern w:val="2"/>
+          <w:sz w:val="24"/>
+          <w:szCs w:val="24"/>
+          <w:lang w:val="id-ID" w:eastAsia="zh-CN" w:bidi="hi-IN"/>
+        </w:rPr>
+      </w:pPr>
+      <w:r>
+        <w:rPr>
+          <w:rFonts w:eastAsia="Noto Sans CJK HK" w:cs="FreeSans" w:ascii="Times New Roman" w:hAnsi="Times New Roman"/>
+          <w:b w:val="false"/>
+          <w:bCs w:val="false"/>
+          <w:i w:val="false"/>
+          <w:iCs w:val="false"/>
+          <w:color w:val="auto"/>
+          <w:kern w:val="2"/>
+          <w:sz w:val="24"/>
+          <w:szCs w:val="24"/>
+          <w:lang w:val="id-ID" w:eastAsia="zh-CN" w:bidi="hi-IN"/>
+        </w:rPr>
+        <w:t>Akurasi Navigasi Real-Time</w:t>
+      </w:r>
+    </w:p>
+    <w:p>
+      <w:pPr>
+        <w:pStyle w:val="BodyText"/>
+        <w:widowControl/>
+        <w:numPr>
+          <w:ilvl w:val="0"/>
+          <w:numId w:val="0"/>
+        </w:numPr>
+        <w:suppressAutoHyphens w:val="true"/>
+        <w:bidi w:val="0"/>
+        <w:spacing w:lineRule="auto" w:line="360"/>
+        <w:ind w:hanging="0" w:start="720"/>
+        <w:jc w:val="both"/>
+        <w:rPr>
+          <w:rFonts w:ascii="Times New Roman" w:hAnsi="Times New Roman" w:eastAsia="Noto Sans CJK HK" w:cs="FreeSans"/>
+          <w:b w:val="false"/>
+          <w:bCs w:val="false"/>
+          <w:i w:val="false"/>
+          <w:iCs w:val="false"/>
+          <w:color w:val="auto"/>
+          <w:kern w:val="2"/>
+          <w:sz w:val="24"/>
+          <w:szCs w:val="24"/>
+          <w:lang w:val="id-ID" w:eastAsia="zh-CN" w:bidi="hi-IN"/>
+        </w:rPr>
+      </w:pPr>
+      <w:r>
+        <w:rPr>
+          <w:rFonts w:eastAsia="Noto Sans CJK HK" w:cs="FreeSans" w:ascii="Times New Roman" w:hAnsi="Times New Roman"/>
+          <w:b w:val="false"/>
+          <w:bCs w:val="false"/>
+          <w:i w:val="false"/>
+          <w:iCs w:val="false"/>
+          <w:color w:val="auto"/>
+          <w:kern w:val="2"/>
+          <w:sz w:val="24"/>
+          <w:szCs w:val="24"/>
+          <w:lang w:val="id-ID" w:eastAsia="zh-CN" w:bidi="hi-IN"/>
+        </w:rPr>
+        <w:t>Unit Navigator memproses koordinat yang telah didapat dari unit Guradian dan digabungkan dengan data dari kompas digital HMC5883L. Yang akan menghasilkan panduan arah mata angin yang presisi pada layar OLED, sehingga masyarakat tidak perlu lagi meraba raba lokasi sumber air layak olah di tengah bencana yang sulit</w:t>
+      </w:r>
+    </w:p>
+    <w:p>
+      <w:pPr>
+        <w:pStyle w:val="BodyText"/>
+        <w:widowControl/>
+        <w:suppressAutoHyphens w:val="true"/>
+        <w:bidi w:val="0"/>
+        <w:spacing w:lineRule="auto" w:line="240" w:before="0" w:after="140"/>
+        <w:ind w:hanging="0"/>
+        <w:jc w:val="start"/>
+        <w:rPr>
+          <w:rFonts w:ascii="Times New Roman" w:hAnsi="Times New Roman" w:eastAsia="Noto Sans CJK HK" w:cs="FreeSans"/>
+          <w:b/>
+          <w:bCs/>
+          <w:color w:val="auto"/>
+          <w:kern w:val="2"/>
+          <w:sz w:val="24"/>
+          <w:szCs w:val="24"/>
+          <w:lang w:val="id-ID" w:eastAsia="zh-CN" w:bidi="hi-IN"/>
+        </w:rPr>
+      </w:pPr>
+      <w:r>
+        <w:rPr>
+          <w:rFonts w:eastAsia="Noto Sans CJK HK" w:cs="FreeSans" w:ascii="Times New Roman" w:hAnsi="Times New Roman"/>
+          <w:b/>
+          <w:bCs/>
+          <w:color w:val="auto"/>
+          <w:kern w:val="2"/>
+          <w:sz w:val="24"/>
+          <w:szCs w:val="24"/>
+          <w:lang w:val="id-ID" w:eastAsia="zh-CN" w:bidi="hi-IN"/>
+        </w:rPr>
+      </w:r>
+      <w:r>
+        <w:br w:type="page"/>
+      </w:r>
+    </w:p>
+    <w:p>
+      <w:pPr>
+        <w:pStyle w:val="BodyText"/>
+        <w:widowControl/>
+        <w:suppressAutoHyphens w:val="true"/>
+        <w:bidi w:val="0"/>
+        <w:spacing w:lineRule="auto" w:line="240"/>
+        <w:jc w:val="center"/>
+        <w:rPr>
+          <w:rFonts w:ascii="Liberation Serif" w:hAnsi="Liberation Serif" w:eastAsia="Noto Sans CJK HK" w:cs="FreeSans"/>
+          <w:b/>
+          <w:bCs/>
+          <w:color w:val="auto"/>
+          <w:kern w:val="2"/>
+          <w:sz w:val="24"/>
+          <w:szCs w:val="24"/>
+          <w:lang w:val="id-ID" w:eastAsia="zh-CN" w:bidi="hi-IN"/>
+        </w:rPr>
+      </w:pPr>
+      <w:r>
+        <w:rPr>
+          <w:rFonts w:eastAsia="Noto Sans CJK HK" w:cs="FreeSans"/>
+          <w:b/>
+          <w:bCs/>
+          <w:color w:val="auto"/>
+          <w:kern w:val="2"/>
+          <w:sz w:val="24"/>
+          <w:szCs w:val="24"/>
+          <w:lang w:val="id-ID" w:eastAsia="zh-CN" w:bidi="hi-IN"/>
+        </w:rPr>
+      </w:r>
+    </w:p>
+    <w:p>
+      <w:pPr>
+        <w:pStyle w:val="BodyText"/>
+        <w:widowControl/>
+        <w:suppressAutoHyphens w:val="true"/>
+        <w:bidi w:val="0"/>
+        <w:spacing w:lineRule="auto" w:line="240"/>
+        <w:jc w:val="center"/>
+        <w:rPr>
+          <w:rFonts w:ascii="Liberation Serif" w:hAnsi="Liberation Serif" w:eastAsia="Noto Sans CJK HK" w:cs="FreeSans"/>
+          <w:b/>
+          <w:bCs/>
+          <w:color w:val="auto"/>
+          <w:kern w:val="2"/>
+          <w:sz w:val="24"/>
+          <w:szCs w:val="24"/>
+          <w:lang w:val="id-ID" w:eastAsia="zh-CN" w:bidi="hi-IN"/>
+        </w:rPr>
+      </w:pPr>
+      <w:r>
+        <w:rPr>
+          <w:rFonts w:eastAsia="Noto Sans CJK HK" w:cs="FreeSans"/>
+          <w:b/>
+          <w:bCs/>
+          <w:color w:val="auto"/>
+          <w:kern w:val="2"/>
+          <w:sz w:val="24"/>
+          <w:szCs w:val="24"/>
+          <w:lang w:val="id-ID" w:eastAsia="zh-CN" w:bidi="hi-IN"/>
+        </w:rPr>
+        <w:t>BAB 5</w:t>
+      </w:r>
+    </w:p>
+    <w:p>
+      <w:pPr>
+        <w:pStyle w:val="BodyText"/>
+        <w:widowControl/>
+        <w:suppressAutoHyphens w:val="true"/>
+        <w:bidi w:val="0"/>
+        <w:spacing w:lineRule="auto" w:line="240"/>
+        <w:jc w:val="center"/>
+        <w:rPr>
+          <w:rFonts w:ascii="Liberation Serif" w:hAnsi="Liberation Serif" w:eastAsia="Noto Sans CJK HK" w:cs="FreeSans"/>
+          <w:b/>
+          <w:bCs/>
+          <w:color w:val="auto"/>
+          <w:kern w:val="2"/>
+          <w:sz w:val="24"/>
+          <w:szCs w:val="24"/>
+          <w:lang w:val="id-ID" w:eastAsia="zh-CN" w:bidi="hi-IN"/>
+        </w:rPr>
+      </w:pPr>
+      <w:r>
+        <w:rPr>
+          <w:rFonts w:eastAsia="Noto Sans CJK HK" w:cs="FreeSans"/>
+          <w:b/>
+          <w:bCs/>
+          <w:color w:val="auto"/>
+          <w:kern w:val="2"/>
+          <w:sz w:val="24"/>
+          <w:szCs w:val="24"/>
+          <w:lang w:val="id-ID" w:eastAsia="zh-CN" w:bidi="hi-IN"/>
+        </w:rPr>
+        <w:t>HASIL DAN PEMBAHASAN</w:t>
+      </w:r>
+    </w:p>
+    <w:p>
+      <w:pPr>
+        <w:pStyle w:val="BodyText"/>
+        <w:widowControl/>
+        <w:suppressAutoHyphens w:val="true"/>
+        <w:bidi w:val="0"/>
+        <w:spacing w:lineRule="auto" w:line="240"/>
+        <w:ind w:hanging="0"/>
+        <w:jc w:val="start"/>
+        <w:rPr>
+          <w:rFonts w:ascii="Times New Roman" w:hAnsi="Times New Roman" w:eastAsia="Noto Sans CJK HK" w:cs="FreeSans"/>
+          <w:b/>
+          <w:bCs/>
+          <w:color w:val="auto"/>
+          <w:kern w:val="2"/>
+          <w:sz w:val="24"/>
+          <w:szCs w:val="24"/>
+          <w:lang w:val="id-ID" w:eastAsia="zh-CN" w:bidi="hi-IN"/>
+        </w:rPr>
+      </w:pPr>
+      <w:r>
+        <w:rPr>
+          <w:rFonts w:eastAsia="Noto Sans CJK HK" w:cs="FreeSans" w:ascii="Times New Roman" w:hAnsi="Times New Roman"/>
+          <w:b/>
+          <w:bCs/>
+          <w:color w:val="auto"/>
+          <w:kern w:val="2"/>
+          <w:sz w:val="24"/>
+          <w:szCs w:val="24"/>
+          <w:lang w:val="id-ID" w:eastAsia="zh-CN" w:bidi="hi-IN"/>
+        </w:rPr>
+      </w:r>
+    </w:p>
+    <w:p>
+      <w:pPr>
+        <w:pStyle w:val="BodyText"/>
+        <w:widowControl/>
+        <w:suppressAutoHyphens w:val="true"/>
+        <w:bidi w:val="0"/>
+        <w:spacing w:lineRule="auto" w:line="240"/>
+        <w:ind w:hanging="0"/>
+        <w:jc w:val="start"/>
+        <w:rPr>
+          <w:rFonts w:ascii="Times New Roman" w:hAnsi="Times New Roman" w:eastAsia="Noto Sans CJK HK" w:cs="FreeSans"/>
+          <w:b/>
+          <w:bCs/>
+          <w:color w:val="auto"/>
+          <w:kern w:val="2"/>
+          <w:sz w:val="24"/>
+          <w:szCs w:val="24"/>
+          <w:lang w:val="id-ID" w:eastAsia="zh-CN" w:bidi="hi-IN"/>
+        </w:rPr>
+      </w:pPr>
+      <w:r>
+        <w:rPr>
+          <w:rFonts w:eastAsia="Noto Sans CJK HK" w:cs="FreeSans" w:ascii="Times New Roman" w:hAnsi="Times New Roman"/>
+          <w:b/>
+          <w:bCs/>
+          <w:color w:val="auto"/>
+          <w:kern w:val="2"/>
+          <w:sz w:val="24"/>
+          <w:szCs w:val="24"/>
+          <w:lang w:val="id-ID" w:eastAsia="zh-CN" w:bidi="hi-IN"/>
+        </w:rPr>
+        <w:t xml:space="preserve">5.1 </w:t>
+      </w:r>
+      <w:r>
+        <w:rPr>
+          <w:rFonts w:eastAsia="Noto Sans CJK HK" w:cs="FreeSans" w:ascii="Times New Roman" w:hAnsi="Times New Roman"/>
+          <w:b/>
+          <w:bCs/>
+          <w:color w:val="auto"/>
+          <w:kern w:val="2"/>
+          <w:sz w:val="24"/>
+          <w:szCs w:val="24"/>
+          <w:lang w:val="id-ID" w:eastAsia="zh-CN" w:bidi="hi-IN"/>
+        </w:rPr>
+        <w:t>KESIMPULAN</w:t>
+      </w:r>
+    </w:p>
+    <w:p>
+      <w:pPr>
+        <w:pStyle w:val="BodyText"/>
+        <w:widowControl/>
+        <w:suppressAutoHyphens w:val="true"/>
+        <w:bidi w:val="0"/>
+        <w:spacing w:lineRule="auto" w:line="360"/>
+        <w:jc w:val="both"/>
+        <w:rPr>
+          <w:rFonts w:ascii="Times New Roman" w:hAnsi="Times New Roman" w:eastAsia="Noto Sans CJK HK" w:cs="FreeSans"/>
+          <w:b w:val="false"/>
+          <w:bCs w:val="false"/>
+          <w:i w:val="false"/>
+          <w:iCs w:val="false"/>
+          <w:color w:val="auto"/>
+          <w:kern w:val="2"/>
+          <w:sz w:val="24"/>
+          <w:szCs w:val="24"/>
+          <w:lang w:val="id-ID" w:eastAsia="zh-CN" w:bidi="hi-IN"/>
+        </w:rPr>
+      </w:pPr>
+      <w:r>
+        <w:rPr/>
+        <w:t xml:space="preserve">Berdasarkan hasil dari rancang bangun dan analisis terhadap sistem NARA-WH, </w:t>
+      </w:r>
+      <w:r>
+        <w:rPr/>
+        <w:t>dapat ditarik beberapa kesimpulan sebagai berikut:</w:t>
+      </w:r>
+    </w:p>
+    <w:p>
+      <w:pPr>
+        <w:pStyle w:val="BodyText"/>
+        <w:widowControl/>
+        <w:numPr>
+          <w:ilvl w:val="0"/>
+          <w:numId w:val="13"/>
+        </w:numPr>
+        <w:suppressAutoHyphens w:val="true"/>
+        <w:bidi w:val="0"/>
+        <w:spacing w:lineRule="auto" w:line="360"/>
+        <w:jc w:val="both"/>
+        <w:rPr/>
+      </w:pPr>
+      <w:r>
+        <w:rPr/>
+        <w:t xml:space="preserve">Integerasi Sensor Dan Akurasi </w:t>
+      </w:r>
+    </w:p>
+    <w:p>
+      <w:pPr>
+        <w:pStyle w:val="BodyText"/>
+        <w:widowControl/>
+        <w:numPr>
+          <w:ilvl w:val="0"/>
+          <w:numId w:val="0"/>
+        </w:numPr>
+        <w:suppressAutoHyphens w:val="true"/>
+        <w:bidi w:val="0"/>
+        <w:spacing w:lineRule="auto" w:line="360"/>
+        <w:ind w:hanging="0" w:start="720"/>
+        <w:jc w:val="both"/>
+        <w:rPr/>
+      </w:pPr>
+      <w:r>
+        <w:rPr/>
+        <w:t>Sistem berhasil melakukan integerasi sensor TDS dengan sensor suhu DS182B20 dalam melakukan Temperature Compensation, sehingga validasi kualitas air tetap akurat meskipun suhu pada lokasi bencana berflkutuasi</w:t>
+      </w:r>
+    </w:p>
+    <w:p>
+      <w:pPr>
+        <w:pStyle w:val="BodyText"/>
+        <w:widowControl/>
+        <w:numPr>
+          <w:ilvl w:val="0"/>
+          <w:numId w:val="13"/>
+        </w:numPr>
+        <w:suppressAutoHyphens w:val="true"/>
+        <w:bidi w:val="0"/>
+        <w:spacing w:lineRule="auto" w:line="360"/>
+        <w:jc w:val="both"/>
+        <w:rPr/>
+      </w:pPr>
+      <w:r>
+        <w:rPr/>
+        <w:t>Efektivitas Transmisi</w:t>
+      </w:r>
+    </w:p>
+    <w:p>
+      <w:pPr>
+        <w:pStyle w:val="BodyText"/>
+        <w:widowControl/>
+        <w:numPr>
+          <w:ilvl w:val="0"/>
+          <w:numId w:val="0"/>
+        </w:numPr>
+        <w:suppressAutoHyphens w:val="true"/>
+        <w:bidi w:val="0"/>
+        <w:spacing w:lineRule="auto" w:line="360"/>
+        <w:ind w:hanging="0" w:start="720"/>
+        <w:jc w:val="both"/>
+        <w:rPr/>
+      </w:pPr>
+      <w:r>
+        <w:rPr/>
+        <w:t xml:space="preserve">Pengunaan </w:t>
+      </w:r>
+      <w:r>
+        <w:rPr/>
+        <w:t>modul LoRa SX1278 pada frekuensi 433MHz  terbukti efektif dalam melakukan pengiriman data koordinat dan kualitas air tanpa mengandalkan jaringan internet atau seluler dengan jangkauan maksimal di 5-10 km</w:t>
+      </w:r>
+    </w:p>
+    <w:p>
+      <w:pPr>
+        <w:pStyle w:val="BodyText"/>
+        <w:widowControl/>
+        <w:numPr>
+          <w:ilvl w:val="0"/>
+          <w:numId w:val="13"/>
+        </w:numPr>
+        <w:suppressAutoHyphens w:val="true"/>
+        <w:bidi w:val="0"/>
+        <w:spacing w:lineRule="auto" w:line="360"/>
+        <w:jc w:val="both"/>
+        <w:rPr/>
+      </w:pPr>
+      <w:r>
+        <w:rPr/>
+        <w:t>Fungsi Navigasi</w:t>
+      </w:r>
+    </w:p>
+    <w:p>
+      <w:pPr>
+        <w:pStyle w:val="BodyText"/>
+        <w:widowControl/>
+        <w:numPr>
+          <w:ilvl w:val="0"/>
+          <w:numId w:val="0"/>
+        </w:numPr>
+        <w:suppressAutoHyphens w:val="true"/>
+        <w:bidi w:val="0"/>
+        <w:spacing w:lineRule="auto" w:line="360"/>
+        <w:ind w:hanging="0" w:start="720"/>
+        <w:jc w:val="both"/>
+        <w:rPr/>
+      </w:pPr>
+      <w:r>
+        <w:rPr/>
+        <w:t>Unit Navigator mampu memproses data dari kompas digital HMCL5883L yang bertujuan memberikan panduan arah mata angin secara real-time menuju ke lokasi sumber air layak olah.</w:t>
+      </w:r>
+    </w:p>
+    <w:p>
+      <w:pPr>
+        <w:pStyle w:val="BodyText"/>
+        <w:widowControl/>
+        <w:suppressAutoHyphens w:val="true"/>
+        <w:bidi w:val="0"/>
+        <w:spacing w:lineRule="auto" w:line="240"/>
+        <w:ind w:hanging="0"/>
+        <w:jc w:val="start"/>
+        <w:rPr>
+          <w:rFonts w:ascii="Times New Roman" w:hAnsi="Times New Roman" w:eastAsia="Noto Sans CJK HK" w:cs="FreeSans"/>
+          <w:b/>
+          <w:bCs/>
+          <w:color w:val="auto"/>
+          <w:kern w:val="2"/>
+          <w:sz w:val="24"/>
+          <w:szCs w:val="24"/>
+          <w:lang w:val="id-ID" w:eastAsia="zh-CN" w:bidi="hi-IN"/>
+        </w:rPr>
+      </w:pPr>
+      <w:r>
+        <w:rPr>
+          <w:rFonts w:eastAsia="Noto Sans CJK HK" w:cs="FreeSans" w:ascii="Times New Roman" w:hAnsi="Times New Roman"/>
+          <w:b/>
+          <w:bCs/>
+          <w:color w:val="auto"/>
+          <w:kern w:val="2"/>
+          <w:sz w:val="24"/>
+          <w:szCs w:val="24"/>
+          <w:lang w:val="id-ID" w:eastAsia="zh-CN" w:bidi="hi-IN"/>
+        </w:rPr>
+        <w:t>5.2 SARAN</w:t>
+      </w:r>
+    </w:p>
+    <w:p>
+      <w:pPr>
+        <w:pStyle w:val="BodyText"/>
+        <w:widowControl/>
+        <w:suppressAutoHyphens w:val="true"/>
+        <w:bidi w:val="0"/>
+        <w:spacing w:lineRule="auto" w:line="360"/>
+        <w:jc w:val="both"/>
+        <w:rPr>
+          <w:rFonts w:ascii="Liberation Serif" w:hAnsi="Liberation Serif" w:eastAsia="Noto Sans CJK HK" w:cs="FreeSans"/>
+          <w:color w:val="auto"/>
+          <w:kern w:val="2"/>
+          <w:sz w:val="24"/>
+          <w:szCs w:val="24"/>
+          <w:lang w:val="id-ID" w:eastAsia="zh-CN" w:bidi="hi-IN"/>
+        </w:rPr>
+      </w:pPr>
+      <w:r>
+        <w:rPr>
+          <w:rFonts w:eastAsia="Noto Sans CJK HK" w:cs="FreeSans"/>
+          <w:color w:val="auto"/>
+          <w:kern w:val="2"/>
+          <w:sz w:val="24"/>
+          <w:szCs w:val="24"/>
+          <w:lang w:val="id-ID" w:eastAsia="zh-CN" w:bidi="hi-IN"/>
+        </w:rPr>
+        <w:t>untuk pengembangan sistem NARA-WH lebih lanjut, penulis menyarankan beberapa hal berikut:</w:t>
+      </w:r>
+    </w:p>
+    <w:p>
+      <w:pPr>
+        <w:pStyle w:val="BodyText"/>
+        <w:widowControl/>
+        <w:numPr>
+          <w:ilvl w:val="0"/>
+          <w:numId w:val="14"/>
+        </w:numPr>
+        <w:suppressAutoHyphens w:val="true"/>
+        <w:bidi w:val="0"/>
+        <w:spacing w:lineRule="auto" w:line="360"/>
+        <w:jc w:val="both"/>
+        <w:rPr>
+          <w:rFonts w:ascii="Liberation Serif" w:hAnsi="Liberation Serif" w:eastAsia="Noto Sans CJK HK" w:cs="FreeSans"/>
+          <w:color w:val="auto"/>
+          <w:kern w:val="2"/>
+          <w:sz w:val="24"/>
+          <w:szCs w:val="24"/>
+          <w:lang w:val="id-ID" w:eastAsia="zh-CN" w:bidi="hi-IN"/>
+        </w:rPr>
+      </w:pPr>
+      <w:r>
+        <w:rPr>
+          <w:rFonts w:eastAsia="Noto Sans CJK HK" w:cs="FreeSans"/>
+          <w:color w:val="auto"/>
+          <w:kern w:val="2"/>
+          <w:sz w:val="24"/>
+          <w:szCs w:val="24"/>
+          <w:lang w:val="id-ID" w:eastAsia="zh-CN" w:bidi="hi-IN"/>
+        </w:rPr>
+        <w:t>Penambahan Parameter</w:t>
+      </w:r>
+    </w:p>
+    <w:p>
+      <w:pPr>
+        <w:pStyle w:val="BodyText"/>
+        <w:widowControl/>
+        <w:numPr>
+          <w:ilvl w:val="0"/>
+          <w:numId w:val="0"/>
+        </w:numPr>
+        <w:suppressAutoHyphens w:val="true"/>
+        <w:bidi w:val="0"/>
+        <w:spacing w:lineRule="auto" w:line="360"/>
+        <w:ind w:hanging="0" w:start="720"/>
+        <w:jc w:val="both"/>
+        <w:rPr>
+          <w:rFonts w:ascii="Liberation Serif" w:hAnsi="Liberation Serif" w:eastAsia="Noto Sans CJK HK" w:cs="FreeSans"/>
+          <w:color w:val="auto"/>
+          <w:kern w:val="2"/>
+          <w:sz w:val="24"/>
+          <w:szCs w:val="24"/>
+          <w:lang w:val="id-ID" w:eastAsia="zh-CN" w:bidi="hi-IN"/>
+        </w:rPr>
+      </w:pPr>
+      <w:r>
+        <w:rPr>
+          <w:rFonts w:eastAsia="Noto Sans CJK HK" w:cs="FreeSans"/>
+          <w:color w:val="auto"/>
+          <w:kern w:val="2"/>
+          <w:sz w:val="24"/>
+          <w:szCs w:val="24"/>
+          <w:lang w:val="id-ID" w:eastAsia="zh-CN" w:bidi="hi-IN"/>
+        </w:rPr>
+        <w:t>Menambahkan sensor lain seperti kekeruhan dan Ph untuk standar kualitas yang lebih baik lagi</w:t>
+      </w:r>
+    </w:p>
+    <w:p>
+      <w:pPr>
+        <w:pStyle w:val="BodyText"/>
+        <w:widowControl/>
+        <w:numPr>
+          <w:ilvl w:val="0"/>
+          <w:numId w:val="14"/>
+        </w:numPr>
+        <w:suppressAutoHyphens w:val="true"/>
+        <w:bidi w:val="0"/>
+        <w:spacing w:lineRule="auto" w:line="360"/>
+        <w:jc w:val="both"/>
+        <w:rPr>
+          <w:rFonts w:ascii="Liberation Serif" w:hAnsi="Liberation Serif" w:eastAsia="Noto Sans CJK HK" w:cs="FreeSans"/>
+          <w:color w:val="auto"/>
+          <w:kern w:val="2"/>
+          <w:sz w:val="24"/>
+          <w:szCs w:val="24"/>
+          <w:lang w:val="id-ID" w:eastAsia="zh-CN" w:bidi="hi-IN"/>
+        </w:rPr>
+      </w:pPr>
+      <w:r>
+        <w:rPr>
+          <w:rFonts w:eastAsia="Noto Sans CJK HK" w:cs="FreeSans"/>
+          <w:color w:val="auto"/>
+          <w:kern w:val="2"/>
+          <w:sz w:val="24"/>
+          <w:szCs w:val="24"/>
+          <w:lang w:val="id-ID" w:eastAsia="zh-CN" w:bidi="hi-IN"/>
+        </w:rPr>
+        <w:t>Optimasi Daya</w:t>
+      </w:r>
+    </w:p>
+    <w:p>
+      <w:pPr>
+        <w:pStyle w:val="BodyText"/>
+        <w:widowControl/>
+        <w:numPr>
+          <w:ilvl w:val="0"/>
+          <w:numId w:val="0"/>
+        </w:numPr>
+        <w:suppressAutoHyphens w:val="true"/>
+        <w:bidi w:val="0"/>
+        <w:spacing w:lineRule="auto" w:line="360"/>
+        <w:ind w:hanging="0" w:start="720"/>
+        <w:jc w:val="both"/>
+        <w:rPr>
+          <w:rFonts w:ascii="Liberation Serif" w:hAnsi="Liberation Serif" w:eastAsia="Noto Sans CJK HK" w:cs="FreeSans"/>
+          <w:color w:val="auto"/>
+          <w:kern w:val="2"/>
+          <w:sz w:val="24"/>
+          <w:szCs w:val="24"/>
+          <w:lang w:val="id-ID" w:eastAsia="zh-CN" w:bidi="hi-IN"/>
+        </w:rPr>
+      </w:pPr>
+      <w:r>
+        <w:rPr>
+          <w:rFonts w:eastAsia="Noto Sans CJK HK" w:cs="FreeSans"/>
+          <w:color w:val="auto"/>
+          <w:kern w:val="2"/>
+          <w:sz w:val="24"/>
+          <w:szCs w:val="24"/>
+          <w:lang w:val="id-ID" w:eastAsia="zh-CN" w:bidi="hi-IN"/>
+        </w:rPr>
+        <w:t>Menggunakan panel surya yang memiliki kapasitas yang lebih besar dan lebih efesien yang bertujuan agar Guardian mampu bertahan lebih lama</w:t>
+      </w:r>
+    </w:p>
+    <w:p>
+      <w:pPr>
+        <w:pStyle w:val="BodyText"/>
+        <w:widowControl/>
+        <w:numPr>
+          <w:ilvl w:val="0"/>
+          <w:numId w:val="14"/>
+        </w:numPr>
+        <w:suppressAutoHyphens w:val="true"/>
+        <w:bidi w:val="0"/>
+        <w:spacing w:lineRule="auto" w:line="360"/>
+        <w:jc w:val="both"/>
+        <w:rPr>
+          <w:rFonts w:ascii="Liberation Serif" w:hAnsi="Liberation Serif" w:eastAsia="Noto Sans CJK HK" w:cs="FreeSans"/>
+          <w:color w:val="auto"/>
+          <w:kern w:val="2"/>
+          <w:sz w:val="24"/>
+          <w:szCs w:val="24"/>
+          <w:lang w:val="id-ID" w:eastAsia="zh-CN" w:bidi="hi-IN"/>
+        </w:rPr>
+      </w:pPr>
+      <w:r>
+        <w:rPr>
+          <w:rFonts w:eastAsia="Noto Sans CJK HK" w:cs="FreeSans"/>
+          <w:color w:val="auto"/>
+          <w:kern w:val="2"/>
+          <w:sz w:val="24"/>
+          <w:szCs w:val="24"/>
+          <w:lang w:val="id-ID" w:eastAsia="zh-CN" w:bidi="hi-IN"/>
+        </w:rPr>
+        <w:t>Integrasi IoT Luas</w:t>
+      </w:r>
+    </w:p>
+    <w:p>
+      <w:pPr>
+        <w:pStyle w:val="BodyText"/>
+        <w:widowControl/>
+        <w:numPr>
+          <w:ilvl w:val="0"/>
+          <w:numId w:val="0"/>
+        </w:numPr>
+        <w:suppressAutoHyphens w:val="true"/>
+        <w:bidi w:val="0"/>
+        <w:spacing w:lineRule="auto" w:line="360"/>
+        <w:ind w:hanging="0" w:start="720"/>
+        <w:jc w:val="both"/>
+        <w:rPr>
+          <w:rFonts w:ascii="Liberation Serif" w:hAnsi="Liberation Serif" w:eastAsia="Noto Sans CJK HK" w:cs="FreeSans"/>
+          <w:color w:val="auto"/>
+          <w:kern w:val="2"/>
+          <w:sz w:val="24"/>
+          <w:szCs w:val="24"/>
+          <w:lang w:val="id-ID" w:eastAsia="zh-CN" w:bidi="hi-IN"/>
+        </w:rPr>
+      </w:pPr>
+      <w:r>
+        <w:rPr>
+          <w:rFonts w:eastAsia="Noto Sans CJK HK" w:cs="FreeSans"/>
+          <w:color w:val="auto"/>
+          <w:kern w:val="2"/>
+          <w:sz w:val="24"/>
+          <w:szCs w:val="24"/>
+          <w:lang w:val="id-ID" w:eastAsia="zh-CN" w:bidi="hi-IN"/>
+        </w:rPr>
+        <w:t>Melakukan pengembangan sistem agar dapat dapat diunggah ke cloud secara otomatis jika jaringan di area tersebut sudah pulih</w:t>
+      </w:r>
+    </w:p>
+    <w:p>
+      <w:pPr>
+        <w:pStyle w:val="BodyText"/>
+        <w:widowControl/>
+        <w:suppressAutoHyphens w:val="true"/>
+        <w:bidi w:val="0"/>
+        <w:spacing w:lineRule="auto" w:line="240"/>
+        <w:jc w:val="center"/>
+        <w:rPr>
+          <w:rFonts w:ascii="Liberation Serif" w:hAnsi="Liberation Serif" w:eastAsia="Noto Sans CJK HK" w:cs="FreeSans"/>
+          <w:b/>
+          <w:bCs/>
+          <w:color w:val="auto"/>
+          <w:kern w:val="2"/>
+          <w:sz w:val="24"/>
+          <w:szCs w:val="24"/>
+          <w:lang w:val="id-ID" w:eastAsia="zh-CN" w:bidi="hi-IN"/>
+        </w:rPr>
+      </w:pPr>
+      <w:r>
+        <w:rPr>
+          <w:rFonts w:eastAsia="Noto Sans CJK HK" w:cs="FreeSans"/>
+          <w:b/>
+          <w:bCs/>
+          <w:color w:val="auto"/>
+          <w:kern w:val="2"/>
+          <w:sz w:val="24"/>
+          <w:szCs w:val="24"/>
+          <w:lang w:val="id-ID" w:eastAsia="zh-CN" w:bidi="hi-IN"/>
+        </w:rPr>
+      </w:r>
+    </w:p>
+    <w:p>
+      <w:pPr>
+        <w:pStyle w:val="BodyText"/>
+        <w:widowControl/>
+        <w:suppressAutoHyphens w:val="true"/>
+        <w:bidi w:val="0"/>
+        <w:spacing w:lineRule="auto" w:line="240"/>
+        <w:jc w:val="center"/>
+        <w:rPr>
+          <w:rFonts w:ascii="Liberation Serif" w:hAnsi="Liberation Serif" w:eastAsia="Noto Sans CJK HK" w:cs="FreeSans"/>
+          <w:b/>
+          <w:bCs/>
+          <w:color w:val="auto"/>
+          <w:kern w:val="2"/>
+          <w:sz w:val="24"/>
+          <w:szCs w:val="24"/>
+          <w:lang w:val="id-ID" w:eastAsia="zh-CN" w:bidi="hi-IN"/>
+        </w:rPr>
+      </w:pPr>
+      <w:r>
+        <w:rPr>
+          <w:rFonts w:eastAsia="Noto Sans CJK HK" w:cs="FreeSans"/>
+          <w:b/>
+          <w:bCs/>
+          <w:color w:val="auto"/>
+          <w:kern w:val="2"/>
+          <w:sz w:val="24"/>
+          <w:szCs w:val="24"/>
+          <w:lang w:val="id-ID" w:eastAsia="zh-CN" w:bidi="hi-IN"/>
+        </w:rPr>
+      </w:r>
+    </w:p>
+    <w:p>
+      <w:pPr>
+        <w:pStyle w:val="BodyText"/>
+        <w:widowControl/>
+        <w:suppressAutoHyphens w:val="true"/>
+        <w:bidi w:val="0"/>
+        <w:spacing w:lineRule="auto" w:line="240" w:before="0" w:after="140"/>
+        <w:jc w:val="center"/>
+        <w:rPr>
+          <w:rFonts w:ascii="Liberation Serif" w:hAnsi="Liberation Serif" w:eastAsia="Noto Sans CJK HK" w:cs="FreeSans"/>
+          <w:b/>
+          <w:bCs/>
+          <w:color w:val="auto"/>
+          <w:kern w:val="2"/>
+          <w:sz w:val="24"/>
+          <w:szCs w:val="24"/>
+          <w:lang w:val="id-ID" w:eastAsia="zh-CN" w:bidi="hi-IN"/>
+        </w:rPr>
+      </w:pPr>
+      <w:r>
+        <w:rPr>
+          <w:rFonts w:eastAsia="Noto Sans CJK HK" w:cs="FreeSans"/>
+          <w:b/>
+          <w:bCs/>
+          <w:color w:val="auto"/>
+          <w:kern w:val="2"/>
+          <w:sz w:val="24"/>
+          <w:szCs w:val="24"/>
+          <w:lang w:val="id-ID" w:eastAsia="zh-CN" w:bidi="hi-IN"/>
+        </w:rPr>
+      </w:r>
     </w:p>
     <w:sectPr>
-      <w:headerReference w:type="even" r:id="rId8"/>
-      <w:headerReference w:type="default" r:id="rId9"/>
-      <w:headerReference w:type="first" r:id="rId10"/>
-      <w:footerReference w:type="even" r:id="rId11"/>
-      <w:footerReference w:type="default" r:id="rId12"/>
-      <w:footerReference w:type="first" r:id="rId13"/>
+      <w:headerReference w:type="even" r:id="rId10"/>
+      <w:headerReference w:type="default" r:id="rId11"/>
+      <w:headerReference w:type="first" r:id="rId12"/>
+      <w:footerReference w:type="even" r:id="rId13"/>
+      <w:footerReference w:type="default" r:id="rId14"/>
+      <w:footerReference w:type="first" r:id="rId15"/>
       <w:type w:val="nextPage"/>
       <w:pgSz w:w="11906" w:h="16838"/>
       <w:pgMar w:left="1701" w:right="1417" w:gutter="0" w:header="1417" w:top="1757" w:footer="1417" w:bottom="2366"/>
@@ -3844,7 +10019,7 @@
         <w:iCs/>
         <w:lang w:val="id-ID"/>
       </w:rPr>
-      <w:t>5</w:t>
+      <w:t>14</w:t>
     </w:r>
     <w:r>
       <w:rPr>
@@ -3936,7 +10111,7 @@
         <w:iCs/>
         <w:lang w:val="id-ID"/>
       </w:rPr>
-      <w:t>5</w:t>
+      <w:t>14</w:t>
     </w:r>
     <w:r>
       <w:rPr>
@@ -4141,22 +10316,9 @@
         </w:tabs>
         <w:ind w:start="0" w:hanging="0"/>
       </w:pPr>
+      <w:rPr/>
     </w:lvl>
     <w:lvl w:ilvl="1">
-      <w:start w:val="1"/>
-      <w:numFmt w:val="none"/>
-      <w:pStyle w:val="Heading2"/>
-      <w:suff w:val="nothing"/>
-      <w:lvlText w:val=""/>
-      <w:lvlJc w:val="start"/>
-      <w:pPr>
-        <w:tabs>
-          <w:tab w:val="num" w:pos="0"/>
-        </w:tabs>
-        <w:ind w:start="0" w:hanging="0"/>
-      </w:pPr>
-    </w:lvl>
-    <w:lvl w:ilvl="2">
       <w:start w:val="1"/>
       <w:numFmt w:val="none"/>
       <w:suff w:val="nothing"/>
@@ -4168,8 +10330,9 @@
         </w:tabs>
         <w:ind w:start="0" w:hanging="0"/>
       </w:pPr>
-    </w:lvl>
-    <w:lvl w:ilvl="3">
+      <w:rPr/>
+    </w:lvl>
+    <w:lvl w:ilvl="2">
       <w:start w:val="1"/>
       <w:numFmt w:val="none"/>
       <w:suff w:val="nothing"/>
@@ -4181,8 +10344,9 @@
         </w:tabs>
         <w:ind w:start="0" w:hanging="0"/>
       </w:pPr>
-    </w:lvl>
-    <w:lvl w:ilvl="4">
+      <w:rPr/>
+    </w:lvl>
+    <w:lvl w:ilvl="3">
       <w:start w:val="1"/>
       <w:numFmt w:val="none"/>
       <w:suff w:val="nothing"/>
@@ -4194,8 +10358,9 @@
         </w:tabs>
         <w:ind w:start="0" w:hanging="0"/>
       </w:pPr>
-    </w:lvl>
-    <w:lvl w:ilvl="5">
+      <w:rPr/>
+    </w:lvl>
+    <w:lvl w:ilvl="4">
       <w:start w:val="1"/>
       <w:numFmt w:val="none"/>
       <w:suff w:val="nothing"/>
@@ -4207,8 +10372,9 @@
         </w:tabs>
         <w:ind w:start="0" w:hanging="0"/>
       </w:pPr>
-    </w:lvl>
-    <w:lvl w:ilvl="6">
+      <w:rPr/>
+    </w:lvl>
+    <w:lvl w:ilvl="5">
       <w:start w:val="1"/>
       <w:numFmt w:val="none"/>
       <w:suff w:val="nothing"/>
@@ -4220,8 +10386,9 @@
         </w:tabs>
         <w:ind w:start="0" w:hanging="0"/>
       </w:pPr>
-    </w:lvl>
-    <w:lvl w:ilvl="7">
+      <w:rPr/>
+    </w:lvl>
+    <w:lvl w:ilvl="6">
       <w:start w:val="1"/>
       <w:numFmt w:val="none"/>
       <w:suff w:val="nothing"/>
@@ -4233,8 +10400,9 @@
         </w:tabs>
         <w:ind w:start="0" w:hanging="0"/>
       </w:pPr>
-    </w:lvl>
-    <w:lvl w:ilvl="8">
+      <w:rPr/>
+    </w:lvl>
+    <w:lvl w:ilvl="7">
       <w:start w:val="1"/>
       <w:numFmt w:val="none"/>
       <w:suff w:val="nothing"/>
@@ -4246,6 +10414,21 @@
         </w:tabs>
         <w:ind w:start="0" w:hanging="0"/>
       </w:pPr>
+      <w:rPr/>
+    </w:lvl>
+    <w:lvl w:ilvl="8">
+      <w:start w:val="1"/>
+      <w:numFmt w:val="none"/>
+      <w:suff w:val="nothing"/>
+      <w:lvlText w:val=""/>
+      <w:lvlJc w:val="start"/>
+      <w:pPr>
+        <w:tabs>
+          <w:tab w:val="num" w:pos="0"/>
+        </w:tabs>
+        <w:ind w:start="0" w:hanging="0"/>
+      </w:pPr>
+      <w:rPr/>
     </w:lvl>
   </w:abstractNum>
   <w:abstractNum w:abstractNumId="2">
@@ -4850,6 +11033,1077 @@
         <w:ind w:start="3600" w:hanging="360"/>
       </w:pPr>
       <w:rPr/>
+    </w:lvl>
+  </w:abstractNum>
+  <w:abstractNum w:abstractNumId="7">
+    <w:lvl w:ilvl="0">
+      <w:start w:val="1"/>
+      <w:numFmt w:val="decimal"/>
+      <w:lvlText w:val="%1."/>
+      <w:lvlJc w:val="start"/>
+      <w:pPr>
+        <w:tabs>
+          <w:tab w:val="num" w:pos="720"/>
+        </w:tabs>
+        <w:ind w:start="720" w:hanging="360"/>
+      </w:pPr>
+      <w:rPr/>
+    </w:lvl>
+    <w:lvl w:ilvl="1">
+      <w:start w:val="1"/>
+      <w:numFmt w:val="decimal"/>
+      <w:lvlText w:val="%2."/>
+      <w:lvlJc w:val="start"/>
+      <w:pPr>
+        <w:tabs>
+          <w:tab w:val="num" w:pos="1080"/>
+        </w:tabs>
+        <w:ind w:start="1080" w:hanging="360"/>
+      </w:pPr>
+      <w:rPr/>
+    </w:lvl>
+    <w:lvl w:ilvl="2">
+      <w:start w:val="1"/>
+      <w:numFmt w:val="decimal"/>
+      <w:lvlText w:val="%3."/>
+      <w:lvlJc w:val="start"/>
+      <w:pPr>
+        <w:tabs>
+          <w:tab w:val="num" w:pos="1440"/>
+        </w:tabs>
+        <w:ind w:start="1440" w:hanging="360"/>
+      </w:pPr>
+      <w:rPr/>
+    </w:lvl>
+    <w:lvl w:ilvl="3">
+      <w:start w:val="1"/>
+      <w:numFmt w:val="decimal"/>
+      <w:lvlText w:val="%4."/>
+      <w:lvlJc w:val="start"/>
+      <w:pPr>
+        <w:tabs>
+          <w:tab w:val="num" w:pos="1800"/>
+        </w:tabs>
+        <w:ind w:start="1800" w:hanging="360"/>
+      </w:pPr>
+      <w:rPr/>
+    </w:lvl>
+    <w:lvl w:ilvl="4">
+      <w:start w:val="1"/>
+      <w:numFmt w:val="decimal"/>
+      <w:lvlText w:val="%5."/>
+      <w:lvlJc w:val="start"/>
+      <w:pPr>
+        <w:tabs>
+          <w:tab w:val="num" w:pos="2160"/>
+        </w:tabs>
+        <w:ind w:start="2160" w:hanging="360"/>
+      </w:pPr>
+      <w:rPr/>
+    </w:lvl>
+    <w:lvl w:ilvl="5">
+      <w:start w:val="1"/>
+      <w:numFmt w:val="decimal"/>
+      <w:lvlText w:val="%6."/>
+      <w:lvlJc w:val="start"/>
+      <w:pPr>
+        <w:tabs>
+          <w:tab w:val="num" w:pos="2520"/>
+        </w:tabs>
+        <w:ind w:start="2520" w:hanging="360"/>
+      </w:pPr>
+      <w:rPr/>
+    </w:lvl>
+    <w:lvl w:ilvl="6">
+      <w:start w:val="1"/>
+      <w:numFmt w:val="decimal"/>
+      <w:lvlText w:val="%7."/>
+      <w:lvlJc w:val="start"/>
+      <w:pPr>
+        <w:tabs>
+          <w:tab w:val="num" w:pos="2880"/>
+        </w:tabs>
+        <w:ind w:start="2880" w:hanging="360"/>
+      </w:pPr>
+      <w:rPr/>
+    </w:lvl>
+    <w:lvl w:ilvl="7">
+      <w:start w:val="1"/>
+      <w:numFmt w:val="decimal"/>
+      <w:lvlText w:val="%8."/>
+      <w:lvlJc w:val="start"/>
+      <w:pPr>
+        <w:tabs>
+          <w:tab w:val="num" w:pos="3240"/>
+        </w:tabs>
+        <w:ind w:start="3240" w:hanging="360"/>
+      </w:pPr>
+      <w:rPr/>
+    </w:lvl>
+    <w:lvl w:ilvl="8">
+      <w:start w:val="1"/>
+      <w:numFmt w:val="decimal"/>
+      <w:lvlText w:val="%9."/>
+      <w:lvlJc w:val="start"/>
+      <w:pPr>
+        <w:tabs>
+          <w:tab w:val="num" w:pos="3600"/>
+        </w:tabs>
+        <w:ind w:start="3600" w:hanging="360"/>
+      </w:pPr>
+      <w:rPr/>
+    </w:lvl>
+  </w:abstractNum>
+  <w:abstractNum w:abstractNumId="8">
+    <w:lvl w:ilvl="0">
+      <w:start w:val="1"/>
+      <w:numFmt w:val="decimal"/>
+      <w:lvlText w:val="%1."/>
+      <w:lvlJc w:val="start"/>
+      <w:pPr>
+        <w:tabs>
+          <w:tab w:val="num" w:pos="720"/>
+        </w:tabs>
+        <w:ind w:start="720" w:hanging="360"/>
+      </w:pPr>
+      <w:rPr/>
+    </w:lvl>
+    <w:lvl w:ilvl="1">
+      <w:start w:val="1"/>
+      <w:numFmt w:val="decimal"/>
+      <w:lvlText w:val="%2."/>
+      <w:lvlJc w:val="start"/>
+      <w:pPr>
+        <w:tabs>
+          <w:tab w:val="num" w:pos="1080"/>
+        </w:tabs>
+        <w:ind w:start="1080" w:hanging="360"/>
+      </w:pPr>
+      <w:rPr/>
+    </w:lvl>
+    <w:lvl w:ilvl="2">
+      <w:start w:val="1"/>
+      <w:numFmt w:val="decimal"/>
+      <w:lvlText w:val="%3."/>
+      <w:lvlJc w:val="start"/>
+      <w:pPr>
+        <w:tabs>
+          <w:tab w:val="num" w:pos="1440"/>
+        </w:tabs>
+        <w:ind w:start="1440" w:hanging="360"/>
+      </w:pPr>
+      <w:rPr/>
+    </w:lvl>
+    <w:lvl w:ilvl="3">
+      <w:start w:val="1"/>
+      <w:numFmt w:val="decimal"/>
+      <w:lvlText w:val="%4."/>
+      <w:lvlJc w:val="start"/>
+      <w:pPr>
+        <w:tabs>
+          <w:tab w:val="num" w:pos="1800"/>
+        </w:tabs>
+        <w:ind w:start="1800" w:hanging="360"/>
+      </w:pPr>
+      <w:rPr/>
+    </w:lvl>
+    <w:lvl w:ilvl="4">
+      <w:start w:val="1"/>
+      <w:numFmt w:val="decimal"/>
+      <w:lvlText w:val="%5."/>
+      <w:lvlJc w:val="start"/>
+      <w:pPr>
+        <w:tabs>
+          <w:tab w:val="num" w:pos="2160"/>
+        </w:tabs>
+        <w:ind w:start="2160" w:hanging="360"/>
+      </w:pPr>
+      <w:rPr/>
+    </w:lvl>
+    <w:lvl w:ilvl="5">
+      <w:start w:val="1"/>
+      <w:numFmt w:val="decimal"/>
+      <w:lvlText w:val="%6."/>
+      <w:lvlJc w:val="start"/>
+      <w:pPr>
+        <w:tabs>
+          <w:tab w:val="num" w:pos="2520"/>
+        </w:tabs>
+        <w:ind w:start="2520" w:hanging="360"/>
+      </w:pPr>
+      <w:rPr/>
+    </w:lvl>
+    <w:lvl w:ilvl="6">
+      <w:start w:val="1"/>
+      <w:numFmt w:val="decimal"/>
+      <w:lvlText w:val="%7."/>
+      <w:lvlJc w:val="start"/>
+      <w:pPr>
+        <w:tabs>
+          <w:tab w:val="num" w:pos="2880"/>
+        </w:tabs>
+        <w:ind w:start="2880" w:hanging="360"/>
+      </w:pPr>
+      <w:rPr/>
+    </w:lvl>
+    <w:lvl w:ilvl="7">
+      <w:start w:val="1"/>
+      <w:numFmt w:val="decimal"/>
+      <w:lvlText w:val="%8."/>
+      <w:lvlJc w:val="start"/>
+      <w:pPr>
+        <w:tabs>
+          <w:tab w:val="num" w:pos="3240"/>
+        </w:tabs>
+        <w:ind w:start="3240" w:hanging="360"/>
+      </w:pPr>
+      <w:rPr/>
+    </w:lvl>
+    <w:lvl w:ilvl="8">
+      <w:start w:val="1"/>
+      <w:numFmt w:val="decimal"/>
+      <w:lvlText w:val="%9."/>
+      <w:lvlJc w:val="start"/>
+      <w:pPr>
+        <w:tabs>
+          <w:tab w:val="num" w:pos="3600"/>
+        </w:tabs>
+        <w:ind w:start="3600" w:hanging="360"/>
+      </w:pPr>
+      <w:rPr/>
+    </w:lvl>
+  </w:abstractNum>
+  <w:abstractNum w:abstractNumId="9">
+    <w:lvl w:ilvl="0">
+      <w:start w:val="1"/>
+      <w:numFmt w:val="decimal"/>
+      <w:lvlText w:val="%1."/>
+      <w:lvlJc w:val="start"/>
+      <w:pPr>
+        <w:tabs>
+          <w:tab w:val="num" w:pos="720"/>
+        </w:tabs>
+        <w:ind w:start="720" w:hanging="360"/>
+      </w:pPr>
+      <w:rPr/>
+    </w:lvl>
+    <w:lvl w:ilvl="1">
+      <w:start w:val="1"/>
+      <w:numFmt w:val="decimal"/>
+      <w:lvlText w:val="%2."/>
+      <w:lvlJc w:val="start"/>
+      <w:pPr>
+        <w:tabs>
+          <w:tab w:val="num" w:pos="1080"/>
+        </w:tabs>
+        <w:ind w:start="1080" w:hanging="360"/>
+      </w:pPr>
+      <w:rPr/>
+    </w:lvl>
+    <w:lvl w:ilvl="2">
+      <w:start w:val="1"/>
+      <w:numFmt w:val="decimal"/>
+      <w:lvlText w:val="%3."/>
+      <w:lvlJc w:val="start"/>
+      <w:pPr>
+        <w:tabs>
+          <w:tab w:val="num" w:pos="1440"/>
+        </w:tabs>
+        <w:ind w:start="1440" w:hanging="360"/>
+      </w:pPr>
+      <w:rPr/>
+    </w:lvl>
+    <w:lvl w:ilvl="3">
+      <w:start w:val="1"/>
+      <w:numFmt w:val="decimal"/>
+      <w:lvlText w:val="%4."/>
+      <w:lvlJc w:val="start"/>
+      <w:pPr>
+        <w:tabs>
+          <w:tab w:val="num" w:pos="1800"/>
+        </w:tabs>
+        <w:ind w:start="1800" w:hanging="360"/>
+      </w:pPr>
+      <w:rPr/>
+    </w:lvl>
+    <w:lvl w:ilvl="4">
+      <w:start w:val="1"/>
+      <w:numFmt w:val="decimal"/>
+      <w:lvlText w:val="%5."/>
+      <w:lvlJc w:val="start"/>
+      <w:pPr>
+        <w:tabs>
+          <w:tab w:val="num" w:pos="2160"/>
+        </w:tabs>
+        <w:ind w:start="2160" w:hanging="360"/>
+      </w:pPr>
+      <w:rPr/>
+    </w:lvl>
+    <w:lvl w:ilvl="5">
+      <w:start w:val="1"/>
+      <w:numFmt w:val="decimal"/>
+      <w:lvlText w:val="%6."/>
+      <w:lvlJc w:val="start"/>
+      <w:pPr>
+        <w:tabs>
+          <w:tab w:val="num" w:pos="2520"/>
+        </w:tabs>
+        <w:ind w:start="2520" w:hanging="360"/>
+      </w:pPr>
+      <w:rPr/>
+    </w:lvl>
+    <w:lvl w:ilvl="6">
+      <w:start w:val="1"/>
+      <w:numFmt w:val="decimal"/>
+      <w:lvlText w:val="%7."/>
+      <w:lvlJc w:val="start"/>
+      <w:pPr>
+        <w:tabs>
+          <w:tab w:val="num" w:pos="2880"/>
+        </w:tabs>
+        <w:ind w:start="2880" w:hanging="360"/>
+      </w:pPr>
+      <w:rPr/>
+    </w:lvl>
+    <w:lvl w:ilvl="7">
+      <w:start w:val="1"/>
+      <w:numFmt w:val="decimal"/>
+      <w:lvlText w:val="%8."/>
+      <w:lvlJc w:val="start"/>
+      <w:pPr>
+        <w:tabs>
+          <w:tab w:val="num" w:pos="3240"/>
+        </w:tabs>
+        <w:ind w:start="3240" w:hanging="360"/>
+      </w:pPr>
+      <w:rPr/>
+    </w:lvl>
+    <w:lvl w:ilvl="8">
+      <w:start w:val="1"/>
+      <w:numFmt w:val="decimal"/>
+      <w:lvlText w:val="%9."/>
+      <w:lvlJc w:val="start"/>
+      <w:pPr>
+        <w:tabs>
+          <w:tab w:val="num" w:pos="3600"/>
+        </w:tabs>
+        <w:ind w:start="3600" w:hanging="360"/>
+      </w:pPr>
+      <w:rPr/>
+    </w:lvl>
+  </w:abstractNum>
+  <w:abstractNum w:abstractNumId="10">
+    <w:lvl w:ilvl="0">
+      <w:start w:val="1"/>
+      <w:numFmt w:val="decimal"/>
+      <w:lvlText w:val="%1."/>
+      <w:lvlJc w:val="start"/>
+      <w:pPr>
+        <w:tabs>
+          <w:tab w:val="num" w:pos="720"/>
+        </w:tabs>
+        <w:ind w:start="720" w:hanging="360"/>
+      </w:pPr>
+      <w:rPr/>
+    </w:lvl>
+    <w:lvl w:ilvl="1">
+      <w:start w:val="1"/>
+      <w:numFmt w:val="decimal"/>
+      <w:lvlText w:val="%2."/>
+      <w:lvlJc w:val="start"/>
+      <w:pPr>
+        <w:tabs>
+          <w:tab w:val="num" w:pos="1080"/>
+        </w:tabs>
+        <w:ind w:start="1080" w:hanging="360"/>
+      </w:pPr>
+      <w:rPr/>
+    </w:lvl>
+    <w:lvl w:ilvl="2">
+      <w:start w:val="1"/>
+      <w:numFmt w:val="decimal"/>
+      <w:lvlText w:val="%3."/>
+      <w:lvlJc w:val="start"/>
+      <w:pPr>
+        <w:tabs>
+          <w:tab w:val="num" w:pos="1440"/>
+        </w:tabs>
+        <w:ind w:start="1440" w:hanging="360"/>
+      </w:pPr>
+      <w:rPr/>
+    </w:lvl>
+    <w:lvl w:ilvl="3">
+      <w:start w:val="1"/>
+      <w:numFmt w:val="decimal"/>
+      <w:lvlText w:val="%4."/>
+      <w:lvlJc w:val="start"/>
+      <w:pPr>
+        <w:tabs>
+          <w:tab w:val="num" w:pos="1800"/>
+        </w:tabs>
+        <w:ind w:start="1800" w:hanging="360"/>
+      </w:pPr>
+      <w:rPr/>
+    </w:lvl>
+    <w:lvl w:ilvl="4">
+      <w:start w:val="1"/>
+      <w:numFmt w:val="decimal"/>
+      <w:lvlText w:val="%5."/>
+      <w:lvlJc w:val="start"/>
+      <w:pPr>
+        <w:tabs>
+          <w:tab w:val="num" w:pos="2160"/>
+        </w:tabs>
+        <w:ind w:start="2160" w:hanging="360"/>
+      </w:pPr>
+      <w:rPr/>
+    </w:lvl>
+    <w:lvl w:ilvl="5">
+      <w:start w:val="1"/>
+      <w:numFmt w:val="decimal"/>
+      <w:lvlText w:val="%6."/>
+      <w:lvlJc w:val="start"/>
+      <w:pPr>
+        <w:tabs>
+          <w:tab w:val="num" w:pos="2520"/>
+        </w:tabs>
+        <w:ind w:start="2520" w:hanging="360"/>
+      </w:pPr>
+      <w:rPr/>
+    </w:lvl>
+    <w:lvl w:ilvl="6">
+      <w:start w:val="1"/>
+      <w:numFmt w:val="decimal"/>
+      <w:lvlText w:val="%7."/>
+      <w:lvlJc w:val="start"/>
+      <w:pPr>
+        <w:tabs>
+          <w:tab w:val="num" w:pos="2880"/>
+        </w:tabs>
+        <w:ind w:start="2880" w:hanging="360"/>
+      </w:pPr>
+      <w:rPr/>
+    </w:lvl>
+    <w:lvl w:ilvl="7">
+      <w:start w:val="1"/>
+      <w:numFmt w:val="decimal"/>
+      <w:lvlText w:val="%8."/>
+      <w:lvlJc w:val="start"/>
+      <w:pPr>
+        <w:tabs>
+          <w:tab w:val="num" w:pos="3240"/>
+        </w:tabs>
+        <w:ind w:start="3240" w:hanging="360"/>
+      </w:pPr>
+      <w:rPr/>
+    </w:lvl>
+    <w:lvl w:ilvl="8">
+      <w:start w:val="1"/>
+      <w:numFmt w:val="decimal"/>
+      <w:lvlText w:val="%9."/>
+      <w:lvlJc w:val="start"/>
+      <w:pPr>
+        <w:tabs>
+          <w:tab w:val="num" w:pos="3600"/>
+        </w:tabs>
+        <w:ind w:start="3600" w:hanging="360"/>
+      </w:pPr>
+      <w:rPr/>
+    </w:lvl>
+  </w:abstractNum>
+  <w:abstractNum w:abstractNumId="11">
+    <w:lvl w:ilvl="0">
+      <w:start w:val="1"/>
+      <w:numFmt w:val="decimal"/>
+      <w:lvlText w:val="%1."/>
+      <w:lvlJc w:val="start"/>
+      <w:pPr>
+        <w:tabs>
+          <w:tab w:val="num" w:pos="720"/>
+        </w:tabs>
+        <w:ind w:start="720" w:hanging="360"/>
+      </w:pPr>
+      <w:rPr/>
+    </w:lvl>
+    <w:lvl w:ilvl="1">
+      <w:start w:val="1"/>
+      <w:numFmt w:val="decimal"/>
+      <w:lvlText w:val="%2."/>
+      <w:lvlJc w:val="start"/>
+      <w:pPr>
+        <w:tabs>
+          <w:tab w:val="num" w:pos="1080"/>
+        </w:tabs>
+        <w:ind w:start="1080" w:hanging="360"/>
+      </w:pPr>
+      <w:rPr/>
+    </w:lvl>
+    <w:lvl w:ilvl="2">
+      <w:start w:val="1"/>
+      <w:numFmt w:val="decimal"/>
+      <w:lvlText w:val="%3."/>
+      <w:lvlJc w:val="start"/>
+      <w:pPr>
+        <w:tabs>
+          <w:tab w:val="num" w:pos="1440"/>
+        </w:tabs>
+        <w:ind w:start="1440" w:hanging="360"/>
+      </w:pPr>
+      <w:rPr/>
+    </w:lvl>
+    <w:lvl w:ilvl="3">
+      <w:start w:val="1"/>
+      <w:numFmt w:val="decimal"/>
+      <w:lvlText w:val="%4."/>
+      <w:lvlJc w:val="start"/>
+      <w:pPr>
+        <w:tabs>
+          <w:tab w:val="num" w:pos="1800"/>
+        </w:tabs>
+        <w:ind w:start="1800" w:hanging="360"/>
+      </w:pPr>
+      <w:rPr/>
+    </w:lvl>
+    <w:lvl w:ilvl="4">
+      <w:start w:val="1"/>
+      <w:numFmt w:val="decimal"/>
+      <w:lvlText w:val="%5."/>
+      <w:lvlJc w:val="start"/>
+      <w:pPr>
+        <w:tabs>
+          <w:tab w:val="num" w:pos="2160"/>
+        </w:tabs>
+        <w:ind w:start="2160" w:hanging="360"/>
+      </w:pPr>
+      <w:rPr/>
+    </w:lvl>
+    <w:lvl w:ilvl="5">
+      <w:start w:val="1"/>
+      <w:numFmt w:val="decimal"/>
+      <w:lvlText w:val="%6."/>
+      <w:lvlJc w:val="start"/>
+      <w:pPr>
+        <w:tabs>
+          <w:tab w:val="num" w:pos="2520"/>
+        </w:tabs>
+        <w:ind w:start="2520" w:hanging="360"/>
+      </w:pPr>
+      <w:rPr/>
+    </w:lvl>
+    <w:lvl w:ilvl="6">
+      <w:start w:val="1"/>
+      <w:numFmt w:val="decimal"/>
+      <w:lvlText w:val="%7."/>
+      <w:lvlJc w:val="start"/>
+      <w:pPr>
+        <w:tabs>
+          <w:tab w:val="num" w:pos="2880"/>
+        </w:tabs>
+        <w:ind w:start="2880" w:hanging="360"/>
+      </w:pPr>
+      <w:rPr/>
+    </w:lvl>
+    <w:lvl w:ilvl="7">
+      <w:start w:val="1"/>
+      <w:numFmt w:val="decimal"/>
+      <w:lvlText w:val="%8."/>
+      <w:lvlJc w:val="start"/>
+      <w:pPr>
+        <w:tabs>
+          <w:tab w:val="num" w:pos="3240"/>
+        </w:tabs>
+        <w:ind w:start="3240" w:hanging="360"/>
+      </w:pPr>
+      <w:rPr/>
+    </w:lvl>
+    <w:lvl w:ilvl="8">
+      <w:start w:val="1"/>
+      <w:numFmt w:val="decimal"/>
+      <w:lvlText w:val="%9."/>
+      <w:lvlJc w:val="start"/>
+      <w:pPr>
+        <w:tabs>
+          <w:tab w:val="num" w:pos="3600"/>
+        </w:tabs>
+        <w:ind w:start="3600" w:hanging="360"/>
+      </w:pPr>
+      <w:rPr/>
+    </w:lvl>
+  </w:abstractNum>
+  <w:abstractNum w:abstractNumId="12">
+    <w:lvl w:ilvl="0">
+      <w:start w:val="1"/>
+      <w:numFmt w:val="decimal"/>
+      <w:lvlText w:val="%1."/>
+      <w:lvlJc w:val="start"/>
+      <w:pPr>
+        <w:tabs>
+          <w:tab w:val="num" w:pos="720"/>
+        </w:tabs>
+        <w:ind w:start="720" w:hanging="360"/>
+      </w:pPr>
+      <w:rPr/>
+    </w:lvl>
+    <w:lvl w:ilvl="1">
+      <w:start w:val="1"/>
+      <w:numFmt w:val="decimal"/>
+      <w:lvlText w:val="%2."/>
+      <w:lvlJc w:val="start"/>
+      <w:pPr>
+        <w:tabs>
+          <w:tab w:val="num" w:pos="1080"/>
+        </w:tabs>
+        <w:ind w:start="1080" w:hanging="360"/>
+      </w:pPr>
+      <w:rPr/>
+    </w:lvl>
+    <w:lvl w:ilvl="2">
+      <w:start w:val="1"/>
+      <w:numFmt w:val="decimal"/>
+      <w:lvlText w:val="%3."/>
+      <w:lvlJc w:val="start"/>
+      <w:pPr>
+        <w:tabs>
+          <w:tab w:val="num" w:pos="1440"/>
+        </w:tabs>
+        <w:ind w:start="1440" w:hanging="360"/>
+      </w:pPr>
+      <w:rPr/>
+    </w:lvl>
+    <w:lvl w:ilvl="3">
+      <w:start w:val="1"/>
+      <w:numFmt w:val="decimal"/>
+      <w:lvlText w:val="%4."/>
+      <w:lvlJc w:val="start"/>
+      <w:pPr>
+        <w:tabs>
+          <w:tab w:val="num" w:pos="1800"/>
+        </w:tabs>
+        <w:ind w:start="1800" w:hanging="360"/>
+      </w:pPr>
+      <w:rPr/>
+    </w:lvl>
+    <w:lvl w:ilvl="4">
+      <w:start w:val="1"/>
+      <w:numFmt w:val="decimal"/>
+      <w:lvlText w:val="%5."/>
+      <w:lvlJc w:val="start"/>
+      <w:pPr>
+        <w:tabs>
+          <w:tab w:val="num" w:pos="2160"/>
+        </w:tabs>
+        <w:ind w:start="2160" w:hanging="360"/>
+      </w:pPr>
+      <w:rPr/>
+    </w:lvl>
+    <w:lvl w:ilvl="5">
+      <w:start w:val="1"/>
+      <w:numFmt w:val="decimal"/>
+      <w:lvlText w:val="%6."/>
+      <w:lvlJc w:val="start"/>
+      <w:pPr>
+        <w:tabs>
+          <w:tab w:val="num" w:pos="2520"/>
+        </w:tabs>
+        <w:ind w:start="2520" w:hanging="360"/>
+      </w:pPr>
+      <w:rPr/>
+    </w:lvl>
+    <w:lvl w:ilvl="6">
+      <w:start w:val="1"/>
+      <w:numFmt w:val="decimal"/>
+      <w:lvlText w:val="%7."/>
+      <w:lvlJc w:val="start"/>
+      <w:pPr>
+        <w:tabs>
+          <w:tab w:val="num" w:pos="2880"/>
+        </w:tabs>
+        <w:ind w:start="2880" w:hanging="360"/>
+      </w:pPr>
+      <w:rPr/>
+    </w:lvl>
+    <w:lvl w:ilvl="7">
+      <w:start w:val="1"/>
+      <w:numFmt w:val="decimal"/>
+      <w:lvlText w:val="%8."/>
+      <w:lvlJc w:val="start"/>
+      <w:pPr>
+        <w:tabs>
+          <w:tab w:val="num" w:pos="3240"/>
+        </w:tabs>
+        <w:ind w:start="3240" w:hanging="360"/>
+      </w:pPr>
+      <w:rPr/>
+    </w:lvl>
+    <w:lvl w:ilvl="8">
+      <w:start w:val="1"/>
+      <w:numFmt w:val="decimal"/>
+      <w:lvlText w:val="%9."/>
+      <w:lvlJc w:val="start"/>
+      <w:pPr>
+        <w:tabs>
+          <w:tab w:val="num" w:pos="3600"/>
+        </w:tabs>
+        <w:ind w:start="3600" w:hanging="360"/>
+      </w:pPr>
+      <w:rPr/>
+    </w:lvl>
+  </w:abstractNum>
+  <w:abstractNum w:abstractNumId="13">
+    <w:lvl w:ilvl="0">
+      <w:start w:val="1"/>
+      <w:numFmt w:val="decimal"/>
+      <w:lvlText w:val="%1."/>
+      <w:lvlJc w:val="start"/>
+      <w:pPr>
+        <w:tabs>
+          <w:tab w:val="num" w:pos="720"/>
+        </w:tabs>
+        <w:ind w:start="720" w:hanging="360"/>
+      </w:pPr>
+      <w:rPr/>
+    </w:lvl>
+    <w:lvl w:ilvl="1">
+      <w:start w:val="1"/>
+      <w:numFmt w:val="decimal"/>
+      <w:lvlText w:val="%2."/>
+      <w:lvlJc w:val="start"/>
+      <w:pPr>
+        <w:tabs>
+          <w:tab w:val="num" w:pos="1080"/>
+        </w:tabs>
+        <w:ind w:start="1080" w:hanging="360"/>
+      </w:pPr>
+      <w:rPr/>
+    </w:lvl>
+    <w:lvl w:ilvl="2">
+      <w:start w:val="1"/>
+      <w:numFmt w:val="decimal"/>
+      <w:lvlText w:val="%3."/>
+      <w:lvlJc w:val="start"/>
+      <w:pPr>
+        <w:tabs>
+          <w:tab w:val="num" w:pos="1440"/>
+        </w:tabs>
+        <w:ind w:start="1440" w:hanging="360"/>
+      </w:pPr>
+      <w:rPr/>
+    </w:lvl>
+    <w:lvl w:ilvl="3">
+      <w:start w:val="1"/>
+      <w:numFmt w:val="decimal"/>
+      <w:lvlText w:val="%4."/>
+      <w:lvlJc w:val="start"/>
+      <w:pPr>
+        <w:tabs>
+          <w:tab w:val="num" w:pos="1800"/>
+        </w:tabs>
+        <w:ind w:start="1800" w:hanging="360"/>
+      </w:pPr>
+      <w:rPr/>
+    </w:lvl>
+    <w:lvl w:ilvl="4">
+      <w:start w:val="1"/>
+      <w:numFmt w:val="decimal"/>
+      <w:lvlText w:val="%5."/>
+      <w:lvlJc w:val="start"/>
+      <w:pPr>
+        <w:tabs>
+          <w:tab w:val="num" w:pos="2160"/>
+        </w:tabs>
+        <w:ind w:start="2160" w:hanging="360"/>
+      </w:pPr>
+      <w:rPr/>
+    </w:lvl>
+    <w:lvl w:ilvl="5">
+      <w:start w:val="1"/>
+      <w:numFmt w:val="decimal"/>
+      <w:lvlText w:val="%6."/>
+      <w:lvlJc w:val="start"/>
+      <w:pPr>
+        <w:tabs>
+          <w:tab w:val="num" w:pos="2520"/>
+        </w:tabs>
+        <w:ind w:start="2520" w:hanging="360"/>
+      </w:pPr>
+      <w:rPr/>
+    </w:lvl>
+    <w:lvl w:ilvl="6">
+      <w:start w:val="1"/>
+      <w:numFmt w:val="decimal"/>
+      <w:lvlText w:val="%7."/>
+      <w:lvlJc w:val="start"/>
+      <w:pPr>
+        <w:tabs>
+          <w:tab w:val="num" w:pos="2880"/>
+        </w:tabs>
+        <w:ind w:start="2880" w:hanging="360"/>
+      </w:pPr>
+      <w:rPr/>
+    </w:lvl>
+    <w:lvl w:ilvl="7">
+      <w:start w:val="1"/>
+      <w:numFmt w:val="decimal"/>
+      <w:lvlText w:val="%8."/>
+      <w:lvlJc w:val="start"/>
+      <w:pPr>
+        <w:tabs>
+          <w:tab w:val="num" w:pos="3240"/>
+        </w:tabs>
+        <w:ind w:start="3240" w:hanging="360"/>
+      </w:pPr>
+      <w:rPr/>
+    </w:lvl>
+    <w:lvl w:ilvl="8">
+      <w:start w:val="1"/>
+      <w:numFmt w:val="decimal"/>
+      <w:lvlText w:val="%9."/>
+      <w:lvlJc w:val="start"/>
+      <w:pPr>
+        <w:tabs>
+          <w:tab w:val="num" w:pos="3600"/>
+        </w:tabs>
+        <w:ind w:start="3600" w:hanging="360"/>
+      </w:pPr>
+      <w:rPr/>
+    </w:lvl>
+  </w:abstractNum>
+  <w:abstractNum w:abstractNumId="14">
+    <w:lvl w:ilvl="0">
+      <w:start w:val="1"/>
+      <w:numFmt w:val="decimal"/>
+      <w:lvlText w:val="%1."/>
+      <w:lvlJc w:val="start"/>
+      <w:pPr>
+        <w:tabs>
+          <w:tab w:val="num" w:pos="720"/>
+        </w:tabs>
+        <w:ind w:start="720" w:hanging="360"/>
+      </w:pPr>
+      <w:rPr/>
+    </w:lvl>
+    <w:lvl w:ilvl="1">
+      <w:start w:val="1"/>
+      <w:numFmt w:val="decimal"/>
+      <w:lvlText w:val="%2."/>
+      <w:lvlJc w:val="start"/>
+      <w:pPr>
+        <w:tabs>
+          <w:tab w:val="num" w:pos="1080"/>
+        </w:tabs>
+        <w:ind w:start="1080" w:hanging="360"/>
+      </w:pPr>
+      <w:rPr/>
+    </w:lvl>
+    <w:lvl w:ilvl="2">
+      <w:start w:val="1"/>
+      <w:numFmt w:val="decimal"/>
+      <w:lvlText w:val="%3."/>
+      <w:lvlJc w:val="start"/>
+      <w:pPr>
+        <w:tabs>
+          <w:tab w:val="num" w:pos="1440"/>
+        </w:tabs>
+        <w:ind w:start="1440" w:hanging="360"/>
+      </w:pPr>
+      <w:rPr/>
+    </w:lvl>
+    <w:lvl w:ilvl="3">
+      <w:start w:val="1"/>
+      <w:numFmt w:val="decimal"/>
+      <w:lvlText w:val="%4."/>
+      <w:lvlJc w:val="start"/>
+      <w:pPr>
+        <w:tabs>
+          <w:tab w:val="num" w:pos="1800"/>
+        </w:tabs>
+        <w:ind w:start="1800" w:hanging="360"/>
+      </w:pPr>
+      <w:rPr/>
+    </w:lvl>
+    <w:lvl w:ilvl="4">
+      <w:start w:val="1"/>
+      <w:numFmt w:val="decimal"/>
+      <w:lvlText w:val="%5."/>
+      <w:lvlJc w:val="start"/>
+      <w:pPr>
+        <w:tabs>
+          <w:tab w:val="num" w:pos="2160"/>
+        </w:tabs>
+        <w:ind w:start="2160" w:hanging="360"/>
+      </w:pPr>
+      <w:rPr/>
+    </w:lvl>
+    <w:lvl w:ilvl="5">
+      <w:start w:val="1"/>
+      <w:numFmt w:val="decimal"/>
+      <w:lvlText w:val="%6."/>
+      <w:lvlJc w:val="start"/>
+      <w:pPr>
+        <w:tabs>
+          <w:tab w:val="num" w:pos="2520"/>
+        </w:tabs>
+        <w:ind w:start="2520" w:hanging="360"/>
+      </w:pPr>
+      <w:rPr/>
+    </w:lvl>
+    <w:lvl w:ilvl="6">
+      <w:start w:val="1"/>
+      <w:numFmt w:val="decimal"/>
+      <w:lvlText w:val="%7."/>
+      <w:lvlJc w:val="start"/>
+      <w:pPr>
+        <w:tabs>
+          <w:tab w:val="num" w:pos="2880"/>
+        </w:tabs>
+        <w:ind w:start="2880" w:hanging="360"/>
+      </w:pPr>
+      <w:rPr/>
+    </w:lvl>
+    <w:lvl w:ilvl="7">
+      <w:start w:val="1"/>
+      <w:numFmt w:val="decimal"/>
+      <w:lvlText w:val="%8."/>
+      <w:lvlJc w:val="start"/>
+      <w:pPr>
+        <w:tabs>
+          <w:tab w:val="num" w:pos="3240"/>
+        </w:tabs>
+        <w:ind w:start="3240" w:hanging="360"/>
+      </w:pPr>
+      <w:rPr/>
+    </w:lvl>
+    <w:lvl w:ilvl="8">
+      <w:start w:val="1"/>
+      <w:numFmt w:val="decimal"/>
+      <w:lvlText w:val="%9."/>
+      <w:lvlJc w:val="start"/>
+      <w:pPr>
+        <w:tabs>
+          <w:tab w:val="num" w:pos="3600"/>
+        </w:tabs>
+        <w:ind w:start="3600" w:hanging="360"/>
+      </w:pPr>
+      <w:rPr/>
+    </w:lvl>
+  </w:abstractNum>
+  <w:abstractNum w:abstractNumId="15">
+    <w:lvl w:ilvl="0">
+      <w:start w:val="1"/>
+      <w:numFmt w:val="none"/>
+      <w:suff w:val="nothing"/>
+      <w:lvlText w:val=""/>
+      <w:lvlJc w:val="start"/>
+      <w:pPr>
+        <w:tabs>
+          <w:tab w:val="num" w:pos="0"/>
+        </w:tabs>
+        <w:ind w:start="0" w:hanging="0"/>
+      </w:pPr>
+    </w:lvl>
+    <w:lvl w:ilvl="1">
+      <w:start w:val="1"/>
+      <w:numFmt w:val="none"/>
+      <w:suff w:val="nothing"/>
+      <w:lvlText w:val=""/>
+      <w:lvlJc w:val="start"/>
+      <w:pPr>
+        <w:tabs>
+          <w:tab w:val="num" w:pos="0"/>
+        </w:tabs>
+        <w:ind w:start="0" w:hanging="0"/>
+      </w:pPr>
+    </w:lvl>
+    <w:lvl w:ilvl="2">
+      <w:start w:val="1"/>
+      <w:numFmt w:val="none"/>
+      <w:suff w:val="nothing"/>
+      <w:lvlText w:val=""/>
+      <w:lvlJc w:val="start"/>
+      <w:pPr>
+        <w:tabs>
+          <w:tab w:val="num" w:pos="0"/>
+        </w:tabs>
+        <w:ind w:start="0" w:hanging="0"/>
+      </w:pPr>
+    </w:lvl>
+    <w:lvl w:ilvl="3">
+      <w:start w:val="1"/>
+      <w:numFmt w:val="none"/>
+      <w:suff w:val="nothing"/>
+      <w:lvlText w:val=""/>
+      <w:lvlJc w:val="start"/>
+      <w:pPr>
+        <w:tabs>
+          <w:tab w:val="num" w:pos="0"/>
+        </w:tabs>
+        <w:ind w:start="0" w:hanging="0"/>
+      </w:pPr>
+    </w:lvl>
+    <w:lvl w:ilvl="4">
+      <w:start w:val="1"/>
+      <w:numFmt w:val="none"/>
+      <w:suff w:val="nothing"/>
+      <w:lvlText w:val=""/>
+      <w:lvlJc w:val="start"/>
+      <w:pPr>
+        <w:tabs>
+          <w:tab w:val="num" w:pos="0"/>
+        </w:tabs>
+        <w:ind w:start="0" w:hanging="0"/>
+      </w:pPr>
+    </w:lvl>
+    <w:lvl w:ilvl="5">
+      <w:start w:val="1"/>
+      <w:numFmt w:val="none"/>
+      <w:suff w:val="nothing"/>
+      <w:lvlText w:val=""/>
+      <w:lvlJc w:val="start"/>
+      <w:pPr>
+        <w:tabs>
+          <w:tab w:val="num" w:pos="0"/>
+        </w:tabs>
+        <w:ind w:start="0" w:hanging="0"/>
+      </w:pPr>
+    </w:lvl>
+    <w:lvl w:ilvl="6">
+      <w:start w:val="1"/>
+      <w:numFmt w:val="none"/>
+      <w:suff w:val="nothing"/>
+      <w:lvlText w:val=""/>
+      <w:lvlJc w:val="start"/>
+      <w:pPr>
+        <w:tabs>
+          <w:tab w:val="num" w:pos="0"/>
+        </w:tabs>
+        <w:ind w:start="0" w:hanging="0"/>
+      </w:pPr>
+    </w:lvl>
+    <w:lvl w:ilvl="7">
+      <w:start w:val="1"/>
+      <w:numFmt w:val="none"/>
+      <w:suff w:val="nothing"/>
+      <w:lvlText w:val=""/>
+      <w:lvlJc w:val="start"/>
+      <w:pPr>
+        <w:tabs>
+          <w:tab w:val="num" w:pos="0"/>
+        </w:tabs>
+        <w:ind w:start="0" w:hanging="0"/>
+      </w:pPr>
+    </w:lvl>
+    <w:lvl w:ilvl="8">
+      <w:start w:val="1"/>
+      <w:numFmt w:val="none"/>
+      <w:suff w:val="nothing"/>
+      <w:lvlText w:val=""/>
+      <w:lvlJc w:val="start"/>
+      <w:pPr>
+        <w:tabs>
+          <w:tab w:val="num" w:pos="0"/>
+        </w:tabs>
+        <w:ind w:start="0" w:hanging="0"/>
+      </w:pPr>
     </w:lvl>
   </w:abstractNum>
   <w:num w:numId="1">
@@ -4869,6 +12123,33 @@
   </w:num>
   <w:num w:numId="6">
     <w:abstractNumId w:val="6"/>
+  </w:num>
+  <w:num w:numId="7">
+    <w:abstractNumId w:val="7"/>
+  </w:num>
+  <w:num w:numId="8">
+    <w:abstractNumId w:val="8"/>
+  </w:num>
+  <w:num w:numId="9">
+    <w:abstractNumId w:val="9"/>
+  </w:num>
+  <w:num w:numId="10">
+    <w:abstractNumId w:val="10"/>
+  </w:num>
+  <w:num w:numId="11">
+    <w:abstractNumId w:val="11"/>
+  </w:num>
+  <w:num w:numId="12">
+    <w:abstractNumId w:val="12"/>
+  </w:num>
+  <w:num w:numId="13">
+    <w:abstractNumId w:val="13"/>
+  </w:num>
+  <w:num w:numId="14">
+    <w:abstractNumId w:val="14"/>
+  </w:num>
+  <w:num w:numId="15">
+    <w:abstractNumId w:val="15"/>
   </w:num>
 </w:numbering>
 </file>
@@ -4974,6 +12255,13 @@
     <w:name w:val="Numbering Symbols"/>
     <w:qFormat/>
     <w:rPr/>
+  </w:style>
+  <w:style w:type="character" w:styleId="Bulletsuser">
+    <w:name w:val="Bullets (user)"/>
+    <w:qFormat/>
+    <w:rPr>
+      <w:rFonts w:ascii="OpenSymbol" w:hAnsi="OpenSymbol" w:eastAsia="OpenSymbol" w:cs="OpenSymbol"/>
+    </w:rPr>
   </w:style>
   <w:style w:type="character" w:styleId="Bullets">
     <w:name w:val="Bullets"/>
@@ -5096,6 +12384,29 @@
     </w:pPr>
     <w:rPr/>
   </w:style>
+  <w:style w:type="paragraph" w:styleId="TableContents">
+    <w:name w:val="Table Contents"/>
+    <w:basedOn w:val="Normal"/>
+    <w:qFormat/>
+    <w:pPr>
+      <w:widowControl w:val="false"/>
+      <w:suppressLineNumbers/>
+    </w:pPr>
+    <w:rPr/>
+  </w:style>
+  <w:style w:type="paragraph" w:styleId="TableHeading">
+    <w:name w:val="Table Heading"/>
+    <w:basedOn w:val="TableContents"/>
+    <w:qFormat/>
+    <w:pPr>
+      <w:suppressLineNumbers/>
+      <w:jc w:val="center"/>
+    </w:pPr>
+    <w:rPr>
+      <w:b/>
+      <w:bCs/>
+    </w:rPr>
+  </w:style>
 </w:styles>
 </file>
 
